--- a/Multiple_Regression_Part3/Homework 6 - Multiple Regression Part III.docx
+++ b/Multiple_Regression_Part3/Homework 6 - Multiple Regression Part III.docx
@@ -802,6 +802,14 @@
                 <w:szCs w:val="20"/>
               </w:rPr>
             </w:pPr>
+            <w:r>
+              <w:rPr>
+                <w:rFonts w:ascii="Aptos" w:eastAsia="Times New Roman" w:hAnsi="Aptos"/>
+                <w:sz w:val="20"/>
+                <w:szCs w:val="20"/>
+              </w:rPr>
+              <w:t>540549027</w:t>
+            </w:r>
           </w:p>
         </w:tc>
       </w:tr>
@@ -821,6 +829,98 @@
       <w:pPr>
         <w:shd w:val="clear" w:color="auto" w:fill="FFFFFF"/>
         <w:spacing w:after="0" w:line="240" w:lineRule="auto"/>
+        <w:mirrorIndents/>
+        <w:textAlignment w:val="baseline"/>
+        <w:rPr>
+          <w:rFonts w:ascii="Aptos" w:eastAsia="Times New Roman" w:hAnsi="Aptos" w:cstheme="minorHAnsi"/>
+        </w:rPr>
+      </w:pPr>
+    </w:p>
+    <w:p>
+      <w:pPr>
+        <w:pStyle w:val="ListParagraph"/>
+        <w:shd w:val="clear" w:color="auto" w:fill="FFFFFF"/>
+        <w:spacing w:after="0" w:line="240" w:lineRule="auto"/>
+        <w:ind w:left="360"/>
+        <w:mirrorIndents/>
+        <w:textAlignment w:val="baseline"/>
+        <w:rPr>
+          <w:rFonts w:ascii="Aptos" w:eastAsia="Times New Roman" w:hAnsi="Aptos" w:cstheme="minorHAnsi"/>
+        </w:rPr>
+      </w:pPr>
+      <w:bookmarkStart w:id="2" w:name="_Hlk203136025"/>
+    </w:p>
+    <w:p>
+      <w:pPr>
+        <w:pStyle w:val="ListParagraph"/>
+        <w:shd w:val="clear" w:color="auto" w:fill="FFFFFF"/>
+        <w:spacing w:after="0" w:line="240" w:lineRule="auto"/>
+        <w:ind w:left="360"/>
+        <w:mirrorIndents/>
+        <w:textAlignment w:val="baseline"/>
+        <w:rPr>
+          <w:rFonts w:ascii="Aptos" w:eastAsia="Times New Roman" w:hAnsi="Aptos" w:cstheme="minorHAnsi"/>
+        </w:rPr>
+      </w:pPr>
+    </w:p>
+    <w:p>
+      <w:pPr>
+        <w:pStyle w:val="ListParagraph"/>
+        <w:shd w:val="clear" w:color="auto" w:fill="FFFFFF"/>
+        <w:spacing w:after="0" w:line="240" w:lineRule="auto"/>
+        <w:ind w:left="360"/>
+        <w:mirrorIndents/>
+        <w:textAlignment w:val="baseline"/>
+        <w:rPr>
+          <w:rFonts w:ascii="Aptos" w:eastAsia="Times New Roman" w:hAnsi="Aptos" w:cstheme="minorHAnsi"/>
+        </w:rPr>
+      </w:pPr>
+    </w:p>
+    <w:p>
+      <w:pPr>
+        <w:pStyle w:val="ListParagraph"/>
+        <w:shd w:val="clear" w:color="auto" w:fill="FFFFFF"/>
+        <w:spacing w:after="0" w:line="240" w:lineRule="auto"/>
+        <w:ind w:left="360"/>
+        <w:mirrorIndents/>
+        <w:textAlignment w:val="baseline"/>
+        <w:rPr>
+          <w:rFonts w:ascii="Aptos" w:eastAsia="Times New Roman" w:hAnsi="Aptos" w:cstheme="minorHAnsi"/>
+        </w:rPr>
+      </w:pPr>
+    </w:p>
+    <w:p>
+      <w:pPr>
+        <w:pStyle w:val="ListParagraph"/>
+        <w:shd w:val="clear" w:color="auto" w:fill="FFFFFF"/>
+        <w:spacing w:after="0" w:line="240" w:lineRule="auto"/>
+        <w:ind w:left="360"/>
+        <w:mirrorIndents/>
+        <w:textAlignment w:val="baseline"/>
+        <w:rPr>
+          <w:rFonts w:ascii="Aptos" w:eastAsia="Times New Roman" w:hAnsi="Aptos" w:cstheme="minorHAnsi"/>
+        </w:rPr>
+      </w:pPr>
+    </w:p>
+    <w:p>
+      <w:pPr>
+        <w:pStyle w:val="ListParagraph"/>
+        <w:shd w:val="clear" w:color="auto" w:fill="FFFFFF"/>
+        <w:spacing w:after="0" w:line="240" w:lineRule="auto"/>
+        <w:ind w:left="360"/>
+        <w:mirrorIndents/>
+        <w:textAlignment w:val="baseline"/>
+        <w:rPr>
+          <w:rFonts w:ascii="Aptos" w:eastAsia="Times New Roman" w:hAnsi="Aptos" w:cstheme="minorHAnsi"/>
+        </w:rPr>
+      </w:pPr>
+    </w:p>
+    <w:p>
+      <w:pPr>
+        <w:pStyle w:val="ListParagraph"/>
+        <w:shd w:val="clear" w:color="auto" w:fill="FFFFFF"/>
+        <w:spacing w:after="0" w:line="240" w:lineRule="auto"/>
+        <w:ind w:left="360"/>
         <w:mirrorIndents/>
         <w:textAlignment w:val="baseline"/>
         <w:rPr>
@@ -844,11 +944,11 @@
           <w:rFonts w:ascii="Aptos" w:eastAsia="Times New Roman" w:hAnsi="Aptos" w:cstheme="minorHAnsi"/>
         </w:rPr>
       </w:pPr>
-      <w:bookmarkStart w:id="2" w:name="_Hlk203136025"/>
-      <w:r>
-        <w:rPr>
-          <w:rFonts w:ascii="Aptos" w:eastAsia="Times New Roman" w:hAnsi="Aptos" w:cstheme="minorHAnsi"/>
-        </w:rPr>
+      <w:r>
+        <w:rPr>
+          <w:rFonts w:ascii="Aptos" w:eastAsia="Times New Roman" w:hAnsi="Aptos" w:cstheme="minorHAnsi"/>
+        </w:rPr>
+        <w:lastRenderedPageBreak/>
         <w:t>(</w:t>
       </w:r>
       <w:r>
@@ -892,6 +992,822 @@
         </w:rPr>
       </w:pPr>
     </w:p>
+    <w:p>
+      <w:pPr>
+        <w:autoSpaceDE w:val="0"/>
+        <w:autoSpaceDN w:val="0"/>
+        <w:adjustRightInd w:val="0"/>
+        <w:spacing w:after="0" w:line="240" w:lineRule="auto"/>
+        <w:rPr>
+          <w:rFonts w:ascii="Segoe UI" w:hAnsi="Segoe UI" w:cs="Segoe UI"/>
+          <w:color w:val="000000"/>
+          <w:sz w:val="18"/>
+          <w:szCs w:val="18"/>
+        </w:rPr>
+      </w:pPr>
+    </w:p>
+    <w:tbl>
+      <w:tblPr>
+        <w:tblW w:w="0" w:type="auto"/>
+        <w:tblInd w:w="-40" w:type="dxa"/>
+        <w:tblLayout w:type="fixed"/>
+        <w:tblCellMar>
+          <w:left w:w="40" w:type="dxa"/>
+          <w:right w:w="40" w:type="dxa"/>
+        </w:tblCellMar>
+        <w:tblLook w:val="0000" w:firstRow="0" w:lastRow="0" w:firstColumn="0" w:lastColumn="0" w:noHBand="0" w:noVBand="0"/>
+      </w:tblPr>
+      <w:tblGrid>
+        <w:gridCol w:w="815"/>
+        <w:gridCol w:w="755"/>
+        <w:gridCol w:w="1145"/>
+        <w:gridCol w:w="1355"/>
+        <w:gridCol w:w="965"/>
+      </w:tblGrid>
+      <w:tr>
+        <w:tblPrEx>
+          <w:tblCellMar>
+            <w:top w:w="0" w:type="dxa"/>
+            <w:bottom w:w="0" w:type="dxa"/>
+          </w:tblCellMar>
+        </w:tblPrEx>
+        <w:trPr>
+          <w:trHeight w:val="239"/>
+          <w:tblHeader/>
+        </w:trPr>
+        <w:tc>
+          <w:tcPr>
+            <w:tcW w:w="815" w:type="dxa"/>
+            <w:vMerge w:val="restart"/>
+            <w:tcBorders>
+              <w:top w:val="nil"/>
+              <w:left w:val="nil"/>
+              <w:bottom w:val="nil"/>
+              <w:right w:val="nil"/>
+            </w:tcBorders>
+            <w:shd w:val="clear" w:color="auto" w:fill="D9D9D9"/>
+          </w:tcPr>
+          <w:p>
+            <w:pPr>
+              <w:autoSpaceDE w:val="0"/>
+              <w:autoSpaceDN w:val="0"/>
+              <w:adjustRightInd w:val="0"/>
+              <w:spacing w:after="0" w:line="240" w:lineRule="auto"/>
+              <w:rPr>
+                <w:rFonts w:ascii="Segoe UI" w:hAnsi="Segoe UI" w:cs="Segoe UI"/>
+                <w:b/>
+                <w:bCs/>
+                <w:color w:val="000000"/>
+                <w:sz w:val="18"/>
+                <w:szCs w:val="18"/>
+              </w:rPr>
+            </w:pPr>
+            <w:r>
+              <w:rPr>
+                <w:rFonts w:ascii="Segoe UI" w:hAnsi="Segoe UI" w:cs="Segoe UI"/>
+                <w:b/>
+                <w:bCs/>
+                <w:color w:val="000000"/>
+                <w:sz w:val="18"/>
+                <w:szCs w:val="18"/>
+              </w:rPr>
+              <w:t>Source</w:t>
+            </w:r>
+          </w:p>
+        </w:tc>
+        <w:tc>
+          <w:tcPr>
+            <w:tcW w:w="755" w:type="dxa"/>
+            <w:vMerge w:val="restart"/>
+            <w:tcBorders>
+              <w:top w:val="nil"/>
+              <w:left w:val="nil"/>
+              <w:bottom w:val="nil"/>
+              <w:right w:val="nil"/>
+            </w:tcBorders>
+            <w:shd w:val="clear" w:color="auto" w:fill="D9D9D9"/>
+          </w:tcPr>
+          <w:p>
+            <w:pPr>
+              <w:autoSpaceDE w:val="0"/>
+              <w:autoSpaceDN w:val="0"/>
+              <w:adjustRightInd w:val="0"/>
+              <w:spacing w:after="0" w:line="240" w:lineRule="auto"/>
+              <w:jc w:val="right"/>
+              <w:rPr>
+                <w:rFonts w:ascii="Segoe UI" w:hAnsi="Segoe UI" w:cs="Segoe UI"/>
+                <w:b/>
+                <w:bCs/>
+                <w:color w:val="000000"/>
+                <w:sz w:val="18"/>
+                <w:szCs w:val="18"/>
+              </w:rPr>
+            </w:pPr>
+            <w:r>
+              <w:rPr>
+                <w:rFonts w:ascii="Segoe UI" w:hAnsi="Segoe UI" w:cs="Segoe UI"/>
+                <w:b/>
+                <w:bCs/>
+                <w:color w:val="000000"/>
+                <w:sz w:val="18"/>
+                <w:szCs w:val="18"/>
+              </w:rPr>
+              <w:t>DF</w:t>
+            </w:r>
+          </w:p>
+        </w:tc>
+        <w:tc>
+          <w:tcPr>
+            <w:tcW w:w="1145" w:type="dxa"/>
+            <w:vMerge w:val="restart"/>
+            <w:tcBorders>
+              <w:top w:val="nil"/>
+              <w:left w:val="nil"/>
+              <w:bottom w:val="nil"/>
+              <w:right w:val="nil"/>
+            </w:tcBorders>
+            <w:shd w:val="clear" w:color="auto" w:fill="D9D9D9"/>
+          </w:tcPr>
+          <w:p>
+            <w:pPr>
+              <w:autoSpaceDE w:val="0"/>
+              <w:autoSpaceDN w:val="0"/>
+              <w:adjustRightInd w:val="0"/>
+              <w:spacing w:after="0" w:line="240" w:lineRule="auto"/>
+              <w:jc w:val="right"/>
+              <w:rPr>
+                <w:rFonts w:ascii="Segoe UI" w:hAnsi="Segoe UI" w:cs="Segoe UI"/>
+                <w:b/>
+                <w:bCs/>
+                <w:color w:val="000000"/>
+                <w:sz w:val="18"/>
+                <w:szCs w:val="18"/>
+              </w:rPr>
+            </w:pPr>
+            <w:r>
+              <w:rPr>
+                <w:rFonts w:ascii="Segoe UI" w:hAnsi="Segoe UI" w:cs="Segoe UI"/>
+                <w:b/>
+                <w:bCs/>
+                <w:color w:val="000000"/>
+                <w:sz w:val="18"/>
+                <w:szCs w:val="18"/>
+              </w:rPr>
+              <w:t>Sum of Squares</w:t>
+            </w:r>
+          </w:p>
+        </w:tc>
+        <w:tc>
+          <w:tcPr>
+            <w:tcW w:w="1355" w:type="dxa"/>
+            <w:vMerge w:val="restart"/>
+            <w:tcBorders>
+              <w:top w:val="nil"/>
+              <w:left w:val="nil"/>
+              <w:bottom w:val="nil"/>
+              <w:right w:val="nil"/>
+            </w:tcBorders>
+            <w:shd w:val="clear" w:color="auto" w:fill="D9D9D9"/>
+          </w:tcPr>
+          <w:p>
+            <w:pPr>
+              <w:autoSpaceDE w:val="0"/>
+              <w:autoSpaceDN w:val="0"/>
+              <w:adjustRightInd w:val="0"/>
+              <w:spacing w:after="0" w:line="240" w:lineRule="auto"/>
+              <w:jc w:val="right"/>
+              <w:rPr>
+                <w:rFonts w:ascii="Segoe UI" w:hAnsi="Segoe UI" w:cs="Segoe UI"/>
+                <w:b/>
+                <w:bCs/>
+                <w:color w:val="000000"/>
+                <w:sz w:val="18"/>
+                <w:szCs w:val="18"/>
+              </w:rPr>
+            </w:pPr>
+            <w:r>
+              <w:rPr>
+                <w:rFonts w:ascii="Segoe UI" w:hAnsi="Segoe UI" w:cs="Segoe UI"/>
+                <w:b/>
+                <w:bCs/>
+                <w:color w:val="000000"/>
+                <w:sz w:val="18"/>
+                <w:szCs w:val="18"/>
+              </w:rPr>
+              <w:t>Mean Square</w:t>
+            </w:r>
+          </w:p>
+        </w:tc>
+        <w:tc>
+          <w:tcPr>
+            <w:tcW w:w="965" w:type="dxa"/>
+            <w:vMerge w:val="restart"/>
+            <w:tcBorders>
+              <w:top w:val="nil"/>
+              <w:left w:val="nil"/>
+              <w:bottom w:val="nil"/>
+              <w:right w:val="nil"/>
+            </w:tcBorders>
+            <w:shd w:val="clear" w:color="auto" w:fill="D9D9D9"/>
+          </w:tcPr>
+          <w:p>
+            <w:pPr>
+              <w:autoSpaceDE w:val="0"/>
+              <w:autoSpaceDN w:val="0"/>
+              <w:adjustRightInd w:val="0"/>
+              <w:spacing w:after="0" w:line="240" w:lineRule="auto"/>
+              <w:jc w:val="right"/>
+              <w:rPr>
+                <w:rFonts w:ascii="Segoe UI" w:hAnsi="Segoe UI" w:cs="Segoe UI"/>
+                <w:b/>
+                <w:bCs/>
+                <w:color w:val="000000"/>
+                <w:sz w:val="18"/>
+                <w:szCs w:val="18"/>
+              </w:rPr>
+            </w:pPr>
+            <w:r>
+              <w:rPr>
+                <w:rFonts w:ascii="Segoe UI" w:hAnsi="Segoe UI" w:cs="Segoe UI"/>
+                <w:b/>
+                <w:bCs/>
+                <w:color w:val="000000"/>
+                <w:sz w:val="18"/>
+                <w:szCs w:val="18"/>
+              </w:rPr>
+              <w:t>F Ratio</w:t>
+            </w:r>
+          </w:p>
+        </w:tc>
+      </w:tr>
+      <w:tr>
+        <w:tblPrEx>
+          <w:tblCellMar>
+            <w:top w:w="0" w:type="dxa"/>
+            <w:bottom w:w="0" w:type="dxa"/>
+          </w:tblCellMar>
+        </w:tblPrEx>
+        <w:trPr>
+          <w:trHeight w:val="239"/>
+        </w:trPr>
+        <w:tc>
+          <w:tcPr>
+            <w:tcW w:w="815" w:type="dxa"/>
+            <w:vMerge w:val="restart"/>
+            <w:tcBorders>
+              <w:top w:val="nil"/>
+              <w:left w:val="nil"/>
+              <w:bottom w:val="nil"/>
+              <w:right w:val="nil"/>
+            </w:tcBorders>
+          </w:tcPr>
+          <w:p>
+            <w:pPr>
+              <w:autoSpaceDE w:val="0"/>
+              <w:autoSpaceDN w:val="0"/>
+              <w:adjustRightInd w:val="0"/>
+              <w:spacing w:after="0" w:line="240" w:lineRule="auto"/>
+              <w:rPr>
+                <w:rFonts w:ascii="Segoe UI" w:hAnsi="Segoe UI" w:cs="Segoe UI"/>
+                <w:color w:val="000000"/>
+                <w:sz w:val="18"/>
+                <w:szCs w:val="18"/>
+              </w:rPr>
+            </w:pPr>
+            <w:r>
+              <w:rPr>
+                <w:rFonts w:ascii="Segoe UI" w:hAnsi="Segoe UI" w:cs="Segoe UI"/>
+                <w:color w:val="000000"/>
+                <w:sz w:val="18"/>
+                <w:szCs w:val="18"/>
+              </w:rPr>
+              <w:t>Model</w:t>
+            </w:r>
+          </w:p>
+        </w:tc>
+        <w:tc>
+          <w:tcPr>
+            <w:tcW w:w="755" w:type="dxa"/>
+            <w:vMerge w:val="restart"/>
+            <w:tcBorders>
+              <w:top w:val="nil"/>
+              <w:left w:val="nil"/>
+              <w:bottom w:val="nil"/>
+              <w:right w:val="nil"/>
+            </w:tcBorders>
+          </w:tcPr>
+          <w:p>
+            <w:pPr>
+              <w:autoSpaceDE w:val="0"/>
+              <w:autoSpaceDN w:val="0"/>
+              <w:adjustRightInd w:val="0"/>
+              <w:spacing w:after="0" w:line="240" w:lineRule="auto"/>
+              <w:jc w:val="right"/>
+              <w:rPr>
+                <w:rFonts w:ascii="Segoe UI" w:hAnsi="Segoe UI" w:cs="Segoe UI"/>
+                <w:color w:val="000000"/>
+                <w:sz w:val="18"/>
+                <w:szCs w:val="18"/>
+              </w:rPr>
+            </w:pPr>
+            <w:r>
+              <w:rPr>
+                <w:rFonts w:ascii="Segoe UI" w:hAnsi="Segoe UI" w:cs="Segoe UI"/>
+                <w:color w:val="000000"/>
+                <w:sz w:val="18"/>
+                <w:szCs w:val="18"/>
+              </w:rPr>
+              <w:t>4</w:t>
+            </w:r>
+          </w:p>
+        </w:tc>
+        <w:tc>
+          <w:tcPr>
+            <w:tcW w:w="1145" w:type="dxa"/>
+            <w:vMerge w:val="restart"/>
+            <w:tcBorders>
+              <w:top w:val="nil"/>
+              <w:left w:val="nil"/>
+              <w:bottom w:val="nil"/>
+              <w:right w:val="nil"/>
+            </w:tcBorders>
+          </w:tcPr>
+          <w:p>
+            <w:pPr>
+              <w:autoSpaceDE w:val="0"/>
+              <w:autoSpaceDN w:val="0"/>
+              <w:adjustRightInd w:val="0"/>
+              <w:spacing w:after="0" w:line="240" w:lineRule="auto"/>
+              <w:jc w:val="right"/>
+              <w:rPr>
+                <w:rFonts w:ascii="Segoe UI" w:hAnsi="Segoe UI" w:cs="Segoe UI"/>
+                <w:color w:val="000000"/>
+                <w:sz w:val="18"/>
+                <w:szCs w:val="18"/>
+              </w:rPr>
+            </w:pPr>
+            <w:r>
+              <w:rPr>
+                <w:rFonts w:ascii="Segoe UI" w:hAnsi="Segoe UI" w:cs="Segoe UI"/>
+                <w:color w:val="000000"/>
+                <w:sz w:val="18"/>
+                <w:szCs w:val="18"/>
+              </w:rPr>
+              <w:t>8.1461e+14</w:t>
+            </w:r>
+          </w:p>
+        </w:tc>
+        <w:tc>
+          <w:tcPr>
+            <w:tcW w:w="1355" w:type="dxa"/>
+            <w:vMerge w:val="restart"/>
+            <w:tcBorders>
+              <w:top w:val="nil"/>
+              <w:left w:val="nil"/>
+              <w:bottom w:val="nil"/>
+              <w:right w:val="nil"/>
+            </w:tcBorders>
+          </w:tcPr>
+          <w:p>
+            <w:pPr>
+              <w:autoSpaceDE w:val="0"/>
+              <w:autoSpaceDN w:val="0"/>
+              <w:adjustRightInd w:val="0"/>
+              <w:spacing w:after="0" w:line="240" w:lineRule="auto"/>
+              <w:jc w:val="right"/>
+              <w:rPr>
+                <w:rFonts w:ascii="Segoe UI" w:hAnsi="Segoe UI" w:cs="Segoe UI"/>
+                <w:color w:val="000000"/>
+                <w:sz w:val="18"/>
+                <w:szCs w:val="18"/>
+              </w:rPr>
+            </w:pPr>
+            <w:r>
+              <w:rPr>
+                <w:rFonts w:ascii="Segoe UI" w:hAnsi="Segoe UI" w:cs="Segoe UI"/>
+                <w:color w:val="000000"/>
+                <w:sz w:val="18"/>
+                <w:szCs w:val="18"/>
+              </w:rPr>
+              <w:t>2.037e+14</w:t>
+            </w:r>
+          </w:p>
+        </w:tc>
+        <w:tc>
+          <w:tcPr>
+            <w:tcW w:w="965" w:type="dxa"/>
+            <w:vMerge w:val="restart"/>
+            <w:tcBorders>
+              <w:top w:val="nil"/>
+              <w:left w:val="nil"/>
+              <w:bottom w:val="nil"/>
+              <w:right w:val="nil"/>
+            </w:tcBorders>
+          </w:tcPr>
+          <w:p>
+            <w:pPr>
+              <w:autoSpaceDE w:val="0"/>
+              <w:autoSpaceDN w:val="0"/>
+              <w:adjustRightInd w:val="0"/>
+              <w:spacing w:after="0" w:line="240" w:lineRule="auto"/>
+              <w:jc w:val="right"/>
+              <w:rPr>
+                <w:rFonts w:ascii="Segoe UI" w:hAnsi="Segoe UI" w:cs="Segoe UI"/>
+                <w:color w:val="000000"/>
+                <w:sz w:val="18"/>
+                <w:szCs w:val="18"/>
+              </w:rPr>
+            </w:pPr>
+            <w:r>
+              <w:rPr>
+                <w:rFonts w:ascii="Segoe UI" w:hAnsi="Segoe UI" w:cs="Segoe UI"/>
+                <w:color w:val="000000"/>
+                <w:sz w:val="18"/>
+                <w:szCs w:val="18"/>
+              </w:rPr>
+              <w:t>2097.193</w:t>
+            </w:r>
+          </w:p>
+        </w:tc>
+      </w:tr>
+      <w:tr>
+        <w:tblPrEx>
+          <w:tblCellMar>
+            <w:top w:w="0" w:type="dxa"/>
+            <w:bottom w:w="0" w:type="dxa"/>
+          </w:tblCellMar>
+        </w:tblPrEx>
+        <w:trPr>
+          <w:trHeight w:val="239"/>
+        </w:trPr>
+        <w:tc>
+          <w:tcPr>
+            <w:tcW w:w="815" w:type="dxa"/>
+            <w:vMerge w:val="restart"/>
+            <w:tcBorders>
+              <w:top w:val="nil"/>
+              <w:left w:val="nil"/>
+              <w:bottom w:val="nil"/>
+              <w:right w:val="nil"/>
+            </w:tcBorders>
+          </w:tcPr>
+          <w:p>
+            <w:pPr>
+              <w:autoSpaceDE w:val="0"/>
+              <w:autoSpaceDN w:val="0"/>
+              <w:adjustRightInd w:val="0"/>
+              <w:spacing w:after="0" w:line="240" w:lineRule="auto"/>
+              <w:rPr>
+                <w:rFonts w:ascii="Segoe UI" w:hAnsi="Segoe UI" w:cs="Segoe UI"/>
+                <w:color w:val="000000"/>
+                <w:sz w:val="18"/>
+                <w:szCs w:val="18"/>
+              </w:rPr>
+            </w:pPr>
+            <w:r>
+              <w:rPr>
+                <w:rFonts w:ascii="Segoe UI" w:hAnsi="Segoe UI" w:cs="Segoe UI"/>
+                <w:color w:val="000000"/>
+                <w:sz w:val="18"/>
+                <w:szCs w:val="18"/>
+              </w:rPr>
+              <w:t>Error</w:t>
+            </w:r>
+          </w:p>
+        </w:tc>
+        <w:tc>
+          <w:tcPr>
+            <w:tcW w:w="755" w:type="dxa"/>
+            <w:vMerge w:val="restart"/>
+            <w:tcBorders>
+              <w:top w:val="nil"/>
+              <w:left w:val="nil"/>
+              <w:bottom w:val="nil"/>
+              <w:right w:val="nil"/>
+            </w:tcBorders>
+          </w:tcPr>
+          <w:p>
+            <w:pPr>
+              <w:autoSpaceDE w:val="0"/>
+              <w:autoSpaceDN w:val="0"/>
+              <w:adjustRightInd w:val="0"/>
+              <w:spacing w:after="0" w:line="240" w:lineRule="auto"/>
+              <w:jc w:val="right"/>
+              <w:rPr>
+                <w:rFonts w:ascii="Segoe UI" w:hAnsi="Segoe UI" w:cs="Segoe UI"/>
+                <w:color w:val="000000"/>
+                <w:sz w:val="18"/>
+                <w:szCs w:val="18"/>
+              </w:rPr>
+            </w:pPr>
+            <w:r>
+              <w:rPr>
+                <w:rFonts w:ascii="Segoe UI" w:hAnsi="Segoe UI" w:cs="Segoe UI"/>
+                <w:color w:val="000000"/>
+                <w:sz w:val="18"/>
+                <w:szCs w:val="18"/>
+              </w:rPr>
+              <w:t>21608</w:t>
+            </w:r>
+          </w:p>
+        </w:tc>
+        <w:tc>
+          <w:tcPr>
+            <w:tcW w:w="1145" w:type="dxa"/>
+            <w:vMerge w:val="restart"/>
+            <w:tcBorders>
+              <w:top w:val="nil"/>
+              <w:left w:val="nil"/>
+              <w:bottom w:val="nil"/>
+              <w:right w:val="nil"/>
+            </w:tcBorders>
+          </w:tcPr>
+          <w:p>
+            <w:pPr>
+              <w:autoSpaceDE w:val="0"/>
+              <w:autoSpaceDN w:val="0"/>
+              <w:adjustRightInd w:val="0"/>
+              <w:spacing w:after="0" w:line="240" w:lineRule="auto"/>
+              <w:jc w:val="right"/>
+              <w:rPr>
+                <w:rFonts w:ascii="Segoe UI" w:hAnsi="Segoe UI" w:cs="Segoe UI"/>
+                <w:color w:val="000000"/>
+                <w:sz w:val="18"/>
+                <w:szCs w:val="18"/>
+              </w:rPr>
+            </w:pPr>
+            <w:r>
+              <w:rPr>
+                <w:rFonts w:ascii="Segoe UI" w:hAnsi="Segoe UI" w:cs="Segoe UI"/>
+                <w:color w:val="000000"/>
+                <w:sz w:val="18"/>
+                <w:szCs w:val="18"/>
+              </w:rPr>
+              <w:t>2.0983e+15</w:t>
+            </w:r>
+          </w:p>
+        </w:tc>
+        <w:tc>
+          <w:tcPr>
+            <w:tcW w:w="1355" w:type="dxa"/>
+            <w:vMerge w:val="restart"/>
+            <w:tcBorders>
+              <w:top w:val="nil"/>
+              <w:left w:val="nil"/>
+              <w:bottom w:val="nil"/>
+              <w:right w:val="nil"/>
+            </w:tcBorders>
+          </w:tcPr>
+          <w:p>
+            <w:pPr>
+              <w:autoSpaceDE w:val="0"/>
+              <w:autoSpaceDN w:val="0"/>
+              <w:adjustRightInd w:val="0"/>
+              <w:spacing w:after="0" w:line="240" w:lineRule="auto"/>
+              <w:jc w:val="right"/>
+              <w:rPr>
+                <w:rFonts w:ascii="Segoe UI" w:hAnsi="Segoe UI" w:cs="Segoe UI"/>
+                <w:color w:val="000000"/>
+                <w:sz w:val="18"/>
+                <w:szCs w:val="18"/>
+              </w:rPr>
+            </w:pPr>
+            <w:r>
+              <w:rPr>
+                <w:rFonts w:ascii="Segoe UI" w:hAnsi="Segoe UI" w:cs="Segoe UI"/>
+                <w:color w:val="000000"/>
+                <w:sz w:val="18"/>
+                <w:szCs w:val="18"/>
+              </w:rPr>
+              <w:t>9.711e+10</w:t>
+            </w:r>
+          </w:p>
+        </w:tc>
+        <w:tc>
+          <w:tcPr>
+            <w:tcW w:w="965" w:type="dxa"/>
+            <w:vMerge w:val="restart"/>
+            <w:tcBorders>
+              <w:top w:val="nil"/>
+              <w:left w:val="nil"/>
+              <w:bottom w:val="nil"/>
+              <w:right w:val="nil"/>
+            </w:tcBorders>
+            <w:shd w:val="clear" w:color="auto" w:fill="D9D9D9"/>
+          </w:tcPr>
+          <w:p>
+            <w:pPr>
+              <w:autoSpaceDE w:val="0"/>
+              <w:autoSpaceDN w:val="0"/>
+              <w:adjustRightInd w:val="0"/>
+              <w:spacing w:after="0" w:line="240" w:lineRule="auto"/>
+              <w:jc w:val="right"/>
+              <w:rPr>
+                <w:rFonts w:ascii="Segoe UI" w:hAnsi="Segoe UI" w:cs="Segoe UI"/>
+                <w:b/>
+                <w:bCs/>
+                <w:color w:val="000000"/>
+                <w:sz w:val="18"/>
+                <w:szCs w:val="18"/>
+              </w:rPr>
+            </w:pPr>
+            <w:r>
+              <w:rPr>
+                <w:rFonts w:ascii="Segoe UI" w:hAnsi="Segoe UI" w:cs="Segoe UI"/>
+                <w:b/>
+                <w:bCs/>
+                <w:color w:val="000000"/>
+                <w:sz w:val="18"/>
+                <w:szCs w:val="18"/>
+              </w:rPr>
+              <w:t>Prob &gt; F</w:t>
+            </w:r>
+          </w:p>
+        </w:tc>
+      </w:tr>
+      <w:tr>
+        <w:tblPrEx>
+          <w:tblCellMar>
+            <w:top w:w="0" w:type="dxa"/>
+            <w:bottom w:w="0" w:type="dxa"/>
+          </w:tblCellMar>
+        </w:tblPrEx>
+        <w:trPr>
+          <w:trHeight w:val="239"/>
+        </w:trPr>
+        <w:tc>
+          <w:tcPr>
+            <w:tcW w:w="815" w:type="dxa"/>
+            <w:vMerge w:val="restart"/>
+            <w:tcBorders>
+              <w:top w:val="nil"/>
+              <w:left w:val="nil"/>
+              <w:bottom w:val="nil"/>
+              <w:right w:val="nil"/>
+            </w:tcBorders>
+          </w:tcPr>
+          <w:p>
+            <w:pPr>
+              <w:autoSpaceDE w:val="0"/>
+              <w:autoSpaceDN w:val="0"/>
+              <w:adjustRightInd w:val="0"/>
+              <w:spacing w:after="0" w:line="240" w:lineRule="auto"/>
+              <w:rPr>
+                <w:rFonts w:ascii="Segoe UI" w:hAnsi="Segoe UI" w:cs="Segoe UI"/>
+                <w:color w:val="000000"/>
+                <w:sz w:val="18"/>
+                <w:szCs w:val="18"/>
+              </w:rPr>
+            </w:pPr>
+            <w:r>
+              <w:rPr>
+                <w:rFonts w:ascii="Segoe UI" w:hAnsi="Segoe UI" w:cs="Segoe UI"/>
+                <w:color w:val="000000"/>
+                <w:sz w:val="18"/>
+                <w:szCs w:val="18"/>
+              </w:rPr>
+              <w:t>C. Total</w:t>
+            </w:r>
+          </w:p>
+        </w:tc>
+        <w:tc>
+          <w:tcPr>
+            <w:tcW w:w="755" w:type="dxa"/>
+            <w:vMerge w:val="restart"/>
+            <w:tcBorders>
+              <w:top w:val="nil"/>
+              <w:left w:val="nil"/>
+              <w:bottom w:val="nil"/>
+              <w:right w:val="nil"/>
+            </w:tcBorders>
+          </w:tcPr>
+          <w:p>
+            <w:pPr>
+              <w:autoSpaceDE w:val="0"/>
+              <w:autoSpaceDN w:val="0"/>
+              <w:adjustRightInd w:val="0"/>
+              <w:spacing w:after="0" w:line="240" w:lineRule="auto"/>
+              <w:jc w:val="right"/>
+              <w:rPr>
+                <w:rFonts w:ascii="Segoe UI" w:hAnsi="Segoe UI" w:cs="Segoe UI"/>
+                <w:color w:val="000000"/>
+                <w:sz w:val="18"/>
+                <w:szCs w:val="18"/>
+              </w:rPr>
+            </w:pPr>
+            <w:r>
+              <w:rPr>
+                <w:rFonts w:ascii="Segoe UI" w:hAnsi="Segoe UI" w:cs="Segoe UI"/>
+                <w:color w:val="000000"/>
+                <w:sz w:val="18"/>
+                <w:szCs w:val="18"/>
+              </w:rPr>
+              <w:t>21612</w:t>
+            </w:r>
+          </w:p>
+        </w:tc>
+        <w:tc>
+          <w:tcPr>
+            <w:tcW w:w="1145" w:type="dxa"/>
+            <w:vMerge w:val="restart"/>
+            <w:tcBorders>
+              <w:top w:val="nil"/>
+              <w:left w:val="nil"/>
+              <w:bottom w:val="nil"/>
+              <w:right w:val="nil"/>
+            </w:tcBorders>
+          </w:tcPr>
+          <w:p>
+            <w:pPr>
+              <w:autoSpaceDE w:val="0"/>
+              <w:autoSpaceDN w:val="0"/>
+              <w:adjustRightInd w:val="0"/>
+              <w:spacing w:after="0" w:line="240" w:lineRule="auto"/>
+              <w:jc w:val="right"/>
+              <w:rPr>
+                <w:rFonts w:ascii="Segoe UI" w:hAnsi="Segoe UI" w:cs="Segoe UI"/>
+                <w:color w:val="000000"/>
+                <w:sz w:val="18"/>
+                <w:szCs w:val="18"/>
+              </w:rPr>
+            </w:pPr>
+            <w:r>
+              <w:rPr>
+                <w:rFonts w:ascii="Segoe UI" w:hAnsi="Segoe UI" w:cs="Segoe UI"/>
+                <w:color w:val="000000"/>
+                <w:sz w:val="18"/>
+                <w:szCs w:val="18"/>
+              </w:rPr>
+              <w:t>2.9129e+15</w:t>
+            </w:r>
+          </w:p>
+        </w:tc>
+        <w:tc>
+          <w:tcPr>
+            <w:tcW w:w="1355" w:type="dxa"/>
+            <w:vMerge w:val="restart"/>
+            <w:tcBorders>
+              <w:top w:val="nil"/>
+              <w:left w:val="nil"/>
+              <w:bottom w:val="nil"/>
+              <w:right w:val="nil"/>
+            </w:tcBorders>
+          </w:tcPr>
+          <w:p>
+            <w:pPr>
+              <w:autoSpaceDE w:val="0"/>
+              <w:autoSpaceDN w:val="0"/>
+              <w:adjustRightInd w:val="0"/>
+              <w:spacing w:after="0" w:line="240" w:lineRule="auto"/>
+              <w:jc w:val="right"/>
+              <w:rPr>
+                <w:rFonts w:ascii="Segoe UI" w:hAnsi="Segoe UI" w:cs="Segoe UI"/>
+                <w:color w:val="000000"/>
+                <w:sz w:val="18"/>
+                <w:szCs w:val="18"/>
+              </w:rPr>
+            </w:pPr>
+          </w:p>
+        </w:tc>
+        <w:tc>
+          <w:tcPr>
+            <w:tcW w:w="965" w:type="dxa"/>
+            <w:vMerge w:val="restart"/>
+            <w:tcBorders>
+              <w:top w:val="nil"/>
+              <w:left w:val="nil"/>
+              <w:bottom w:val="nil"/>
+              <w:right w:val="nil"/>
+            </w:tcBorders>
+            <w:shd w:val="clear" w:color="auto" w:fill="141414"/>
+          </w:tcPr>
+          <w:p>
+            <w:pPr>
+              <w:autoSpaceDE w:val="0"/>
+              <w:autoSpaceDN w:val="0"/>
+              <w:adjustRightInd w:val="0"/>
+              <w:spacing w:after="0" w:line="240" w:lineRule="auto"/>
+              <w:jc w:val="right"/>
+              <w:rPr>
+                <w:rFonts w:ascii="Segoe UI" w:hAnsi="Segoe UI" w:cs="Segoe UI"/>
+                <w:color w:val="000000"/>
+                <w:sz w:val="18"/>
+                <w:szCs w:val="18"/>
+              </w:rPr>
+            </w:pPr>
+            <w:r>
+              <w:rPr>
+                <w:rFonts w:ascii="Segoe UI" w:hAnsi="Segoe UI" w:cs="Segoe UI"/>
+                <w:color w:val="F03246"/>
+                <w:sz w:val="18"/>
+                <w:szCs w:val="18"/>
+              </w:rPr>
+              <w:t>&lt;.0001*</w:t>
+            </w:r>
+          </w:p>
+        </w:tc>
+      </w:tr>
+    </w:tbl>
     <w:p>
       <w:pPr>
         <w:pStyle w:val="ListParagraph"/>
@@ -994,6 +1910,822 @@
     </w:p>
     <w:p>
       <w:pPr>
+        <w:autoSpaceDE w:val="0"/>
+        <w:autoSpaceDN w:val="0"/>
+        <w:adjustRightInd w:val="0"/>
+        <w:spacing w:after="0" w:line="240" w:lineRule="auto"/>
+        <w:rPr>
+          <w:rFonts w:ascii="Segoe UI" w:hAnsi="Segoe UI" w:cs="Segoe UI"/>
+          <w:color w:val="000000"/>
+          <w:sz w:val="18"/>
+          <w:szCs w:val="18"/>
+        </w:rPr>
+      </w:pPr>
+    </w:p>
+    <w:tbl>
+      <w:tblPr>
+        <w:tblW w:w="0" w:type="auto"/>
+        <w:tblInd w:w="-40" w:type="dxa"/>
+        <w:tblLayout w:type="fixed"/>
+        <w:tblCellMar>
+          <w:left w:w="40" w:type="dxa"/>
+          <w:right w:w="40" w:type="dxa"/>
+        </w:tblCellMar>
+        <w:tblLook w:val="0000" w:firstRow="0" w:lastRow="0" w:firstColumn="0" w:lastColumn="0" w:noHBand="0" w:noVBand="0"/>
+      </w:tblPr>
+      <w:tblGrid>
+        <w:gridCol w:w="815"/>
+        <w:gridCol w:w="755"/>
+        <w:gridCol w:w="1145"/>
+        <w:gridCol w:w="1355"/>
+        <w:gridCol w:w="965"/>
+      </w:tblGrid>
+      <w:tr>
+        <w:tblPrEx>
+          <w:tblCellMar>
+            <w:top w:w="0" w:type="dxa"/>
+            <w:bottom w:w="0" w:type="dxa"/>
+          </w:tblCellMar>
+        </w:tblPrEx>
+        <w:trPr>
+          <w:trHeight w:val="239"/>
+          <w:tblHeader/>
+        </w:trPr>
+        <w:tc>
+          <w:tcPr>
+            <w:tcW w:w="815" w:type="dxa"/>
+            <w:vMerge w:val="restart"/>
+            <w:tcBorders>
+              <w:top w:val="nil"/>
+              <w:left w:val="nil"/>
+              <w:bottom w:val="nil"/>
+              <w:right w:val="nil"/>
+            </w:tcBorders>
+            <w:shd w:val="clear" w:color="auto" w:fill="D9D9D9"/>
+          </w:tcPr>
+          <w:p>
+            <w:pPr>
+              <w:autoSpaceDE w:val="0"/>
+              <w:autoSpaceDN w:val="0"/>
+              <w:adjustRightInd w:val="0"/>
+              <w:spacing w:after="0" w:line="240" w:lineRule="auto"/>
+              <w:rPr>
+                <w:rFonts w:ascii="Segoe UI" w:hAnsi="Segoe UI" w:cs="Segoe UI"/>
+                <w:b/>
+                <w:bCs/>
+                <w:color w:val="000000"/>
+                <w:sz w:val="18"/>
+                <w:szCs w:val="18"/>
+              </w:rPr>
+            </w:pPr>
+            <w:r>
+              <w:rPr>
+                <w:rFonts w:ascii="Segoe UI" w:hAnsi="Segoe UI" w:cs="Segoe UI"/>
+                <w:b/>
+                <w:bCs/>
+                <w:color w:val="000000"/>
+                <w:sz w:val="18"/>
+                <w:szCs w:val="18"/>
+              </w:rPr>
+              <w:t>Source</w:t>
+            </w:r>
+          </w:p>
+        </w:tc>
+        <w:tc>
+          <w:tcPr>
+            <w:tcW w:w="755" w:type="dxa"/>
+            <w:vMerge w:val="restart"/>
+            <w:tcBorders>
+              <w:top w:val="nil"/>
+              <w:left w:val="nil"/>
+              <w:bottom w:val="nil"/>
+              <w:right w:val="nil"/>
+            </w:tcBorders>
+            <w:shd w:val="clear" w:color="auto" w:fill="D9D9D9"/>
+          </w:tcPr>
+          <w:p>
+            <w:pPr>
+              <w:autoSpaceDE w:val="0"/>
+              <w:autoSpaceDN w:val="0"/>
+              <w:adjustRightInd w:val="0"/>
+              <w:spacing w:after="0" w:line="240" w:lineRule="auto"/>
+              <w:jc w:val="right"/>
+              <w:rPr>
+                <w:rFonts w:ascii="Segoe UI" w:hAnsi="Segoe UI" w:cs="Segoe UI"/>
+                <w:b/>
+                <w:bCs/>
+                <w:color w:val="000000"/>
+                <w:sz w:val="18"/>
+                <w:szCs w:val="18"/>
+              </w:rPr>
+            </w:pPr>
+            <w:r>
+              <w:rPr>
+                <w:rFonts w:ascii="Segoe UI" w:hAnsi="Segoe UI" w:cs="Segoe UI"/>
+                <w:b/>
+                <w:bCs/>
+                <w:color w:val="000000"/>
+                <w:sz w:val="18"/>
+                <w:szCs w:val="18"/>
+              </w:rPr>
+              <w:t>DF</w:t>
+            </w:r>
+          </w:p>
+        </w:tc>
+        <w:tc>
+          <w:tcPr>
+            <w:tcW w:w="1145" w:type="dxa"/>
+            <w:vMerge w:val="restart"/>
+            <w:tcBorders>
+              <w:top w:val="nil"/>
+              <w:left w:val="nil"/>
+              <w:bottom w:val="nil"/>
+              <w:right w:val="nil"/>
+            </w:tcBorders>
+            <w:shd w:val="clear" w:color="auto" w:fill="D9D9D9"/>
+          </w:tcPr>
+          <w:p>
+            <w:pPr>
+              <w:autoSpaceDE w:val="0"/>
+              <w:autoSpaceDN w:val="0"/>
+              <w:adjustRightInd w:val="0"/>
+              <w:spacing w:after="0" w:line="240" w:lineRule="auto"/>
+              <w:jc w:val="right"/>
+              <w:rPr>
+                <w:rFonts w:ascii="Segoe UI" w:hAnsi="Segoe UI" w:cs="Segoe UI"/>
+                <w:b/>
+                <w:bCs/>
+                <w:color w:val="000000"/>
+                <w:sz w:val="18"/>
+                <w:szCs w:val="18"/>
+              </w:rPr>
+            </w:pPr>
+            <w:r>
+              <w:rPr>
+                <w:rFonts w:ascii="Segoe UI" w:hAnsi="Segoe UI" w:cs="Segoe UI"/>
+                <w:b/>
+                <w:bCs/>
+                <w:color w:val="000000"/>
+                <w:sz w:val="18"/>
+                <w:szCs w:val="18"/>
+              </w:rPr>
+              <w:t>Sum of Squares</w:t>
+            </w:r>
+          </w:p>
+        </w:tc>
+        <w:tc>
+          <w:tcPr>
+            <w:tcW w:w="1355" w:type="dxa"/>
+            <w:vMerge w:val="restart"/>
+            <w:tcBorders>
+              <w:top w:val="nil"/>
+              <w:left w:val="nil"/>
+              <w:bottom w:val="nil"/>
+              <w:right w:val="nil"/>
+            </w:tcBorders>
+            <w:shd w:val="clear" w:color="auto" w:fill="D9D9D9"/>
+          </w:tcPr>
+          <w:p>
+            <w:pPr>
+              <w:autoSpaceDE w:val="0"/>
+              <w:autoSpaceDN w:val="0"/>
+              <w:adjustRightInd w:val="0"/>
+              <w:spacing w:after="0" w:line="240" w:lineRule="auto"/>
+              <w:jc w:val="right"/>
+              <w:rPr>
+                <w:rFonts w:ascii="Segoe UI" w:hAnsi="Segoe UI" w:cs="Segoe UI"/>
+                <w:b/>
+                <w:bCs/>
+                <w:color w:val="000000"/>
+                <w:sz w:val="18"/>
+                <w:szCs w:val="18"/>
+              </w:rPr>
+            </w:pPr>
+            <w:r>
+              <w:rPr>
+                <w:rFonts w:ascii="Segoe UI" w:hAnsi="Segoe UI" w:cs="Segoe UI"/>
+                <w:b/>
+                <w:bCs/>
+                <w:color w:val="000000"/>
+                <w:sz w:val="18"/>
+                <w:szCs w:val="18"/>
+              </w:rPr>
+              <w:t>Mean Square</w:t>
+            </w:r>
+          </w:p>
+        </w:tc>
+        <w:tc>
+          <w:tcPr>
+            <w:tcW w:w="965" w:type="dxa"/>
+            <w:vMerge w:val="restart"/>
+            <w:tcBorders>
+              <w:top w:val="nil"/>
+              <w:left w:val="nil"/>
+              <w:bottom w:val="nil"/>
+              <w:right w:val="nil"/>
+            </w:tcBorders>
+            <w:shd w:val="clear" w:color="auto" w:fill="D9D9D9"/>
+          </w:tcPr>
+          <w:p>
+            <w:pPr>
+              <w:autoSpaceDE w:val="0"/>
+              <w:autoSpaceDN w:val="0"/>
+              <w:adjustRightInd w:val="0"/>
+              <w:spacing w:after="0" w:line="240" w:lineRule="auto"/>
+              <w:jc w:val="right"/>
+              <w:rPr>
+                <w:rFonts w:ascii="Segoe UI" w:hAnsi="Segoe UI" w:cs="Segoe UI"/>
+                <w:b/>
+                <w:bCs/>
+                <w:color w:val="000000"/>
+                <w:sz w:val="18"/>
+                <w:szCs w:val="18"/>
+              </w:rPr>
+            </w:pPr>
+            <w:r>
+              <w:rPr>
+                <w:rFonts w:ascii="Segoe UI" w:hAnsi="Segoe UI" w:cs="Segoe UI"/>
+                <w:b/>
+                <w:bCs/>
+                <w:color w:val="000000"/>
+                <w:sz w:val="18"/>
+                <w:szCs w:val="18"/>
+              </w:rPr>
+              <w:t>F Ratio</w:t>
+            </w:r>
+          </w:p>
+        </w:tc>
+      </w:tr>
+      <w:tr>
+        <w:tblPrEx>
+          <w:tblCellMar>
+            <w:top w:w="0" w:type="dxa"/>
+            <w:bottom w:w="0" w:type="dxa"/>
+          </w:tblCellMar>
+        </w:tblPrEx>
+        <w:trPr>
+          <w:trHeight w:val="239"/>
+        </w:trPr>
+        <w:tc>
+          <w:tcPr>
+            <w:tcW w:w="815" w:type="dxa"/>
+            <w:vMerge w:val="restart"/>
+            <w:tcBorders>
+              <w:top w:val="nil"/>
+              <w:left w:val="nil"/>
+              <w:bottom w:val="nil"/>
+              <w:right w:val="nil"/>
+            </w:tcBorders>
+          </w:tcPr>
+          <w:p>
+            <w:pPr>
+              <w:autoSpaceDE w:val="0"/>
+              <w:autoSpaceDN w:val="0"/>
+              <w:adjustRightInd w:val="0"/>
+              <w:spacing w:after="0" w:line="240" w:lineRule="auto"/>
+              <w:rPr>
+                <w:rFonts w:ascii="Segoe UI" w:hAnsi="Segoe UI" w:cs="Segoe UI"/>
+                <w:color w:val="000000"/>
+                <w:sz w:val="18"/>
+                <w:szCs w:val="18"/>
+              </w:rPr>
+            </w:pPr>
+            <w:r>
+              <w:rPr>
+                <w:rFonts w:ascii="Segoe UI" w:hAnsi="Segoe UI" w:cs="Segoe UI"/>
+                <w:color w:val="000000"/>
+                <w:sz w:val="18"/>
+                <w:szCs w:val="18"/>
+              </w:rPr>
+              <w:t>Model</w:t>
+            </w:r>
+          </w:p>
+        </w:tc>
+        <w:tc>
+          <w:tcPr>
+            <w:tcW w:w="755" w:type="dxa"/>
+            <w:vMerge w:val="restart"/>
+            <w:tcBorders>
+              <w:top w:val="nil"/>
+              <w:left w:val="nil"/>
+              <w:bottom w:val="nil"/>
+              <w:right w:val="nil"/>
+            </w:tcBorders>
+          </w:tcPr>
+          <w:p>
+            <w:pPr>
+              <w:autoSpaceDE w:val="0"/>
+              <w:autoSpaceDN w:val="0"/>
+              <w:adjustRightInd w:val="0"/>
+              <w:spacing w:after="0" w:line="240" w:lineRule="auto"/>
+              <w:jc w:val="right"/>
+              <w:rPr>
+                <w:rFonts w:ascii="Segoe UI" w:hAnsi="Segoe UI" w:cs="Segoe UI"/>
+                <w:color w:val="000000"/>
+                <w:sz w:val="18"/>
+                <w:szCs w:val="18"/>
+              </w:rPr>
+            </w:pPr>
+            <w:r>
+              <w:rPr>
+                <w:rFonts w:ascii="Segoe UI" w:hAnsi="Segoe UI" w:cs="Segoe UI"/>
+                <w:color w:val="000000"/>
+                <w:sz w:val="18"/>
+                <w:szCs w:val="18"/>
+              </w:rPr>
+              <w:t>3</w:t>
+            </w:r>
+          </w:p>
+        </w:tc>
+        <w:tc>
+          <w:tcPr>
+            <w:tcW w:w="1145" w:type="dxa"/>
+            <w:vMerge w:val="restart"/>
+            <w:tcBorders>
+              <w:top w:val="nil"/>
+              <w:left w:val="nil"/>
+              <w:bottom w:val="nil"/>
+              <w:right w:val="nil"/>
+            </w:tcBorders>
+          </w:tcPr>
+          <w:p>
+            <w:pPr>
+              <w:autoSpaceDE w:val="0"/>
+              <w:autoSpaceDN w:val="0"/>
+              <w:adjustRightInd w:val="0"/>
+              <w:spacing w:after="0" w:line="240" w:lineRule="auto"/>
+              <w:jc w:val="right"/>
+              <w:rPr>
+                <w:rFonts w:ascii="Segoe UI" w:hAnsi="Segoe UI" w:cs="Segoe UI"/>
+                <w:color w:val="000000"/>
+                <w:sz w:val="18"/>
+                <w:szCs w:val="18"/>
+              </w:rPr>
+            </w:pPr>
+            <w:r>
+              <w:rPr>
+                <w:rFonts w:ascii="Segoe UI" w:hAnsi="Segoe UI" w:cs="Segoe UI"/>
+                <w:color w:val="000000"/>
+                <w:sz w:val="18"/>
+                <w:szCs w:val="18"/>
+              </w:rPr>
+              <w:t>8.1461e+14</w:t>
+            </w:r>
+          </w:p>
+        </w:tc>
+        <w:tc>
+          <w:tcPr>
+            <w:tcW w:w="1355" w:type="dxa"/>
+            <w:vMerge w:val="restart"/>
+            <w:tcBorders>
+              <w:top w:val="nil"/>
+              <w:left w:val="nil"/>
+              <w:bottom w:val="nil"/>
+              <w:right w:val="nil"/>
+            </w:tcBorders>
+          </w:tcPr>
+          <w:p>
+            <w:pPr>
+              <w:autoSpaceDE w:val="0"/>
+              <w:autoSpaceDN w:val="0"/>
+              <w:adjustRightInd w:val="0"/>
+              <w:spacing w:after="0" w:line="240" w:lineRule="auto"/>
+              <w:jc w:val="right"/>
+              <w:rPr>
+                <w:rFonts w:ascii="Segoe UI" w:hAnsi="Segoe UI" w:cs="Segoe UI"/>
+                <w:color w:val="000000"/>
+                <w:sz w:val="18"/>
+                <w:szCs w:val="18"/>
+              </w:rPr>
+            </w:pPr>
+            <w:r>
+              <w:rPr>
+                <w:rFonts w:ascii="Segoe UI" w:hAnsi="Segoe UI" w:cs="Segoe UI"/>
+                <w:color w:val="000000"/>
+                <w:sz w:val="18"/>
+                <w:szCs w:val="18"/>
+              </w:rPr>
+              <w:t>2.715e+14</w:t>
+            </w:r>
+          </w:p>
+        </w:tc>
+        <w:tc>
+          <w:tcPr>
+            <w:tcW w:w="965" w:type="dxa"/>
+            <w:vMerge w:val="restart"/>
+            <w:tcBorders>
+              <w:top w:val="nil"/>
+              <w:left w:val="nil"/>
+              <w:bottom w:val="nil"/>
+              <w:right w:val="nil"/>
+            </w:tcBorders>
+          </w:tcPr>
+          <w:p>
+            <w:pPr>
+              <w:autoSpaceDE w:val="0"/>
+              <w:autoSpaceDN w:val="0"/>
+              <w:adjustRightInd w:val="0"/>
+              <w:spacing w:after="0" w:line="240" w:lineRule="auto"/>
+              <w:jc w:val="right"/>
+              <w:rPr>
+                <w:rFonts w:ascii="Segoe UI" w:hAnsi="Segoe UI" w:cs="Segoe UI"/>
+                <w:color w:val="000000"/>
+                <w:sz w:val="18"/>
+                <w:szCs w:val="18"/>
+              </w:rPr>
+            </w:pPr>
+            <w:r>
+              <w:rPr>
+                <w:rFonts w:ascii="Segoe UI" w:hAnsi="Segoe UI" w:cs="Segoe UI"/>
+                <w:color w:val="000000"/>
+                <w:sz w:val="18"/>
+                <w:szCs w:val="18"/>
+              </w:rPr>
+              <w:t>2796.384</w:t>
+            </w:r>
+          </w:p>
+        </w:tc>
+      </w:tr>
+      <w:tr>
+        <w:tblPrEx>
+          <w:tblCellMar>
+            <w:top w:w="0" w:type="dxa"/>
+            <w:bottom w:w="0" w:type="dxa"/>
+          </w:tblCellMar>
+        </w:tblPrEx>
+        <w:trPr>
+          <w:trHeight w:val="239"/>
+        </w:trPr>
+        <w:tc>
+          <w:tcPr>
+            <w:tcW w:w="815" w:type="dxa"/>
+            <w:vMerge w:val="restart"/>
+            <w:tcBorders>
+              <w:top w:val="nil"/>
+              <w:left w:val="nil"/>
+              <w:bottom w:val="nil"/>
+              <w:right w:val="nil"/>
+            </w:tcBorders>
+          </w:tcPr>
+          <w:p>
+            <w:pPr>
+              <w:autoSpaceDE w:val="0"/>
+              <w:autoSpaceDN w:val="0"/>
+              <w:adjustRightInd w:val="0"/>
+              <w:spacing w:after="0" w:line="240" w:lineRule="auto"/>
+              <w:rPr>
+                <w:rFonts w:ascii="Segoe UI" w:hAnsi="Segoe UI" w:cs="Segoe UI"/>
+                <w:color w:val="000000"/>
+                <w:sz w:val="18"/>
+                <w:szCs w:val="18"/>
+              </w:rPr>
+            </w:pPr>
+            <w:r>
+              <w:rPr>
+                <w:rFonts w:ascii="Segoe UI" w:hAnsi="Segoe UI" w:cs="Segoe UI"/>
+                <w:color w:val="000000"/>
+                <w:sz w:val="18"/>
+                <w:szCs w:val="18"/>
+              </w:rPr>
+              <w:t>Error</w:t>
+            </w:r>
+          </w:p>
+        </w:tc>
+        <w:tc>
+          <w:tcPr>
+            <w:tcW w:w="755" w:type="dxa"/>
+            <w:vMerge w:val="restart"/>
+            <w:tcBorders>
+              <w:top w:val="nil"/>
+              <w:left w:val="nil"/>
+              <w:bottom w:val="nil"/>
+              <w:right w:val="nil"/>
+            </w:tcBorders>
+          </w:tcPr>
+          <w:p>
+            <w:pPr>
+              <w:autoSpaceDE w:val="0"/>
+              <w:autoSpaceDN w:val="0"/>
+              <w:adjustRightInd w:val="0"/>
+              <w:spacing w:after="0" w:line="240" w:lineRule="auto"/>
+              <w:jc w:val="right"/>
+              <w:rPr>
+                <w:rFonts w:ascii="Segoe UI" w:hAnsi="Segoe UI" w:cs="Segoe UI"/>
+                <w:color w:val="000000"/>
+                <w:sz w:val="18"/>
+                <w:szCs w:val="18"/>
+              </w:rPr>
+            </w:pPr>
+            <w:r>
+              <w:rPr>
+                <w:rFonts w:ascii="Segoe UI" w:hAnsi="Segoe UI" w:cs="Segoe UI"/>
+                <w:color w:val="000000"/>
+                <w:sz w:val="18"/>
+                <w:szCs w:val="18"/>
+              </w:rPr>
+              <w:t>21609</w:t>
+            </w:r>
+          </w:p>
+        </w:tc>
+        <w:tc>
+          <w:tcPr>
+            <w:tcW w:w="1145" w:type="dxa"/>
+            <w:vMerge w:val="restart"/>
+            <w:tcBorders>
+              <w:top w:val="nil"/>
+              <w:left w:val="nil"/>
+              <w:bottom w:val="nil"/>
+              <w:right w:val="nil"/>
+            </w:tcBorders>
+          </w:tcPr>
+          <w:p>
+            <w:pPr>
+              <w:autoSpaceDE w:val="0"/>
+              <w:autoSpaceDN w:val="0"/>
+              <w:adjustRightInd w:val="0"/>
+              <w:spacing w:after="0" w:line="240" w:lineRule="auto"/>
+              <w:jc w:val="right"/>
+              <w:rPr>
+                <w:rFonts w:ascii="Segoe UI" w:hAnsi="Segoe UI" w:cs="Segoe UI"/>
+                <w:color w:val="000000"/>
+                <w:sz w:val="18"/>
+                <w:szCs w:val="18"/>
+              </w:rPr>
+            </w:pPr>
+            <w:r>
+              <w:rPr>
+                <w:rFonts w:ascii="Segoe UI" w:hAnsi="Segoe UI" w:cs="Segoe UI"/>
+                <w:color w:val="000000"/>
+                <w:sz w:val="18"/>
+                <w:szCs w:val="18"/>
+              </w:rPr>
+              <w:t>2.0983e+15</w:t>
+            </w:r>
+          </w:p>
+        </w:tc>
+        <w:tc>
+          <w:tcPr>
+            <w:tcW w:w="1355" w:type="dxa"/>
+            <w:vMerge w:val="restart"/>
+            <w:tcBorders>
+              <w:top w:val="nil"/>
+              <w:left w:val="nil"/>
+              <w:bottom w:val="nil"/>
+              <w:right w:val="nil"/>
+            </w:tcBorders>
+          </w:tcPr>
+          <w:p>
+            <w:pPr>
+              <w:autoSpaceDE w:val="0"/>
+              <w:autoSpaceDN w:val="0"/>
+              <w:adjustRightInd w:val="0"/>
+              <w:spacing w:after="0" w:line="240" w:lineRule="auto"/>
+              <w:jc w:val="right"/>
+              <w:rPr>
+                <w:rFonts w:ascii="Segoe UI" w:hAnsi="Segoe UI" w:cs="Segoe UI"/>
+                <w:color w:val="000000"/>
+                <w:sz w:val="18"/>
+                <w:szCs w:val="18"/>
+              </w:rPr>
+            </w:pPr>
+            <w:r>
+              <w:rPr>
+                <w:rFonts w:ascii="Segoe UI" w:hAnsi="Segoe UI" w:cs="Segoe UI"/>
+                <w:color w:val="000000"/>
+                <w:sz w:val="18"/>
+                <w:szCs w:val="18"/>
+              </w:rPr>
+              <w:t>9.71e+10</w:t>
+            </w:r>
+          </w:p>
+        </w:tc>
+        <w:tc>
+          <w:tcPr>
+            <w:tcW w:w="965" w:type="dxa"/>
+            <w:vMerge w:val="restart"/>
+            <w:tcBorders>
+              <w:top w:val="nil"/>
+              <w:left w:val="nil"/>
+              <w:bottom w:val="nil"/>
+              <w:right w:val="nil"/>
+            </w:tcBorders>
+            <w:shd w:val="clear" w:color="auto" w:fill="D9D9D9"/>
+          </w:tcPr>
+          <w:p>
+            <w:pPr>
+              <w:autoSpaceDE w:val="0"/>
+              <w:autoSpaceDN w:val="0"/>
+              <w:adjustRightInd w:val="0"/>
+              <w:spacing w:after="0" w:line="240" w:lineRule="auto"/>
+              <w:jc w:val="right"/>
+              <w:rPr>
+                <w:rFonts w:ascii="Segoe UI" w:hAnsi="Segoe UI" w:cs="Segoe UI"/>
+                <w:b/>
+                <w:bCs/>
+                <w:color w:val="000000"/>
+                <w:sz w:val="18"/>
+                <w:szCs w:val="18"/>
+              </w:rPr>
+            </w:pPr>
+            <w:r>
+              <w:rPr>
+                <w:rFonts w:ascii="Segoe UI" w:hAnsi="Segoe UI" w:cs="Segoe UI"/>
+                <w:b/>
+                <w:bCs/>
+                <w:color w:val="000000"/>
+                <w:sz w:val="18"/>
+                <w:szCs w:val="18"/>
+              </w:rPr>
+              <w:t>Prob &gt; F</w:t>
+            </w:r>
+          </w:p>
+        </w:tc>
+      </w:tr>
+      <w:tr>
+        <w:tblPrEx>
+          <w:tblCellMar>
+            <w:top w:w="0" w:type="dxa"/>
+            <w:bottom w:w="0" w:type="dxa"/>
+          </w:tblCellMar>
+        </w:tblPrEx>
+        <w:trPr>
+          <w:trHeight w:val="239"/>
+        </w:trPr>
+        <w:tc>
+          <w:tcPr>
+            <w:tcW w:w="815" w:type="dxa"/>
+            <w:vMerge w:val="restart"/>
+            <w:tcBorders>
+              <w:top w:val="nil"/>
+              <w:left w:val="nil"/>
+              <w:bottom w:val="nil"/>
+              <w:right w:val="nil"/>
+            </w:tcBorders>
+          </w:tcPr>
+          <w:p>
+            <w:pPr>
+              <w:autoSpaceDE w:val="0"/>
+              <w:autoSpaceDN w:val="0"/>
+              <w:adjustRightInd w:val="0"/>
+              <w:spacing w:after="0" w:line="240" w:lineRule="auto"/>
+              <w:rPr>
+                <w:rFonts w:ascii="Segoe UI" w:hAnsi="Segoe UI" w:cs="Segoe UI"/>
+                <w:color w:val="000000"/>
+                <w:sz w:val="18"/>
+                <w:szCs w:val="18"/>
+              </w:rPr>
+            </w:pPr>
+            <w:r>
+              <w:rPr>
+                <w:rFonts w:ascii="Segoe UI" w:hAnsi="Segoe UI" w:cs="Segoe UI"/>
+                <w:color w:val="000000"/>
+                <w:sz w:val="18"/>
+                <w:szCs w:val="18"/>
+              </w:rPr>
+              <w:t>C. Total</w:t>
+            </w:r>
+          </w:p>
+        </w:tc>
+        <w:tc>
+          <w:tcPr>
+            <w:tcW w:w="755" w:type="dxa"/>
+            <w:vMerge w:val="restart"/>
+            <w:tcBorders>
+              <w:top w:val="nil"/>
+              <w:left w:val="nil"/>
+              <w:bottom w:val="nil"/>
+              <w:right w:val="nil"/>
+            </w:tcBorders>
+          </w:tcPr>
+          <w:p>
+            <w:pPr>
+              <w:autoSpaceDE w:val="0"/>
+              <w:autoSpaceDN w:val="0"/>
+              <w:adjustRightInd w:val="0"/>
+              <w:spacing w:after="0" w:line="240" w:lineRule="auto"/>
+              <w:jc w:val="right"/>
+              <w:rPr>
+                <w:rFonts w:ascii="Segoe UI" w:hAnsi="Segoe UI" w:cs="Segoe UI"/>
+                <w:color w:val="000000"/>
+                <w:sz w:val="18"/>
+                <w:szCs w:val="18"/>
+              </w:rPr>
+            </w:pPr>
+            <w:r>
+              <w:rPr>
+                <w:rFonts w:ascii="Segoe UI" w:hAnsi="Segoe UI" w:cs="Segoe UI"/>
+                <w:color w:val="000000"/>
+                <w:sz w:val="18"/>
+                <w:szCs w:val="18"/>
+              </w:rPr>
+              <w:t>21612</w:t>
+            </w:r>
+          </w:p>
+        </w:tc>
+        <w:tc>
+          <w:tcPr>
+            <w:tcW w:w="1145" w:type="dxa"/>
+            <w:vMerge w:val="restart"/>
+            <w:tcBorders>
+              <w:top w:val="nil"/>
+              <w:left w:val="nil"/>
+              <w:bottom w:val="nil"/>
+              <w:right w:val="nil"/>
+            </w:tcBorders>
+          </w:tcPr>
+          <w:p>
+            <w:pPr>
+              <w:autoSpaceDE w:val="0"/>
+              <w:autoSpaceDN w:val="0"/>
+              <w:adjustRightInd w:val="0"/>
+              <w:spacing w:after="0" w:line="240" w:lineRule="auto"/>
+              <w:jc w:val="right"/>
+              <w:rPr>
+                <w:rFonts w:ascii="Segoe UI" w:hAnsi="Segoe UI" w:cs="Segoe UI"/>
+                <w:color w:val="000000"/>
+                <w:sz w:val="18"/>
+                <w:szCs w:val="18"/>
+              </w:rPr>
+            </w:pPr>
+            <w:r>
+              <w:rPr>
+                <w:rFonts w:ascii="Segoe UI" w:hAnsi="Segoe UI" w:cs="Segoe UI"/>
+                <w:color w:val="000000"/>
+                <w:sz w:val="18"/>
+                <w:szCs w:val="18"/>
+              </w:rPr>
+              <w:t>2.9129e+15</w:t>
+            </w:r>
+          </w:p>
+        </w:tc>
+        <w:tc>
+          <w:tcPr>
+            <w:tcW w:w="1355" w:type="dxa"/>
+            <w:vMerge w:val="restart"/>
+            <w:tcBorders>
+              <w:top w:val="nil"/>
+              <w:left w:val="nil"/>
+              <w:bottom w:val="nil"/>
+              <w:right w:val="nil"/>
+            </w:tcBorders>
+          </w:tcPr>
+          <w:p>
+            <w:pPr>
+              <w:autoSpaceDE w:val="0"/>
+              <w:autoSpaceDN w:val="0"/>
+              <w:adjustRightInd w:val="0"/>
+              <w:spacing w:after="0" w:line="240" w:lineRule="auto"/>
+              <w:jc w:val="right"/>
+              <w:rPr>
+                <w:rFonts w:ascii="Segoe UI" w:hAnsi="Segoe UI" w:cs="Segoe UI"/>
+                <w:color w:val="000000"/>
+                <w:sz w:val="18"/>
+                <w:szCs w:val="18"/>
+              </w:rPr>
+            </w:pPr>
+          </w:p>
+        </w:tc>
+        <w:tc>
+          <w:tcPr>
+            <w:tcW w:w="965" w:type="dxa"/>
+            <w:vMerge w:val="restart"/>
+            <w:tcBorders>
+              <w:top w:val="nil"/>
+              <w:left w:val="nil"/>
+              <w:bottom w:val="nil"/>
+              <w:right w:val="nil"/>
+            </w:tcBorders>
+            <w:shd w:val="clear" w:color="auto" w:fill="141414"/>
+          </w:tcPr>
+          <w:p>
+            <w:pPr>
+              <w:autoSpaceDE w:val="0"/>
+              <w:autoSpaceDN w:val="0"/>
+              <w:adjustRightInd w:val="0"/>
+              <w:spacing w:after="0" w:line="240" w:lineRule="auto"/>
+              <w:jc w:val="right"/>
+              <w:rPr>
+                <w:rFonts w:ascii="Segoe UI" w:hAnsi="Segoe UI" w:cs="Segoe UI"/>
+                <w:color w:val="000000"/>
+                <w:sz w:val="18"/>
+                <w:szCs w:val="18"/>
+              </w:rPr>
+            </w:pPr>
+            <w:r>
+              <w:rPr>
+                <w:rFonts w:ascii="Segoe UI" w:hAnsi="Segoe UI" w:cs="Segoe UI"/>
+                <w:color w:val="F03246"/>
+                <w:sz w:val="18"/>
+                <w:szCs w:val="18"/>
+              </w:rPr>
+              <w:t>&lt;.0001*</w:t>
+            </w:r>
+          </w:p>
+        </w:tc>
+      </w:tr>
+    </w:tbl>
+    <w:p>
+      <w:pPr>
         <w:pStyle w:val="ListParagraph"/>
         <w:shd w:val="clear" w:color="auto" w:fill="FFFFFF"/>
         <w:spacing w:after="0" w:line="240" w:lineRule="auto"/>
@@ -1056,8 +2788,6 @@
         <w:textAlignment w:val="baseline"/>
         <w:rPr>
           <w:rFonts w:ascii="Aptos" w:eastAsia="Times New Roman" w:hAnsi="Aptos" w:cstheme="minorHAnsi"/>
-          <w:sz w:val="24"/>
-          <w:szCs w:val="24"/>
         </w:rPr>
       </w:pPr>
     </w:p>
@@ -1071,10 +2801,34 @@
         <w:textAlignment w:val="baseline"/>
         <w:rPr>
           <w:rFonts w:ascii="Aptos" w:eastAsia="Times New Roman" w:hAnsi="Aptos" w:cstheme="minorHAnsi"/>
+        </w:rPr>
+      </w:pPr>
+      <w:r>
+        <w:rPr>
+          <w:rFonts w:ascii="Aptos" w:eastAsia="Times New Roman" w:hAnsi="Aptos" w:cstheme="minorHAnsi"/>
           <w:sz w:val="24"/>
           <w:szCs w:val="24"/>
         </w:rPr>
-      </w:pPr>
+        <w:t xml:space="preserve">The Sequential Sum of Squares for Floors is calculated by subtracting the Model Sum of Squares in part (c) from the Model Sum of Squares in part (b). This difference represents the additional variation in Price explained by adding Floors after Bedrooms, Bathrooms, and </w:t>
+      </w:r>
+      <w:proofErr w:type="spellStart"/>
+      <w:r>
+        <w:rPr>
+          <w:rFonts w:ascii="Aptos" w:eastAsia="Times New Roman" w:hAnsi="Aptos" w:cstheme="minorHAnsi"/>
+          <w:sz w:val="24"/>
+          <w:szCs w:val="24"/>
+        </w:rPr>
+        <w:t>Sqft_lot</w:t>
+      </w:r>
+      <w:proofErr w:type="spellEnd"/>
+      <w:r>
+        <w:rPr>
+          <w:rFonts w:ascii="Aptos" w:eastAsia="Times New Roman" w:hAnsi="Aptos" w:cstheme="minorHAnsi"/>
+          <w:sz w:val="24"/>
+          <w:szCs w:val="24"/>
+        </w:rPr>
+        <w:t>. The result is 540,549,027, although the rounded ANOVA tables do not show this small difference.</w:t>
+      </w:r>
     </w:p>
     <w:p>
       <w:pPr>
@@ -1211,7 +2965,2354 @@
           <w:rFonts w:ascii="Aptos" w:eastAsia="Times New Roman" w:hAnsi="Aptos" w:cstheme="minorHAnsi"/>
         </w:rPr>
       </w:pPr>
+      <w:r>
+        <w:rPr>
+          <w:rFonts w:ascii="Aptos" w:eastAsia="Times New Roman" w:hAnsi="Aptos" w:cstheme="minorHAnsi"/>
+        </w:rPr>
+        <w:t xml:space="preserve"> </w:t>
+      </w:r>
     </w:p>
+    <w:p>
+      <w:pPr>
+        <w:autoSpaceDE w:val="0"/>
+        <w:autoSpaceDN w:val="0"/>
+        <w:adjustRightInd w:val="0"/>
+        <w:spacing w:after="0" w:line="240" w:lineRule="auto"/>
+        <w:rPr>
+          <w:rFonts w:ascii="Segoe UI" w:hAnsi="Segoe UI" w:cs="Segoe UI"/>
+          <w:color w:val="000000"/>
+          <w:sz w:val="18"/>
+          <w:szCs w:val="18"/>
+        </w:rPr>
+      </w:pPr>
+    </w:p>
+    <w:tbl>
+      <w:tblPr>
+        <w:tblW w:w="0" w:type="auto"/>
+        <w:tblInd w:w="-40" w:type="dxa"/>
+        <w:tblLayout w:type="fixed"/>
+        <w:tblCellMar>
+          <w:left w:w="40" w:type="dxa"/>
+          <w:right w:w="40" w:type="dxa"/>
+        </w:tblCellMar>
+        <w:tblLook w:val="0000" w:firstRow="0" w:lastRow="0" w:firstColumn="0" w:lastColumn="0" w:noHBand="0" w:noVBand="0"/>
+      </w:tblPr>
+      <w:tblGrid>
+        <w:gridCol w:w="1040"/>
+        <w:gridCol w:w="950"/>
+        <w:gridCol w:w="590"/>
+        <w:gridCol w:w="1145"/>
+        <w:gridCol w:w="950"/>
+        <w:gridCol w:w="1085"/>
+      </w:tblGrid>
+      <w:tr>
+        <w:tblPrEx>
+          <w:tblCellMar>
+            <w:top w:w="0" w:type="dxa"/>
+            <w:bottom w:w="0" w:type="dxa"/>
+          </w:tblCellMar>
+        </w:tblPrEx>
+        <w:trPr>
+          <w:trHeight w:val="239"/>
+          <w:tblHeader/>
+        </w:trPr>
+        <w:tc>
+          <w:tcPr>
+            <w:tcW w:w="1040" w:type="dxa"/>
+            <w:vMerge w:val="restart"/>
+            <w:tcBorders>
+              <w:top w:val="nil"/>
+              <w:left w:val="nil"/>
+              <w:bottom w:val="nil"/>
+              <w:right w:val="nil"/>
+            </w:tcBorders>
+            <w:shd w:val="clear" w:color="auto" w:fill="D9D9D9"/>
+          </w:tcPr>
+          <w:p>
+            <w:pPr>
+              <w:autoSpaceDE w:val="0"/>
+              <w:autoSpaceDN w:val="0"/>
+              <w:adjustRightInd w:val="0"/>
+              <w:spacing w:after="0" w:line="240" w:lineRule="auto"/>
+              <w:rPr>
+                <w:rFonts w:ascii="Segoe UI" w:hAnsi="Segoe UI" w:cs="Segoe UI"/>
+                <w:b/>
+                <w:bCs/>
+                <w:color w:val="000000"/>
+                <w:sz w:val="18"/>
+                <w:szCs w:val="18"/>
+              </w:rPr>
+            </w:pPr>
+            <w:r>
+              <w:rPr>
+                <w:rFonts w:ascii="Segoe UI" w:hAnsi="Segoe UI" w:cs="Segoe UI"/>
+                <w:b/>
+                <w:bCs/>
+                <w:color w:val="000000"/>
+                <w:sz w:val="18"/>
+                <w:szCs w:val="18"/>
+              </w:rPr>
+              <w:t>Source</w:t>
+            </w:r>
+          </w:p>
+        </w:tc>
+        <w:tc>
+          <w:tcPr>
+            <w:tcW w:w="950" w:type="dxa"/>
+            <w:vMerge w:val="restart"/>
+            <w:tcBorders>
+              <w:top w:val="nil"/>
+              <w:left w:val="nil"/>
+              <w:bottom w:val="nil"/>
+              <w:right w:val="nil"/>
+            </w:tcBorders>
+            <w:shd w:val="clear" w:color="auto" w:fill="D9D9D9"/>
+          </w:tcPr>
+          <w:p>
+            <w:pPr>
+              <w:autoSpaceDE w:val="0"/>
+              <w:autoSpaceDN w:val="0"/>
+              <w:adjustRightInd w:val="0"/>
+              <w:spacing w:after="0" w:line="240" w:lineRule="auto"/>
+              <w:jc w:val="right"/>
+              <w:rPr>
+                <w:rFonts w:ascii="Segoe UI" w:hAnsi="Segoe UI" w:cs="Segoe UI"/>
+                <w:b/>
+                <w:bCs/>
+                <w:color w:val="000000"/>
+                <w:sz w:val="18"/>
+                <w:szCs w:val="18"/>
+              </w:rPr>
+            </w:pPr>
+            <w:proofErr w:type="spellStart"/>
+            <w:r>
+              <w:rPr>
+                <w:rFonts w:ascii="Segoe UI" w:hAnsi="Segoe UI" w:cs="Segoe UI"/>
+                <w:b/>
+                <w:bCs/>
+                <w:color w:val="000000"/>
+                <w:sz w:val="18"/>
+                <w:szCs w:val="18"/>
+              </w:rPr>
+              <w:t>Nparm</w:t>
+            </w:r>
+            <w:proofErr w:type="spellEnd"/>
+          </w:p>
+        </w:tc>
+        <w:tc>
+          <w:tcPr>
+            <w:tcW w:w="590" w:type="dxa"/>
+            <w:vMerge w:val="restart"/>
+            <w:tcBorders>
+              <w:top w:val="nil"/>
+              <w:left w:val="nil"/>
+              <w:bottom w:val="nil"/>
+              <w:right w:val="nil"/>
+            </w:tcBorders>
+            <w:shd w:val="clear" w:color="auto" w:fill="D9D9D9"/>
+          </w:tcPr>
+          <w:p>
+            <w:pPr>
+              <w:autoSpaceDE w:val="0"/>
+              <w:autoSpaceDN w:val="0"/>
+              <w:adjustRightInd w:val="0"/>
+              <w:spacing w:after="0" w:line="240" w:lineRule="auto"/>
+              <w:jc w:val="right"/>
+              <w:rPr>
+                <w:rFonts w:ascii="Segoe UI" w:hAnsi="Segoe UI" w:cs="Segoe UI"/>
+                <w:b/>
+                <w:bCs/>
+                <w:color w:val="000000"/>
+                <w:sz w:val="18"/>
+                <w:szCs w:val="18"/>
+              </w:rPr>
+            </w:pPr>
+            <w:r>
+              <w:rPr>
+                <w:rFonts w:ascii="Segoe UI" w:hAnsi="Segoe UI" w:cs="Segoe UI"/>
+                <w:b/>
+                <w:bCs/>
+                <w:color w:val="000000"/>
+                <w:sz w:val="18"/>
+                <w:szCs w:val="18"/>
+              </w:rPr>
+              <w:t>DF</w:t>
+            </w:r>
+          </w:p>
+        </w:tc>
+        <w:tc>
+          <w:tcPr>
+            <w:tcW w:w="1145" w:type="dxa"/>
+            <w:vMerge w:val="restart"/>
+            <w:tcBorders>
+              <w:top w:val="nil"/>
+              <w:left w:val="nil"/>
+              <w:bottom w:val="nil"/>
+              <w:right w:val="nil"/>
+            </w:tcBorders>
+            <w:shd w:val="clear" w:color="auto" w:fill="D9D9D9"/>
+          </w:tcPr>
+          <w:p>
+            <w:pPr>
+              <w:autoSpaceDE w:val="0"/>
+              <w:autoSpaceDN w:val="0"/>
+              <w:adjustRightInd w:val="0"/>
+              <w:spacing w:after="0" w:line="240" w:lineRule="auto"/>
+              <w:jc w:val="right"/>
+              <w:rPr>
+                <w:rFonts w:ascii="Segoe UI" w:hAnsi="Segoe UI" w:cs="Segoe UI"/>
+                <w:b/>
+                <w:bCs/>
+                <w:color w:val="000000"/>
+                <w:sz w:val="18"/>
+                <w:szCs w:val="18"/>
+              </w:rPr>
+            </w:pPr>
+            <w:r>
+              <w:rPr>
+                <w:rFonts w:ascii="Segoe UI" w:hAnsi="Segoe UI" w:cs="Segoe UI"/>
+                <w:b/>
+                <w:bCs/>
+                <w:color w:val="000000"/>
+                <w:sz w:val="18"/>
+                <w:szCs w:val="18"/>
+              </w:rPr>
+              <w:t>Seq SS</w:t>
+            </w:r>
+          </w:p>
+        </w:tc>
+        <w:tc>
+          <w:tcPr>
+            <w:tcW w:w="950" w:type="dxa"/>
+            <w:vMerge w:val="restart"/>
+            <w:tcBorders>
+              <w:top w:val="nil"/>
+              <w:left w:val="nil"/>
+              <w:bottom w:val="nil"/>
+              <w:right w:val="nil"/>
+            </w:tcBorders>
+            <w:shd w:val="clear" w:color="auto" w:fill="D9D9D9"/>
+          </w:tcPr>
+          <w:p>
+            <w:pPr>
+              <w:autoSpaceDE w:val="0"/>
+              <w:autoSpaceDN w:val="0"/>
+              <w:adjustRightInd w:val="0"/>
+              <w:spacing w:after="0" w:line="240" w:lineRule="auto"/>
+              <w:jc w:val="right"/>
+              <w:rPr>
+                <w:rFonts w:ascii="Segoe UI" w:hAnsi="Segoe UI" w:cs="Segoe UI"/>
+                <w:b/>
+                <w:bCs/>
+                <w:color w:val="000000"/>
+                <w:sz w:val="18"/>
+                <w:szCs w:val="18"/>
+              </w:rPr>
+            </w:pPr>
+            <w:r>
+              <w:rPr>
+                <w:rFonts w:ascii="Segoe UI" w:hAnsi="Segoe UI" w:cs="Segoe UI"/>
+                <w:b/>
+                <w:bCs/>
+                <w:color w:val="000000"/>
+                <w:sz w:val="18"/>
+                <w:szCs w:val="18"/>
+              </w:rPr>
+              <w:t>F Ratio</w:t>
+            </w:r>
+          </w:p>
+        </w:tc>
+        <w:tc>
+          <w:tcPr>
+            <w:tcW w:w="1085" w:type="dxa"/>
+            <w:vMerge w:val="restart"/>
+            <w:tcBorders>
+              <w:top w:val="nil"/>
+              <w:left w:val="nil"/>
+              <w:bottom w:val="nil"/>
+              <w:right w:val="nil"/>
+            </w:tcBorders>
+            <w:shd w:val="clear" w:color="auto" w:fill="D9D9D9"/>
+          </w:tcPr>
+          <w:p>
+            <w:pPr>
+              <w:autoSpaceDE w:val="0"/>
+              <w:autoSpaceDN w:val="0"/>
+              <w:adjustRightInd w:val="0"/>
+              <w:spacing w:after="0" w:line="240" w:lineRule="auto"/>
+              <w:jc w:val="right"/>
+              <w:rPr>
+                <w:rFonts w:ascii="Segoe UI" w:hAnsi="Segoe UI" w:cs="Segoe UI"/>
+                <w:b/>
+                <w:bCs/>
+                <w:color w:val="000000"/>
+                <w:sz w:val="18"/>
+                <w:szCs w:val="18"/>
+              </w:rPr>
+            </w:pPr>
+            <w:r>
+              <w:rPr>
+                <w:rFonts w:ascii="Segoe UI" w:hAnsi="Segoe UI" w:cs="Segoe UI"/>
+                <w:b/>
+                <w:bCs/>
+                <w:color w:val="000000"/>
+                <w:sz w:val="18"/>
+                <w:szCs w:val="18"/>
+              </w:rPr>
+              <w:t>Prob &gt; F</w:t>
+            </w:r>
+          </w:p>
+        </w:tc>
+      </w:tr>
+      <w:tr>
+        <w:tblPrEx>
+          <w:tblCellMar>
+            <w:top w:w="0" w:type="dxa"/>
+            <w:bottom w:w="0" w:type="dxa"/>
+          </w:tblCellMar>
+        </w:tblPrEx>
+        <w:trPr>
+          <w:trHeight w:val="239"/>
+        </w:trPr>
+        <w:tc>
+          <w:tcPr>
+            <w:tcW w:w="1040" w:type="dxa"/>
+            <w:vMerge w:val="restart"/>
+            <w:tcBorders>
+              <w:top w:val="nil"/>
+              <w:left w:val="nil"/>
+              <w:bottom w:val="nil"/>
+              <w:right w:val="nil"/>
+            </w:tcBorders>
+          </w:tcPr>
+          <w:p>
+            <w:pPr>
+              <w:autoSpaceDE w:val="0"/>
+              <w:autoSpaceDN w:val="0"/>
+              <w:adjustRightInd w:val="0"/>
+              <w:spacing w:after="0" w:line="240" w:lineRule="auto"/>
+              <w:rPr>
+                <w:rFonts w:ascii="Segoe UI" w:hAnsi="Segoe UI" w:cs="Segoe UI"/>
+                <w:color w:val="000000"/>
+                <w:sz w:val="18"/>
+                <w:szCs w:val="18"/>
+              </w:rPr>
+            </w:pPr>
+            <w:r>
+              <w:rPr>
+                <w:rFonts w:ascii="Segoe UI" w:hAnsi="Segoe UI" w:cs="Segoe UI"/>
+                <w:color w:val="000000"/>
+                <w:sz w:val="18"/>
+                <w:szCs w:val="18"/>
+              </w:rPr>
+              <w:t>bedrooms</w:t>
+            </w:r>
+          </w:p>
+        </w:tc>
+        <w:tc>
+          <w:tcPr>
+            <w:tcW w:w="950" w:type="dxa"/>
+            <w:vMerge w:val="restart"/>
+            <w:tcBorders>
+              <w:top w:val="nil"/>
+              <w:left w:val="nil"/>
+              <w:bottom w:val="nil"/>
+              <w:right w:val="nil"/>
+            </w:tcBorders>
+          </w:tcPr>
+          <w:p>
+            <w:pPr>
+              <w:autoSpaceDE w:val="0"/>
+              <w:autoSpaceDN w:val="0"/>
+              <w:adjustRightInd w:val="0"/>
+              <w:spacing w:after="0" w:line="240" w:lineRule="auto"/>
+              <w:jc w:val="right"/>
+              <w:rPr>
+                <w:rFonts w:ascii="Segoe UI" w:hAnsi="Segoe UI" w:cs="Segoe UI"/>
+                <w:color w:val="000000"/>
+                <w:sz w:val="18"/>
+                <w:szCs w:val="18"/>
+              </w:rPr>
+            </w:pPr>
+            <w:r>
+              <w:rPr>
+                <w:rFonts w:ascii="Segoe UI" w:hAnsi="Segoe UI" w:cs="Segoe UI"/>
+                <w:color w:val="000000"/>
+                <w:sz w:val="18"/>
+                <w:szCs w:val="18"/>
+              </w:rPr>
+              <w:t xml:space="preserve">  1</w:t>
+            </w:r>
+          </w:p>
+        </w:tc>
+        <w:tc>
+          <w:tcPr>
+            <w:tcW w:w="590" w:type="dxa"/>
+            <w:vMerge w:val="restart"/>
+            <w:tcBorders>
+              <w:top w:val="nil"/>
+              <w:left w:val="nil"/>
+              <w:bottom w:val="nil"/>
+              <w:right w:val="nil"/>
+            </w:tcBorders>
+          </w:tcPr>
+          <w:p>
+            <w:pPr>
+              <w:autoSpaceDE w:val="0"/>
+              <w:autoSpaceDN w:val="0"/>
+              <w:adjustRightInd w:val="0"/>
+              <w:spacing w:after="0" w:line="240" w:lineRule="auto"/>
+              <w:jc w:val="right"/>
+              <w:rPr>
+                <w:rFonts w:ascii="Segoe UI" w:hAnsi="Segoe UI" w:cs="Segoe UI"/>
+                <w:color w:val="000000"/>
+                <w:sz w:val="18"/>
+                <w:szCs w:val="18"/>
+              </w:rPr>
+            </w:pPr>
+            <w:r>
+              <w:rPr>
+                <w:rFonts w:ascii="Segoe UI" w:hAnsi="Segoe UI" w:cs="Segoe UI"/>
+                <w:color w:val="000000"/>
+                <w:sz w:val="18"/>
+                <w:szCs w:val="18"/>
+              </w:rPr>
+              <w:t>1</w:t>
+            </w:r>
+          </w:p>
+        </w:tc>
+        <w:tc>
+          <w:tcPr>
+            <w:tcW w:w="1145" w:type="dxa"/>
+            <w:vMerge w:val="restart"/>
+            <w:tcBorders>
+              <w:top w:val="nil"/>
+              <w:left w:val="nil"/>
+              <w:bottom w:val="nil"/>
+              <w:right w:val="nil"/>
+            </w:tcBorders>
+          </w:tcPr>
+          <w:p>
+            <w:pPr>
+              <w:autoSpaceDE w:val="0"/>
+              <w:autoSpaceDN w:val="0"/>
+              <w:adjustRightInd w:val="0"/>
+              <w:spacing w:after="0" w:line="240" w:lineRule="auto"/>
+              <w:jc w:val="right"/>
+              <w:rPr>
+                <w:rFonts w:ascii="Segoe UI" w:hAnsi="Segoe UI" w:cs="Segoe UI"/>
+                <w:color w:val="000000"/>
+                <w:sz w:val="18"/>
+                <w:szCs w:val="18"/>
+              </w:rPr>
+            </w:pPr>
+            <w:r>
+              <w:rPr>
+                <w:rFonts w:ascii="Segoe UI" w:hAnsi="Segoe UI" w:cs="Segoe UI"/>
+                <w:color w:val="000000"/>
+                <w:sz w:val="18"/>
+                <w:szCs w:val="18"/>
+              </w:rPr>
+              <w:t>2.7696e+14</w:t>
+            </w:r>
+          </w:p>
+        </w:tc>
+        <w:tc>
+          <w:tcPr>
+            <w:tcW w:w="950" w:type="dxa"/>
+            <w:vMerge w:val="restart"/>
+            <w:tcBorders>
+              <w:top w:val="nil"/>
+              <w:left w:val="nil"/>
+              <w:bottom w:val="nil"/>
+              <w:right w:val="nil"/>
+            </w:tcBorders>
+          </w:tcPr>
+          <w:p>
+            <w:pPr>
+              <w:autoSpaceDE w:val="0"/>
+              <w:autoSpaceDN w:val="0"/>
+              <w:adjustRightInd w:val="0"/>
+              <w:spacing w:after="0" w:line="240" w:lineRule="auto"/>
+              <w:jc w:val="right"/>
+              <w:rPr>
+                <w:rFonts w:ascii="Segoe UI" w:hAnsi="Segoe UI" w:cs="Segoe UI"/>
+                <w:color w:val="000000"/>
+                <w:sz w:val="18"/>
+                <w:szCs w:val="18"/>
+              </w:rPr>
+            </w:pPr>
+            <w:r>
+              <w:rPr>
+                <w:rFonts w:ascii="Segoe UI" w:hAnsi="Segoe UI" w:cs="Segoe UI"/>
+                <w:color w:val="000000"/>
+                <w:sz w:val="18"/>
+                <w:szCs w:val="18"/>
+              </w:rPr>
+              <w:t>5530.453</w:t>
+            </w:r>
+          </w:p>
+        </w:tc>
+        <w:tc>
+          <w:tcPr>
+            <w:tcW w:w="1085" w:type="dxa"/>
+            <w:vMerge w:val="restart"/>
+            <w:tcBorders>
+              <w:top w:val="nil"/>
+              <w:left w:val="nil"/>
+              <w:bottom w:val="nil"/>
+              <w:right w:val="nil"/>
+            </w:tcBorders>
+            <w:shd w:val="clear" w:color="auto" w:fill="141414"/>
+          </w:tcPr>
+          <w:p>
+            <w:pPr>
+              <w:autoSpaceDE w:val="0"/>
+              <w:autoSpaceDN w:val="0"/>
+              <w:adjustRightInd w:val="0"/>
+              <w:spacing w:after="0" w:line="240" w:lineRule="auto"/>
+              <w:jc w:val="right"/>
+              <w:rPr>
+                <w:rFonts w:ascii="Segoe UI" w:hAnsi="Segoe UI" w:cs="Segoe UI"/>
+                <w:color w:val="000000"/>
+                <w:sz w:val="18"/>
+                <w:szCs w:val="18"/>
+              </w:rPr>
+            </w:pPr>
+            <w:r>
+              <w:rPr>
+                <w:rFonts w:ascii="Segoe UI" w:hAnsi="Segoe UI" w:cs="Segoe UI"/>
+                <w:color w:val="F03246"/>
+                <w:sz w:val="18"/>
+                <w:szCs w:val="18"/>
+              </w:rPr>
+              <w:t>&lt;.0001*</w:t>
+            </w:r>
+          </w:p>
+        </w:tc>
+      </w:tr>
+      <w:tr>
+        <w:tblPrEx>
+          <w:tblCellMar>
+            <w:top w:w="0" w:type="dxa"/>
+            <w:bottom w:w="0" w:type="dxa"/>
+          </w:tblCellMar>
+        </w:tblPrEx>
+        <w:trPr>
+          <w:trHeight w:val="239"/>
+        </w:trPr>
+        <w:tc>
+          <w:tcPr>
+            <w:tcW w:w="1040" w:type="dxa"/>
+            <w:vMerge w:val="restart"/>
+            <w:tcBorders>
+              <w:top w:val="nil"/>
+              <w:left w:val="nil"/>
+              <w:bottom w:val="nil"/>
+              <w:right w:val="nil"/>
+            </w:tcBorders>
+          </w:tcPr>
+          <w:p>
+            <w:pPr>
+              <w:autoSpaceDE w:val="0"/>
+              <w:autoSpaceDN w:val="0"/>
+              <w:adjustRightInd w:val="0"/>
+              <w:spacing w:after="0" w:line="240" w:lineRule="auto"/>
+              <w:rPr>
+                <w:rFonts w:ascii="Segoe UI" w:hAnsi="Segoe UI" w:cs="Segoe UI"/>
+                <w:color w:val="000000"/>
+                <w:sz w:val="18"/>
+                <w:szCs w:val="18"/>
+              </w:rPr>
+            </w:pPr>
+            <w:r>
+              <w:rPr>
+                <w:rFonts w:ascii="Segoe UI" w:hAnsi="Segoe UI" w:cs="Segoe UI"/>
+                <w:color w:val="000000"/>
+                <w:sz w:val="18"/>
+                <w:szCs w:val="18"/>
+              </w:rPr>
+              <w:t>bathrooms</w:t>
+            </w:r>
+          </w:p>
+        </w:tc>
+        <w:tc>
+          <w:tcPr>
+            <w:tcW w:w="950" w:type="dxa"/>
+            <w:vMerge w:val="restart"/>
+            <w:tcBorders>
+              <w:top w:val="nil"/>
+              <w:left w:val="nil"/>
+              <w:bottom w:val="nil"/>
+              <w:right w:val="nil"/>
+            </w:tcBorders>
+          </w:tcPr>
+          <w:p>
+            <w:pPr>
+              <w:autoSpaceDE w:val="0"/>
+              <w:autoSpaceDN w:val="0"/>
+              <w:adjustRightInd w:val="0"/>
+              <w:spacing w:after="0" w:line="240" w:lineRule="auto"/>
+              <w:jc w:val="right"/>
+              <w:rPr>
+                <w:rFonts w:ascii="Segoe UI" w:hAnsi="Segoe UI" w:cs="Segoe UI"/>
+                <w:color w:val="000000"/>
+                <w:sz w:val="18"/>
+                <w:szCs w:val="18"/>
+              </w:rPr>
+            </w:pPr>
+            <w:r>
+              <w:rPr>
+                <w:rFonts w:ascii="Segoe UI" w:hAnsi="Segoe UI" w:cs="Segoe UI"/>
+                <w:color w:val="000000"/>
+                <w:sz w:val="18"/>
+                <w:szCs w:val="18"/>
+              </w:rPr>
+              <w:t xml:space="preserve">  1</w:t>
+            </w:r>
+          </w:p>
+        </w:tc>
+        <w:tc>
+          <w:tcPr>
+            <w:tcW w:w="590" w:type="dxa"/>
+            <w:vMerge w:val="restart"/>
+            <w:tcBorders>
+              <w:top w:val="nil"/>
+              <w:left w:val="nil"/>
+              <w:bottom w:val="nil"/>
+              <w:right w:val="nil"/>
+            </w:tcBorders>
+          </w:tcPr>
+          <w:p>
+            <w:pPr>
+              <w:autoSpaceDE w:val="0"/>
+              <w:autoSpaceDN w:val="0"/>
+              <w:adjustRightInd w:val="0"/>
+              <w:spacing w:after="0" w:line="240" w:lineRule="auto"/>
+              <w:jc w:val="right"/>
+              <w:rPr>
+                <w:rFonts w:ascii="Segoe UI" w:hAnsi="Segoe UI" w:cs="Segoe UI"/>
+                <w:color w:val="000000"/>
+                <w:sz w:val="18"/>
+                <w:szCs w:val="18"/>
+              </w:rPr>
+            </w:pPr>
+            <w:r>
+              <w:rPr>
+                <w:rFonts w:ascii="Segoe UI" w:hAnsi="Segoe UI" w:cs="Segoe UI"/>
+                <w:color w:val="000000"/>
+                <w:sz w:val="18"/>
+                <w:szCs w:val="18"/>
+              </w:rPr>
+              <w:t>1</w:t>
+            </w:r>
+          </w:p>
+        </w:tc>
+        <w:tc>
+          <w:tcPr>
+            <w:tcW w:w="1145" w:type="dxa"/>
+            <w:vMerge w:val="restart"/>
+            <w:tcBorders>
+              <w:top w:val="nil"/>
+              <w:left w:val="nil"/>
+              <w:bottom w:val="nil"/>
+              <w:right w:val="nil"/>
+            </w:tcBorders>
+          </w:tcPr>
+          <w:p>
+            <w:pPr>
+              <w:autoSpaceDE w:val="0"/>
+              <w:autoSpaceDN w:val="0"/>
+              <w:adjustRightInd w:val="0"/>
+              <w:spacing w:after="0" w:line="240" w:lineRule="auto"/>
+              <w:jc w:val="right"/>
+              <w:rPr>
+                <w:rFonts w:ascii="Segoe UI" w:hAnsi="Segoe UI" w:cs="Segoe UI"/>
+                <w:color w:val="000000"/>
+                <w:sz w:val="18"/>
+                <w:szCs w:val="18"/>
+              </w:rPr>
+            </w:pPr>
+            <w:r>
+              <w:rPr>
+                <w:rFonts w:ascii="Segoe UI" w:hAnsi="Segoe UI" w:cs="Segoe UI"/>
+                <w:color w:val="000000"/>
+                <w:sz w:val="18"/>
+                <w:szCs w:val="18"/>
+              </w:rPr>
+              <w:t>5.319e+14</w:t>
+            </w:r>
+          </w:p>
+        </w:tc>
+        <w:tc>
+          <w:tcPr>
+            <w:tcW w:w="950" w:type="dxa"/>
+            <w:vMerge w:val="restart"/>
+            <w:tcBorders>
+              <w:top w:val="nil"/>
+              <w:left w:val="nil"/>
+              <w:bottom w:val="nil"/>
+              <w:right w:val="nil"/>
+            </w:tcBorders>
+          </w:tcPr>
+          <w:p>
+            <w:pPr>
+              <w:autoSpaceDE w:val="0"/>
+              <w:autoSpaceDN w:val="0"/>
+              <w:adjustRightInd w:val="0"/>
+              <w:spacing w:after="0" w:line="240" w:lineRule="auto"/>
+              <w:jc w:val="right"/>
+              <w:rPr>
+                <w:rFonts w:ascii="Segoe UI" w:hAnsi="Segoe UI" w:cs="Segoe UI"/>
+                <w:color w:val="000000"/>
+                <w:sz w:val="18"/>
+                <w:szCs w:val="18"/>
+              </w:rPr>
+            </w:pPr>
+            <w:r>
+              <w:rPr>
+                <w:rFonts w:ascii="Segoe UI" w:hAnsi="Segoe UI" w:cs="Segoe UI"/>
+                <w:color w:val="000000"/>
+                <w:sz w:val="18"/>
+                <w:szCs w:val="18"/>
+              </w:rPr>
+              <w:t>10621.23</w:t>
+            </w:r>
+          </w:p>
+        </w:tc>
+        <w:tc>
+          <w:tcPr>
+            <w:tcW w:w="1085" w:type="dxa"/>
+            <w:vMerge w:val="restart"/>
+            <w:tcBorders>
+              <w:top w:val="nil"/>
+              <w:left w:val="nil"/>
+              <w:bottom w:val="nil"/>
+              <w:right w:val="nil"/>
+            </w:tcBorders>
+            <w:shd w:val="clear" w:color="auto" w:fill="141414"/>
+          </w:tcPr>
+          <w:p>
+            <w:pPr>
+              <w:autoSpaceDE w:val="0"/>
+              <w:autoSpaceDN w:val="0"/>
+              <w:adjustRightInd w:val="0"/>
+              <w:spacing w:after="0" w:line="240" w:lineRule="auto"/>
+              <w:jc w:val="right"/>
+              <w:rPr>
+                <w:rFonts w:ascii="Segoe UI" w:hAnsi="Segoe UI" w:cs="Segoe UI"/>
+                <w:color w:val="000000"/>
+                <w:sz w:val="18"/>
+                <w:szCs w:val="18"/>
+              </w:rPr>
+            </w:pPr>
+            <w:r>
+              <w:rPr>
+                <w:rFonts w:ascii="Segoe UI" w:hAnsi="Segoe UI" w:cs="Segoe UI"/>
+                <w:color w:val="F03246"/>
+                <w:sz w:val="18"/>
+                <w:szCs w:val="18"/>
+              </w:rPr>
+              <w:t>&lt;.0001*</w:t>
+            </w:r>
+          </w:p>
+        </w:tc>
+      </w:tr>
+      <w:tr>
+        <w:tblPrEx>
+          <w:tblCellMar>
+            <w:top w:w="0" w:type="dxa"/>
+            <w:bottom w:w="0" w:type="dxa"/>
+          </w:tblCellMar>
+        </w:tblPrEx>
+        <w:trPr>
+          <w:trHeight w:val="239"/>
+        </w:trPr>
+        <w:tc>
+          <w:tcPr>
+            <w:tcW w:w="1040" w:type="dxa"/>
+            <w:vMerge w:val="restart"/>
+            <w:tcBorders>
+              <w:top w:val="nil"/>
+              <w:left w:val="nil"/>
+              <w:bottom w:val="nil"/>
+              <w:right w:val="nil"/>
+            </w:tcBorders>
+          </w:tcPr>
+          <w:p>
+            <w:pPr>
+              <w:autoSpaceDE w:val="0"/>
+              <w:autoSpaceDN w:val="0"/>
+              <w:adjustRightInd w:val="0"/>
+              <w:spacing w:after="0" w:line="240" w:lineRule="auto"/>
+              <w:rPr>
+                <w:rFonts w:ascii="Segoe UI" w:hAnsi="Segoe UI" w:cs="Segoe UI"/>
+                <w:color w:val="000000"/>
+                <w:sz w:val="18"/>
+                <w:szCs w:val="18"/>
+              </w:rPr>
+            </w:pPr>
+            <w:proofErr w:type="spellStart"/>
+            <w:r>
+              <w:rPr>
+                <w:rFonts w:ascii="Segoe UI" w:hAnsi="Segoe UI" w:cs="Segoe UI"/>
+                <w:color w:val="000000"/>
+                <w:sz w:val="18"/>
+                <w:szCs w:val="18"/>
+              </w:rPr>
+              <w:t>sqft_lot</w:t>
+            </w:r>
+            <w:proofErr w:type="spellEnd"/>
+          </w:p>
+        </w:tc>
+        <w:tc>
+          <w:tcPr>
+            <w:tcW w:w="950" w:type="dxa"/>
+            <w:vMerge w:val="restart"/>
+            <w:tcBorders>
+              <w:top w:val="nil"/>
+              <w:left w:val="nil"/>
+              <w:bottom w:val="nil"/>
+              <w:right w:val="nil"/>
+            </w:tcBorders>
+          </w:tcPr>
+          <w:p>
+            <w:pPr>
+              <w:autoSpaceDE w:val="0"/>
+              <w:autoSpaceDN w:val="0"/>
+              <w:adjustRightInd w:val="0"/>
+              <w:spacing w:after="0" w:line="240" w:lineRule="auto"/>
+              <w:jc w:val="right"/>
+              <w:rPr>
+                <w:rFonts w:ascii="Segoe UI" w:hAnsi="Segoe UI" w:cs="Segoe UI"/>
+                <w:color w:val="000000"/>
+                <w:sz w:val="18"/>
+                <w:szCs w:val="18"/>
+              </w:rPr>
+            </w:pPr>
+            <w:r>
+              <w:rPr>
+                <w:rFonts w:ascii="Segoe UI" w:hAnsi="Segoe UI" w:cs="Segoe UI"/>
+                <w:color w:val="000000"/>
+                <w:sz w:val="18"/>
+                <w:szCs w:val="18"/>
+              </w:rPr>
+              <w:t xml:space="preserve">  1</w:t>
+            </w:r>
+          </w:p>
+        </w:tc>
+        <w:tc>
+          <w:tcPr>
+            <w:tcW w:w="590" w:type="dxa"/>
+            <w:vMerge w:val="restart"/>
+            <w:tcBorders>
+              <w:top w:val="nil"/>
+              <w:left w:val="nil"/>
+              <w:bottom w:val="nil"/>
+              <w:right w:val="nil"/>
+            </w:tcBorders>
+          </w:tcPr>
+          <w:p>
+            <w:pPr>
+              <w:autoSpaceDE w:val="0"/>
+              <w:autoSpaceDN w:val="0"/>
+              <w:adjustRightInd w:val="0"/>
+              <w:spacing w:after="0" w:line="240" w:lineRule="auto"/>
+              <w:jc w:val="right"/>
+              <w:rPr>
+                <w:rFonts w:ascii="Segoe UI" w:hAnsi="Segoe UI" w:cs="Segoe UI"/>
+                <w:color w:val="000000"/>
+                <w:sz w:val="18"/>
+                <w:szCs w:val="18"/>
+              </w:rPr>
+            </w:pPr>
+            <w:r>
+              <w:rPr>
+                <w:rFonts w:ascii="Segoe UI" w:hAnsi="Segoe UI" w:cs="Segoe UI"/>
+                <w:color w:val="000000"/>
+                <w:sz w:val="18"/>
+                <w:szCs w:val="18"/>
+              </w:rPr>
+              <w:t>1</w:t>
+            </w:r>
+          </w:p>
+        </w:tc>
+        <w:tc>
+          <w:tcPr>
+            <w:tcW w:w="1145" w:type="dxa"/>
+            <w:vMerge w:val="restart"/>
+            <w:tcBorders>
+              <w:top w:val="nil"/>
+              <w:left w:val="nil"/>
+              <w:bottom w:val="nil"/>
+              <w:right w:val="nil"/>
+            </w:tcBorders>
+          </w:tcPr>
+          <w:p>
+            <w:pPr>
+              <w:autoSpaceDE w:val="0"/>
+              <w:autoSpaceDN w:val="0"/>
+              <w:adjustRightInd w:val="0"/>
+              <w:spacing w:after="0" w:line="240" w:lineRule="auto"/>
+              <w:jc w:val="right"/>
+              <w:rPr>
+                <w:rFonts w:ascii="Segoe UI" w:hAnsi="Segoe UI" w:cs="Segoe UI"/>
+                <w:color w:val="000000"/>
+                <w:sz w:val="18"/>
+                <w:szCs w:val="18"/>
+              </w:rPr>
+            </w:pPr>
+            <w:r>
+              <w:rPr>
+                <w:rFonts w:ascii="Segoe UI" w:hAnsi="Segoe UI" w:cs="Segoe UI"/>
+                <w:color w:val="000000"/>
+                <w:sz w:val="18"/>
+                <w:szCs w:val="18"/>
+              </w:rPr>
+              <w:t>5.7565e+12</w:t>
+            </w:r>
+          </w:p>
+        </w:tc>
+        <w:tc>
+          <w:tcPr>
+            <w:tcW w:w="950" w:type="dxa"/>
+            <w:vMerge w:val="restart"/>
+            <w:tcBorders>
+              <w:top w:val="nil"/>
+              <w:left w:val="nil"/>
+              <w:bottom w:val="nil"/>
+              <w:right w:val="nil"/>
+            </w:tcBorders>
+          </w:tcPr>
+          <w:p>
+            <w:pPr>
+              <w:autoSpaceDE w:val="0"/>
+              <w:autoSpaceDN w:val="0"/>
+              <w:adjustRightInd w:val="0"/>
+              <w:spacing w:after="0" w:line="240" w:lineRule="auto"/>
+              <w:jc w:val="right"/>
+              <w:rPr>
+                <w:rFonts w:ascii="Segoe UI" w:hAnsi="Segoe UI" w:cs="Segoe UI"/>
+                <w:color w:val="000000"/>
+                <w:sz w:val="18"/>
+                <w:szCs w:val="18"/>
+              </w:rPr>
+            </w:pPr>
+            <w:r>
+              <w:rPr>
+                <w:rFonts w:ascii="Segoe UI" w:hAnsi="Segoe UI" w:cs="Segoe UI"/>
+                <w:color w:val="000000"/>
+                <w:sz w:val="18"/>
+                <w:szCs w:val="18"/>
+              </w:rPr>
+              <w:t>114.9481</w:t>
+            </w:r>
+          </w:p>
+        </w:tc>
+        <w:tc>
+          <w:tcPr>
+            <w:tcW w:w="1085" w:type="dxa"/>
+            <w:vMerge w:val="restart"/>
+            <w:tcBorders>
+              <w:top w:val="nil"/>
+              <w:left w:val="nil"/>
+              <w:bottom w:val="nil"/>
+              <w:right w:val="nil"/>
+            </w:tcBorders>
+            <w:shd w:val="clear" w:color="auto" w:fill="141414"/>
+          </w:tcPr>
+          <w:p>
+            <w:pPr>
+              <w:autoSpaceDE w:val="0"/>
+              <w:autoSpaceDN w:val="0"/>
+              <w:adjustRightInd w:val="0"/>
+              <w:spacing w:after="0" w:line="240" w:lineRule="auto"/>
+              <w:jc w:val="right"/>
+              <w:rPr>
+                <w:rFonts w:ascii="Segoe UI" w:hAnsi="Segoe UI" w:cs="Segoe UI"/>
+                <w:color w:val="000000"/>
+                <w:sz w:val="18"/>
+                <w:szCs w:val="18"/>
+              </w:rPr>
+            </w:pPr>
+            <w:r>
+              <w:rPr>
+                <w:rFonts w:ascii="Segoe UI" w:hAnsi="Segoe UI" w:cs="Segoe UI"/>
+                <w:color w:val="F03246"/>
+                <w:sz w:val="18"/>
+                <w:szCs w:val="18"/>
+              </w:rPr>
+              <w:t>&lt;.0001*</w:t>
+            </w:r>
+          </w:p>
+        </w:tc>
+      </w:tr>
+      <w:tr>
+        <w:tblPrEx>
+          <w:tblCellMar>
+            <w:top w:w="0" w:type="dxa"/>
+            <w:bottom w:w="0" w:type="dxa"/>
+          </w:tblCellMar>
+        </w:tblPrEx>
+        <w:trPr>
+          <w:trHeight w:val="239"/>
+        </w:trPr>
+        <w:tc>
+          <w:tcPr>
+            <w:tcW w:w="1040" w:type="dxa"/>
+            <w:vMerge w:val="restart"/>
+            <w:tcBorders>
+              <w:top w:val="nil"/>
+              <w:left w:val="nil"/>
+              <w:bottom w:val="nil"/>
+              <w:right w:val="nil"/>
+            </w:tcBorders>
+          </w:tcPr>
+          <w:p>
+            <w:pPr>
+              <w:autoSpaceDE w:val="0"/>
+              <w:autoSpaceDN w:val="0"/>
+              <w:adjustRightInd w:val="0"/>
+              <w:spacing w:after="0" w:line="240" w:lineRule="auto"/>
+              <w:rPr>
+                <w:rFonts w:ascii="Segoe UI" w:hAnsi="Segoe UI" w:cs="Segoe UI"/>
+                <w:color w:val="000000"/>
+                <w:sz w:val="18"/>
+                <w:szCs w:val="18"/>
+              </w:rPr>
+            </w:pPr>
+            <w:r>
+              <w:rPr>
+                <w:rFonts w:ascii="Segoe UI" w:hAnsi="Segoe UI" w:cs="Segoe UI"/>
+                <w:color w:val="000000"/>
+                <w:sz w:val="18"/>
+                <w:szCs w:val="18"/>
+              </w:rPr>
+              <w:t>floors</w:t>
+            </w:r>
+          </w:p>
+        </w:tc>
+        <w:tc>
+          <w:tcPr>
+            <w:tcW w:w="950" w:type="dxa"/>
+            <w:vMerge w:val="restart"/>
+            <w:tcBorders>
+              <w:top w:val="nil"/>
+              <w:left w:val="nil"/>
+              <w:bottom w:val="nil"/>
+              <w:right w:val="nil"/>
+            </w:tcBorders>
+          </w:tcPr>
+          <w:p>
+            <w:pPr>
+              <w:autoSpaceDE w:val="0"/>
+              <w:autoSpaceDN w:val="0"/>
+              <w:adjustRightInd w:val="0"/>
+              <w:spacing w:after="0" w:line="240" w:lineRule="auto"/>
+              <w:jc w:val="right"/>
+              <w:rPr>
+                <w:rFonts w:ascii="Segoe UI" w:hAnsi="Segoe UI" w:cs="Segoe UI"/>
+                <w:color w:val="000000"/>
+                <w:sz w:val="18"/>
+                <w:szCs w:val="18"/>
+              </w:rPr>
+            </w:pPr>
+            <w:r>
+              <w:rPr>
+                <w:rFonts w:ascii="Segoe UI" w:hAnsi="Segoe UI" w:cs="Segoe UI"/>
+                <w:color w:val="000000"/>
+                <w:sz w:val="18"/>
+                <w:szCs w:val="18"/>
+              </w:rPr>
+              <w:t xml:space="preserve">  1</w:t>
+            </w:r>
+          </w:p>
+        </w:tc>
+        <w:tc>
+          <w:tcPr>
+            <w:tcW w:w="590" w:type="dxa"/>
+            <w:vMerge w:val="restart"/>
+            <w:tcBorders>
+              <w:top w:val="nil"/>
+              <w:left w:val="nil"/>
+              <w:bottom w:val="nil"/>
+              <w:right w:val="nil"/>
+            </w:tcBorders>
+          </w:tcPr>
+          <w:p>
+            <w:pPr>
+              <w:autoSpaceDE w:val="0"/>
+              <w:autoSpaceDN w:val="0"/>
+              <w:adjustRightInd w:val="0"/>
+              <w:spacing w:after="0" w:line="240" w:lineRule="auto"/>
+              <w:jc w:val="right"/>
+              <w:rPr>
+                <w:rFonts w:ascii="Segoe UI" w:hAnsi="Segoe UI" w:cs="Segoe UI"/>
+                <w:color w:val="000000"/>
+                <w:sz w:val="18"/>
+                <w:szCs w:val="18"/>
+              </w:rPr>
+            </w:pPr>
+            <w:r>
+              <w:rPr>
+                <w:rFonts w:ascii="Segoe UI" w:hAnsi="Segoe UI" w:cs="Segoe UI"/>
+                <w:color w:val="000000"/>
+                <w:sz w:val="18"/>
+                <w:szCs w:val="18"/>
+              </w:rPr>
+              <w:t>1</w:t>
+            </w:r>
+          </w:p>
+        </w:tc>
+        <w:tc>
+          <w:tcPr>
+            <w:tcW w:w="1145" w:type="dxa"/>
+            <w:vMerge w:val="restart"/>
+            <w:tcBorders>
+              <w:top w:val="nil"/>
+              <w:left w:val="nil"/>
+              <w:bottom w:val="nil"/>
+              <w:right w:val="nil"/>
+            </w:tcBorders>
+          </w:tcPr>
+          <w:p>
+            <w:pPr>
+              <w:autoSpaceDE w:val="0"/>
+              <w:autoSpaceDN w:val="0"/>
+              <w:adjustRightInd w:val="0"/>
+              <w:spacing w:after="0" w:line="240" w:lineRule="auto"/>
+              <w:jc w:val="right"/>
+              <w:rPr>
+                <w:rFonts w:ascii="Segoe UI" w:hAnsi="Segoe UI" w:cs="Segoe UI"/>
+                <w:color w:val="000000"/>
+                <w:sz w:val="18"/>
+                <w:szCs w:val="18"/>
+              </w:rPr>
+            </w:pPr>
+            <w:r>
+              <w:rPr>
+                <w:rFonts w:ascii="Segoe UI" w:hAnsi="Segoe UI" w:cs="Segoe UI"/>
+                <w:color w:val="000000"/>
+                <w:sz w:val="18"/>
+                <w:szCs w:val="18"/>
+              </w:rPr>
+              <w:t>540549027</w:t>
+            </w:r>
+          </w:p>
+        </w:tc>
+        <w:tc>
+          <w:tcPr>
+            <w:tcW w:w="950" w:type="dxa"/>
+            <w:vMerge w:val="restart"/>
+            <w:tcBorders>
+              <w:top w:val="nil"/>
+              <w:left w:val="nil"/>
+              <w:bottom w:val="nil"/>
+              <w:right w:val="nil"/>
+            </w:tcBorders>
+          </w:tcPr>
+          <w:p>
+            <w:pPr>
+              <w:autoSpaceDE w:val="0"/>
+              <w:autoSpaceDN w:val="0"/>
+              <w:adjustRightInd w:val="0"/>
+              <w:spacing w:after="0" w:line="240" w:lineRule="auto"/>
+              <w:jc w:val="right"/>
+              <w:rPr>
+                <w:rFonts w:ascii="Segoe UI" w:hAnsi="Segoe UI" w:cs="Segoe UI"/>
+                <w:color w:val="000000"/>
+                <w:sz w:val="18"/>
+                <w:szCs w:val="18"/>
+              </w:rPr>
+            </w:pPr>
+            <w:r>
+              <w:rPr>
+                <w:rFonts w:ascii="Segoe UI" w:hAnsi="Segoe UI" w:cs="Segoe UI"/>
+                <w:color w:val="000000"/>
+                <w:sz w:val="18"/>
+                <w:szCs w:val="18"/>
+              </w:rPr>
+              <w:t>0.0108</w:t>
+            </w:r>
+          </w:p>
+        </w:tc>
+        <w:tc>
+          <w:tcPr>
+            <w:tcW w:w="1085" w:type="dxa"/>
+            <w:vMerge w:val="restart"/>
+            <w:tcBorders>
+              <w:top w:val="nil"/>
+              <w:left w:val="nil"/>
+              <w:bottom w:val="nil"/>
+              <w:right w:val="nil"/>
+            </w:tcBorders>
+          </w:tcPr>
+          <w:p>
+            <w:pPr>
+              <w:autoSpaceDE w:val="0"/>
+              <w:autoSpaceDN w:val="0"/>
+              <w:adjustRightInd w:val="0"/>
+              <w:spacing w:after="0" w:line="240" w:lineRule="auto"/>
+              <w:jc w:val="right"/>
+              <w:rPr>
+                <w:rFonts w:ascii="Segoe UI" w:hAnsi="Segoe UI" w:cs="Segoe UI"/>
+                <w:color w:val="000000"/>
+                <w:sz w:val="18"/>
+                <w:szCs w:val="18"/>
+              </w:rPr>
+            </w:pPr>
+            <w:r>
+              <w:rPr>
+                <w:rFonts w:ascii="Segoe UI" w:hAnsi="Segoe UI" w:cs="Segoe UI"/>
+                <w:color w:val="000000"/>
+                <w:sz w:val="18"/>
+                <w:szCs w:val="18"/>
+              </w:rPr>
+              <w:t>0.9173</w:t>
+            </w:r>
+          </w:p>
+        </w:tc>
+      </w:tr>
+      <w:tr>
+        <w:tblPrEx>
+          <w:tblCellMar>
+            <w:top w:w="0" w:type="dxa"/>
+            <w:bottom w:w="0" w:type="dxa"/>
+          </w:tblCellMar>
+        </w:tblPrEx>
+        <w:trPr>
+          <w:trHeight w:val="239"/>
+        </w:trPr>
+        <w:tc>
+          <w:tcPr>
+            <w:tcW w:w="1040" w:type="dxa"/>
+            <w:vMerge w:val="restart"/>
+            <w:tcBorders>
+              <w:top w:val="nil"/>
+              <w:left w:val="nil"/>
+              <w:bottom w:val="nil"/>
+              <w:right w:val="nil"/>
+            </w:tcBorders>
+          </w:tcPr>
+          <w:p>
+            <w:pPr>
+              <w:autoSpaceDE w:val="0"/>
+              <w:autoSpaceDN w:val="0"/>
+              <w:adjustRightInd w:val="0"/>
+              <w:spacing w:after="0" w:line="240" w:lineRule="auto"/>
+              <w:rPr>
+                <w:rFonts w:ascii="Segoe UI" w:hAnsi="Segoe UI" w:cs="Segoe UI"/>
+                <w:color w:val="000000"/>
+                <w:sz w:val="18"/>
+                <w:szCs w:val="18"/>
+              </w:rPr>
+            </w:pPr>
+            <w:r>
+              <w:rPr>
+                <w:rFonts w:ascii="Segoe UI" w:hAnsi="Segoe UI" w:cs="Segoe UI"/>
+                <w:color w:val="000000"/>
+                <w:sz w:val="18"/>
+                <w:szCs w:val="18"/>
+              </w:rPr>
+              <w:t>condition</w:t>
+            </w:r>
+          </w:p>
+        </w:tc>
+        <w:tc>
+          <w:tcPr>
+            <w:tcW w:w="950" w:type="dxa"/>
+            <w:vMerge w:val="restart"/>
+            <w:tcBorders>
+              <w:top w:val="nil"/>
+              <w:left w:val="nil"/>
+              <w:bottom w:val="nil"/>
+              <w:right w:val="nil"/>
+            </w:tcBorders>
+          </w:tcPr>
+          <w:p>
+            <w:pPr>
+              <w:autoSpaceDE w:val="0"/>
+              <w:autoSpaceDN w:val="0"/>
+              <w:adjustRightInd w:val="0"/>
+              <w:spacing w:after="0" w:line="240" w:lineRule="auto"/>
+              <w:jc w:val="right"/>
+              <w:rPr>
+                <w:rFonts w:ascii="Segoe UI" w:hAnsi="Segoe UI" w:cs="Segoe UI"/>
+                <w:color w:val="000000"/>
+                <w:sz w:val="18"/>
+                <w:szCs w:val="18"/>
+              </w:rPr>
+            </w:pPr>
+            <w:r>
+              <w:rPr>
+                <w:rFonts w:ascii="Segoe UI" w:hAnsi="Segoe UI" w:cs="Segoe UI"/>
+                <w:color w:val="000000"/>
+                <w:sz w:val="18"/>
+                <w:szCs w:val="18"/>
+              </w:rPr>
+              <w:t xml:space="preserve">  1</w:t>
+            </w:r>
+          </w:p>
+        </w:tc>
+        <w:tc>
+          <w:tcPr>
+            <w:tcW w:w="590" w:type="dxa"/>
+            <w:vMerge w:val="restart"/>
+            <w:tcBorders>
+              <w:top w:val="nil"/>
+              <w:left w:val="nil"/>
+              <w:bottom w:val="nil"/>
+              <w:right w:val="nil"/>
+            </w:tcBorders>
+          </w:tcPr>
+          <w:p>
+            <w:pPr>
+              <w:autoSpaceDE w:val="0"/>
+              <w:autoSpaceDN w:val="0"/>
+              <w:adjustRightInd w:val="0"/>
+              <w:spacing w:after="0" w:line="240" w:lineRule="auto"/>
+              <w:jc w:val="right"/>
+              <w:rPr>
+                <w:rFonts w:ascii="Segoe UI" w:hAnsi="Segoe UI" w:cs="Segoe UI"/>
+                <w:color w:val="000000"/>
+                <w:sz w:val="18"/>
+                <w:szCs w:val="18"/>
+              </w:rPr>
+            </w:pPr>
+            <w:r>
+              <w:rPr>
+                <w:rFonts w:ascii="Segoe UI" w:hAnsi="Segoe UI" w:cs="Segoe UI"/>
+                <w:color w:val="000000"/>
+                <w:sz w:val="18"/>
+                <w:szCs w:val="18"/>
+              </w:rPr>
+              <w:t>1</w:t>
+            </w:r>
+          </w:p>
+        </w:tc>
+        <w:tc>
+          <w:tcPr>
+            <w:tcW w:w="1145" w:type="dxa"/>
+            <w:vMerge w:val="restart"/>
+            <w:tcBorders>
+              <w:top w:val="nil"/>
+              <w:left w:val="nil"/>
+              <w:bottom w:val="nil"/>
+              <w:right w:val="nil"/>
+            </w:tcBorders>
+          </w:tcPr>
+          <w:p>
+            <w:pPr>
+              <w:autoSpaceDE w:val="0"/>
+              <w:autoSpaceDN w:val="0"/>
+              <w:adjustRightInd w:val="0"/>
+              <w:spacing w:after="0" w:line="240" w:lineRule="auto"/>
+              <w:jc w:val="right"/>
+              <w:rPr>
+                <w:rFonts w:ascii="Segoe UI" w:hAnsi="Segoe UI" w:cs="Segoe UI"/>
+                <w:color w:val="000000"/>
+                <w:sz w:val="18"/>
+                <w:szCs w:val="18"/>
+              </w:rPr>
+            </w:pPr>
+            <w:r>
+              <w:rPr>
+                <w:rFonts w:ascii="Segoe UI" w:hAnsi="Segoe UI" w:cs="Segoe UI"/>
+                <w:color w:val="000000"/>
+                <w:sz w:val="18"/>
+                <w:szCs w:val="18"/>
+              </w:rPr>
+              <w:t>2.9793e+13</w:t>
+            </w:r>
+          </w:p>
+        </w:tc>
+        <w:tc>
+          <w:tcPr>
+            <w:tcW w:w="950" w:type="dxa"/>
+            <w:vMerge w:val="restart"/>
+            <w:tcBorders>
+              <w:top w:val="nil"/>
+              <w:left w:val="nil"/>
+              <w:bottom w:val="nil"/>
+              <w:right w:val="nil"/>
+            </w:tcBorders>
+          </w:tcPr>
+          <w:p>
+            <w:pPr>
+              <w:autoSpaceDE w:val="0"/>
+              <w:autoSpaceDN w:val="0"/>
+              <w:adjustRightInd w:val="0"/>
+              <w:spacing w:after="0" w:line="240" w:lineRule="auto"/>
+              <w:jc w:val="right"/>
+              <w:rPr>
+                <w:rFonts w:ascii="Segoe UI" w:hAnsi="Segoe UI" w:cs="Segoe UI"/>
+                <w:color w:val="000000"/>
+                <w:sz w:val="18"/>
+                <w:szCs w:val="18"/>
+              </w:rPr>
+            </w:pPr>
+            <w:r>
+              <w:rPr>
+                <w:rFonts w:ascii="Segoe UI" w:hAnsi="Segoe UI" w:cs="Segoe UI"/>
+                <w:color w:val="000000"/>
+                <w:sz w:val="18"/>
+                <w:szCs w:val="18"/>
+              </w:rPr>
+              <w:t>594.9310</w:t>
+            </w:r>
+          </w:p>
+        </w:tc>
+        <w:tc>
+          <w:tcPr>
+            <w:tcW w:w="1085" w:type="dxa"/>
+            <w:vMerge w:val="restart"/>
+            <w:tcBorders>
+              <w:top w:val="nil"/>
+              <w:left w:val="nil"/>
+              <w:bottom w:val="nil"/>
+              <w:right w:val="nil"/>
+            </w:tcBorders>
+            <w:shd w:val="clear" w:color="auto" w:fill="141414"/>
+          </w:tcPr>
+          <w:p>
+            <w:pPr>
+              <w:autoSpaceDE w:val="0"/>
+              <w:autoSpaceDN w:val="0"/>
+              <w:adjustRightInd w:val="0"/>
+              <w:spacing w:after="0" w:line="240" w:lineRule="auto"/>
+              <w:jc w:val="right"/>
+              <w:rPr>
+                <w:rFonts w:ascii="Segoe UI" w:hAnsi="Segoe UI" w:cs="Segoe UI"/>
+                <w:color w:val="000000"/>
+                <w:sz w:val="18"/>
+                <w:szCs w:val="18"/>
+              </w:rPr>
+            </w:pPr>
+            <w:r>
+              <w:rPr>
+                <w:rFonts w:ascii="Segoe UI" w:hAnsi="Segoe UI" w:cs="Segoe UI"/>
+                <w:color w:val="F03246"/>
+                <w:sz w:val="18"/>
+                <w:szCs w:val="18"/>
+              </w:rPr>
+              <w:t>&lt;.0001*</w:t>
+            </w:r>
+          </w:p>
+        </w:tc>
+      </w:tr>
+      <w:tr>
+        <w:tblPrEx>
+          <w:tblCellMar>
+            <w:top w:w="0" w:type="dxa"/>
+            <w:bottom w:w="0" w:type="dxa"/>
+          </w:tblCellMar>
+        </w:tblPrEx>
+        <w:trPr>
+          <w:trHeight w:val="239"/>
+        </w:trPr>
+        <w:tc>
+          <w:tcPr>
+            <w:tcW w:w="1040" w:type="dxa"/>
+            <w:vMerge w:val="restart"/>
+            <w:tcBorders>
+              <w:top w:val="nil"/>
+              <w:left w:val="nil"/>
+              <w:bottom w:val="nil"/>
+              <w:right w:val="nil"/>
+            </w:tcBorders>
+          </w:tcPr>
+          <w:p>
+            <w:pPr>
+              <w:autoSpaceDE w:val="0"/>
+              <w:autoSpaceDN w:val="0"/>
+              <w:adjustRightInd w:val="0"/>
+              <w:spacing w:after="0" w:line="240" w:lineRule="auto"/>
+              <w:rPr>
+                <w:rFonts w:ascii="Segoe UI" w:hAnsi="Segoe UI" w:cs="Segoe UI"/>
+                <w:color w:val="000000"/>
+                <w:sz w:val="18"/>
+                <w:szCs w:val="18"/>
+              </w:rPr>
+            </w:pPr>
+            <w:r>
+              <w:rPr>
+                <w:rFonts w:ascii="Segoe UI" w:hAnsi="Segoe UI" w:cs="Segoe UI"/>
+                <w:color w:val="000000"/>
+                <w:sz w:val="18"/>
+                <w:szCs w:val="18"/>
+              </w:rPr>
+              <w:t>grade</w:t>
+            </w:r>
+          </w:p>
+        </w:tc>
+        <w:tc>
+          <w:tcPr>
+            <w:tcW w:w="950" w:type="dxa"/>
+            <w:vMerge w:val="restart"/>
+            <w:tcBorders>
+              <w:top w:val="nil"/>
+              <w:left w:val="nil"/>
+              <w:bottom w:val="nil"/>
+              <w:right w:val="nil"/>
+            </w:tcBorders>
+          </w:tcPr>
+          <w:p>
+            <w:pPr>
+              <w:autoSpaceDE w:val="0"/>
+              <w:autoSpaceDN w:val="0"/>
+              <w:adjustRightInd w:val="0"/>
+              <w:spacing w:after="0" w:line="240" w:lineRule="auto"/>
+              <w:jc w:val="right"/>
+              <w:rPr>
+                <w:rFonts w:ascii="Segoe UI" w:hAnsi="Segoe UI" w:cs="Segoe UI"/>
+                <w:color w:val="000000"/>
+                <w:sz w:val="18"/>
+                <w:szCs w:val="18"/>
+              </w:rPr>
+            </w:pPr>
+            <w:r>
+              <w:rPr>
+                <w:rFonts w:ascii="Segoe UI" w:hAnsi="Segoe UI" w:cs="Segoe UI"/>
+                <w:color w:val="000000"/>
+                <w:sz w:val="18"/>
+                <w:szCs w:val="18"/>
+              </w:rPr>
+              <w:t xml:space="preserve">  1</w:t>
+            </w:r>
+          </w:p>
+        </w:tc>
+        <w:tc>
+          <w:tcPr>
+            <w:tcW w:w="590" w:type="dxa"/>
+            <w:vMerge w:val="restart"/>
+            <w:tcBorders>
+              <w:top w:val="nil"/>
+              <w:left w:val="nil"/>
+              <w:bottom w:val="nil"/>
+              <w:right w:val="nil"/>
+            </w:tcBorders>
+          </w:tcPr>
+          <w:p>
+            <w:pPr>
+              <w:autoSpaceDE w:val="0"/>
+              <w:autoSpaceDN w:val="0"/>
+              <w:adjustRightInd w:val="0"/>
+              <w:spacing w:after="0" w:line="240" w:lineRule="auto"/>
+              <w:jc w:val="right"/>
+              <w:rPr>
+                <w:rFonts w:ascii="Segoe UI" w:hAnsi="Segoe UI" w:cs="Segoe UI"/>
+                <w:color w:val="000000"/>
+                <w:sz w:val="18"/>
+                <w:szCs w:val="18"/>
+              </w:rPr>
+            </w:pPr>
+            <w:r>
+              <w:rPr>
+                <w:rFonts w:ascii="Segoe UI" w:hAnsi="Segoe UI" w:cs="Segoe UI"/>
+                <w:color w:val="000000"/>
+                <w:sz w:val="18"/>
+                <w:szCs w:val="18"/>
+              </w:rPr>
+              <w:t>1</w:t>
+            </w:r>
+          </w:p>
+        </w:tc>
+        <w:tc>
+          <w:tcPr>
+            <w:tcW w:w="1145" w:type="dxa"/>
+            <w:vMerge w:val="restart"/>
+            <w:tcBorders>
+              <w:top w:val="nil"/>
+              <w:left w:val="nil"/>
+              <w:bottom w:val="nil"/>
+              <w:right w:val="nil"/>
+            </w:tcBorders>
+          </w:tcPr>
+          <w:p>
+            <w:pPr>
+              <w:autoSpaceDE w:val="0"/>
+              <w:autoSpaceDN w:val="0"/>
+              <w:adjustRightInd w:val="0"/>
+              <w:spacing w:after="0" w:line="240" w:lineRule="auto"/>
+              <w:jc w:val="right"/>
+              <w:rPr>
+                <w:rFonts w:ascii="Segoe UI" w:hAnsi="Segoe UI" w:cs="Segoe UI"/>
+                <w:color w:val="000000"/>
+                <w:sz w:val="18"/>
+                <w:szCs w:val="18"/>
+              </w:rPr>
+            </w:pPr>
+            <w:r>
+              <w:rPr>
+                <w:rFonts w:ascii="Segoe UI" w:hAnsi="Segoe UI" w:cs="Segoe UI"/>
+                <w:color w:val="000000"/>
+                <w:sz w:val="18"/>
+                <w:szCs w:val="18"/>
+              </w:rPr>
+              <w:t>5.5557e+14</w:t>
+            </w:r>
+          </w:p>
+        </w:tc>
+        <w:tc>
+          <w:tcPr>
+            <w:tcW w:w="950" w:type="dxa"/>
+            <w:vMerge w:val="restart"/>
+            <w:tcBorders>
+              <w:top w:val="nil"/>
+              <w:left w:val="nil"/>
+              <w:bottom w:val="nil"/>
+              <w:right w:val="nil"/>
+            </w:tcBorders>
+          </w:tcPr>
+          <w:p>
+            <w:pPr>
+              <w:autoSpaceDE w:val="0"/>
+              <w:autoSpaceDN w:val="0"/>
+              <w:adjustRightInd w:val="0"/>
+              <w:spacing w:after="0" w:line="240" w:lineRule="auto"/>
+              <w:jc w:val="right"/>
+              <w:rPr>
+                <w:rFonts w:ascii="Segoe UI" w:hAnsi="Segoe UI" w:cs="Segoe UI"/>
+                <w:color w:val="000000"/>
+                <w:sz w:val="18"/>
+                <w:szCs w:val="18"/>
+              </w:rPr>
+            </w:pPr>
+            <w:r>
+              <w:rPr>
+                <w:rFonts w:ascii="Segoe UI" w:hAnsi="Segoe UI" w:cs="Segoe UI"/>
+                <w:color w:val="000000"/>
+                <w:sz w:val="18"/>
+                <w:szCs w:val="18"/>
+              </w:rPr>
+              <w:t>11094.00</w:t>
+            </w:r>
+          </w:p>
+        </w:tc>
+        <w:tc>
+          <w:tcPr>
+            <w:tcW w:w="1085" w:type="dxa"/>
+            <w:vMerge w:val="restart"/>
+            <w:tcBorders>
+              <w:top w:val="nil"/>
+              <w:left w:val="nil"/>
+              <w:bottom w:val="nil"/>
+              <w:right w:val="nil"/>
+            </w:tcBorders>
+            <w:shd w:val="clear" w:color="auto" w:fill="141414"/>
+          </w:tcPr>
+          <w:p>
+            <w:pPr>
+              <w:autoSpaceDE w:val="0"/>
+              <w:autoSpaceDN w:val="0"/>
+              <w:adjustRightInd w:val="0"/>
+              <w:spacing w:after="0" w:line="240" w:lineRule="auto"/>
+              <w:jc w:val="right"/>
+              <w:rPr>
+                <w:rFonts w:ascii="Segoe UI" w:hAnsi="Segoe UI" w:cs="Segoe UI"/>
+                <w:color w:val="000000"/>
+                <w:sz w:val="18"/>
+                <w:szCs w:val="18"/>
+              </w:rPr>
+            </w:pPr>
+            <w:r>
+              <w:rPr>
+                <w:rFonts w:ascii="Segoe UI" w:hAnsi="Segoe UI" w:cs="Segoe UI"/>
+                <w:color w:val="F03246"/>
+                <w:sz w:val="18"/>
+                <w:szCs w:val="18"/>
+              </w:rPr>
+              <w:t>&lt;.0001*</w:t>
+            </w:r>
+          </w:p>
+        </w:tc>
+      </w:tr>
+      <w:tr>
+        <w:tblPrEx>
+          <w:tblCellMar>
+            <w:top w:w="0" w:type="dxa"/>
+            <w:bottom w:w="0" w:type="dxa"/>
+          </w:tblCellMar>
+        </w:tblPrEx>
+        <w:trPr>
+          <w:trHeight w:val="239"/>
+        </w:trPr>
+        <w:tc>
+          <w:tcPr>
+            <w:tcW w:w="1040" w:type="dxa"/>
+            <w:vMerge w:val="restart"/>
+            <w:tcBorders>
+              <w:top w:val="nil"/>
+              <w:left w:val="nil"/>
+              <w:bottom w:val="nil"/>
+              <w:right w:val="nil"/>
+            </w:tcBorders>
+          </w:tcPr>
+          <w:p>
+            <w:pPr>
+              <w:autoSpaceDE w:val="0"/>
+              <w:autoSpaceDN w:val="0"/>
+              <w:adjustRightInd w:val="0"/>
+              <w:spacing w:after="0" w:line="240" w:lineRule="auto"/>
+              <w:rPr>
+                <w:rFonts w:ascii="Segoe UI" w:hAnsi="Segoe UI" w:cs="Segoe UI"/>
+                <w:color w:val="000000"/>
+                <w:sz w:val="18"/>
+                <w:szCs w:val="18"/>
+              </w:rPr>
+            </w:pPr>
+            <w:proofErr w:type="spellStart"/>
+            <w:r>
+              <w:rPr>
+                <w:rFonts w:ascii="Segoe UI" w:hAnsi="Segoe UI" w:cs="Segoe UI"/>
+                <w:color w:val="000000"/>
+                <w:sz w:val="18"/>
+                <w:szCs w:val="18"/>
+              </w:rPr>
+              <w:t>lat</w:t>
+            </w:r>
+            <w:proofErr w:type="spellEnd"/>
+          </w:p>
+        </w:tc>
+        <w:tc>
+          <w:tcPr>
+            <w:tcW w:w="950" w:type="dxa"/>
+            <w:vMerge w:val="restart"/>
+            <w:tcBorders>
+              <w:top w:val="nil"/>
+              <w:left w:val="nil"/>
+              <w:bottom w:val="nil"/>
+              <w:right w:val="nil"/>
+            </w:tcBorders>
+          </w:tcPr>
+          <w:p>
+            <w:pPr>
+              <w:autoSpaceDE w:val="0"/>
+              <w:autoSpaceDN w:val="0"/>
+              <w:adjustRightInd w:val="0"/>
+              <w:spacing w:after="0" w:line="240" w:lineRule="auto"/>
+              <w:jc w:val="right"/>
+              <w:rPr>
+                <w:rFonts w:ascii="Segoe UI" w:hAnsi="Segoe UI" w:cs="Segoe UI"/>
+                <w:color w:val="000000"/>
+                <w:sz w:val="18"/>
+                <w:szCs w:val="18"/>
+              </w:rPr>
+            </w:pPr>
+            <w:r>
+              <w:rPr>
+                <w:rFonts w:ascii="Segoe UI" w:hAnsi="Segoe UI" w:cs="Segoe UI"/>
+                <w:color w:val="000000"/>
+                <w:sz w:val="18"/>
+                <w:szCs w:val="18"/>
+              </w:rPr>
+              <w:t xml:space="preserve">  1</w:t>
+            </w:r>
+          </w:p>
+        </w:tc>
+        <w:tc>
+          <w:tcPr>
+            <w:tcW w:w="590" w:type="dxa"/>
+            <w:vMerge w:val="restart"/>
+            <w:tcBorders>
+              <w:top w:val="nil"/>
+              <w:left w:val="nil"/>
+              <w:bottom w:val="nil"/>
+              <w:right w:val="nil"/>
+            </w:tcBorders>
+          </w:tcPr>
+          <w:p>
+            <w:pPr>
+              <w:autoSpaceDE w:val="0"/>
+              <w:autoSpaceDN w:val="0"/>
+              <w:adjustRightInd w:val="0"/>
+              <w:spacing w:after="0" w:line="240" w:lineRule="auto"/>
+              <w:jc w:val="right"/>
+              <w:rPr>
+                <w:rFonts w:ascii="Segoe UI" w:hAnsi="Segoe UI" w:cs="Segoe UI"/>
+                <w:color w:val="000000"/>
+                <w:sz w:val="18"/>
+                <w:szCs w:val="18"/>
+              </w:rPr>
+            </w:pPr>
+            <w:r>
+              <w:rPr>
+                <w:rFonts w:ascii="Segoe UI" w:hAnsi="Segoe UI" w:cs="Segoe UI"/>
+                <w:color w:val="000000"/>
+                <w:sz w:val="18"/>
+                <w:szCs w:val="18"/>
+              </w:rPr>
+              <w:t>1</w:t>
+            </w:r>
+          </w:p>
+        </w:tc>
+        <w:tc>
+          <w:tcPr>
+            <w:tcW w:w="1145" w:type="dxa"/>
+            <w:vMerge w:val="restart"/>
+            <w:tcBorders>
+              <w:top w:val="nil"/>
+              <w:left w:val="nil"/>
+              <w:bottom w:val="nil"/>
+              <w:right w:val="nil"/>
+            </w:tcBorders>
+          </w:tcPr>
+          <w:p>
+            <w:pPr>
+              <w:autoSpaceDE w:val="0"/>
+              <w:autoSpaceDN w:val="0"/>
+              <w:adjustRightInd w:val="0"/>
+              <w:spacing w:after="0" w:line="240" w:lineRule="auto"/>
+              <w:jc w:val="right"/>
+              <w:rPr>
+                <w:rFonts w:ascii="Segoe UI" w:hAnsi="Segoe UI" w:cs="Segoe UI"/>
+                <w:color w:val="000000"/>
+                <w:sz w:val="18"/>
+                <w:szCs w:val="18"/>
+              </w:rPr>
+            </w:pPr>
+            <w:r>
+              <w:rPr>
+                <w:rFonts w:ascii="Segoe UI" w:hAnsi="Segoe UI" w:cs="Segoe UI"/>
+                <w:color w:val="000000"/>
+                <w:sz w:val="18"/>
+                <w:szCs w:val="18"/>
+              </w:rPr>
+              <w:t>1.736e+14</w:t>
+            </w:r>
+          </w:p>
+        </w:tc>
+        <w:tc>
+          <w:tcPr>
+            <w:tcW w:w="950" w:type="dxa"/>
+            <w:vMerge w:val="restart"/>
+            <w:tcBorders>
+              <w:top w:val="nil"/>
+              <w:left w:val="nil"/>
+              <w:bottom w:val="nil"/>
+              <w:right w:val="nil"/>
+            </w:tcBorders>
+          </w:tcPr>
+          <w:p>
+            <w:pPr>
+              <w:autoSpaceDE w:val="0"/>
+              <w:autoSpaceDN w:val="0"/>
+              <w:adjustRightInd w:val="0"/>
+              <w:spacing w:after="0" w:line="240" w:lineRule="auto"/>
+              <w:jc w:val="right"/>
+              <w:rPr>
+                <w:rFonts w:ascii="Segoe UI" w:hAnsi="Segoe UI" w:cs="Segoe UI"/>
+                <w:color w:val="000000"/>
+                <w:sz w:val="18"/>
+                <w:szCs w:val="18"/>
+              </w:rPr>
+            </w:pPr>
+            <w:r>
+              <w:rPr>
+                <w:rFonts w:ascii="Segoe UI" w:hAnsi="Segoe UI" w:cs="Segoe UI"/>
+                <w:color w:val="000000"/>
+                <w:sz w:val="18"/>
+                <w:szCs w:val="18"/>
+              </w:rPr>
+              <w:t>3466.494</w:t>
+            </w:r>
+          </w:p>
+        </w:tc>
+        <w:tc>
+          <w:tcPr>
+            <w:tcW w:w="1085" w:type="dxa"/>
+            <w:vMerge w:val="restart"/>
+            <w:tcBorders>
+              <w:top w:val="nil"/>
+              <w:left w:val="nil"/>
+              <w:bottom w:val="nil"/>
+              <w:right w:val="nil"/>
+            </w:tcBorders>
+            <w:shd w:val="clear" w:color="auto" w:fill="141414"/>
+          </w:tcPr>
+          <w:p>
+            <w:pPr>
+              <w:autoSpaceDE w:val="0"/>
+              <w:autoSpaceDN w:val="0"/>
+              <w:adjustRightInd w:val="0"/>
+              <w:spacing w:after="0" w:line="240" w:lineRule="auto"/>
+              <w:jc w:val="right"/>
+              <w:rPr>
+                <w:rFonts w:ascii="Segoe UI" w:hAnsi="Segoe UI" w:cs="Segoe UI"/>
+                <w:color w:val="000000"/>
+                <w:sz w:val="18"/>
+                <w:szCs w:val="18"/>
+              </w:rPr>
+            </w:pPr>
+            <w:r>
+              <w:rPr>
+                <w:rFonts w:ascii="Segoe UI" w:hAnsi="Segoe UI" w:cs="Segoe UI"/>
+                <w:color w:val="F03246"/>
+                <w:sz w:val="18"/>
+                <w:szCs w:val="18"/>
+              </w:rPr>
+              <w:t>&lt;.0001*</w:t>
+            </w:r>
+          </w:p>
+        </w:tc>
+      </w:tr>
+      <w:tr>
+        <w:tblPrEx>
+          <w:tblCellMar>
+            <w:top w:w="0" w:type="dxa"/>
+            <w:bottom w:w="0" w:type="dxa"/>
+          </w:tblCellMar>
+        </w:tblPrEx>
+        <w:trPr>
+          <w:trHeight w:val="239"/>
+        </w:trPr>
+        <w:tc>
+          <w:tcPr>
+            <w:tcW w:w="1040" w:type="dxa"/>
+            <w:vMerge w:val="restart"/>
+            <w:tcBorders>
+              <w:top w:val="nil"/>
+              <w:left w:val="nil"/>
+              <w:bottom w:val="nil"/>
+              <w:right w:val="nil"/>
+            </w:tcBorders>
+          </w:tcPr>
+          <w:p>
+            <w:pPr>
+              <w:autoSpaceDE w:val="0"/>
+              <w:autoSpaceDN w:val="0"/>
+              <w:adjustRightInd w:val="0"/>
+              <w:spacing w:after="0" w:line="240" w:lineRule="auto"/>
+              <w:rPr>
+                <w:rFonts w:ascii="Segoe UI" w:hAnsi="Segoe UI" w:cs="Segoe UI"/>
+                <w:color w:val="000000"/>
+                <w:sz w:val="18"/>
+                <w:szCs w:val="18"/>
+              </w:rPr>
+            </w:pPr>
+            <w:r>
+              <w:rPr>
+                <w:rFonts w:ascii="Segoe UI" w:hAnsi="Segoe UI" w:cs="Segoe UI"/>
+                <w:color w:val="000000"/>
+                <w:sz w:val="18"/>
+                <w:szCs w:val="18"/>
+              </w:rPr>
+              <w:t>long</w:t>
+            </w:r>
+          </w:p>
+        </w:tc>
+        <w:tc>
+          <w:tcPr>
+            <w:tcW w:w="950" w:type="dxa"/>
+            <w:vMerge w:val="restart"/>
+            <w:tcBorders>
+              <w:top w:val="nil"/>
+              <w:left w:val="nil"/>
+              <w:bottom w:val="nil"/>
+              <w:right w:val="nil"/>
+            </w:tcBorders>
+          </w:tcPr>
+          <w:p>
+            <w:pPr>
+              <w:autoSpaceDE w:val="0"/>
+              <w:autoSpaceDN w:val="0"/>
+              <w:adjustRightInd w:val="0"/>
+              <w:spacing w:after="0" w:line="240" w:lineRule="auto"/>
+              <w:jc w:val="right"/>
+              <w:rPr>
+                <w:rFonts w:ascii="Segoe UI" w:hAnsi="Segoe UI" w:cs="Segoe UI"/>
+                <w:color w:val="000000"/>
+                <w:sz w:val="18"/>
+                <w:szCs w:val="18"/>
+              </w:rPr>
+            </w:pPr>
+            <w:r>
+              <w:rPr>
+                <w:rFonts w:ascii="Segoe UI" w:hAnsi="Segoe UI" w:cs="Segoe UI"/>
+                <w:color w:val="000000"/>
+                <w:sz w:val="18"/>
+                <w:szCs w:val="18"/>
+              </w:rPr>
+              <w:t xml:space="preserve">  1</w:t>
+            </w:r>
+          </w:p>
+        </w:tc>
+        <w:tc>
+          <w:tcPr>
+            <w:tcW w:w="590" w:type="dxa"/>
+            <w:vMerge w:val="restart"/>
+            <w:tcBorders>
+              <w:top w:val="nil"/>
+              <w:left w:val="nil"/>
+              <w:bottom w:val="nil"/>
+              <w:right w:val="nil"/>
+            </w:tcBorders>
+          </w:tcPr>
+          <w:p>
+            <w:pPr>
+              <w:autoSpaceDE w:val="0"/>
+              <w:autoSpaceDN w:val="0"/>
+              <w:adjustRightInd w:val="0"/>
+              <w:spacing w:after="0" w:line="240" w:lineRule="auto"/>
+              <w:jc w:val="right"/>
+              <w:rPr>
+                <w:rFonts w:ascii="Segoe UI" w:hAnsi="Segoe UI" w:cs="Segoe UI"/>
+                <w:color w:val="000000"/>
+                <w:sz w:val="18"/>
+                <w:szCs w:val="18"/>
+              </w:rPr>
+            </w:pPr>
+            <w:r>
+              <w:rPr>
+                <w:rFonts w:ascii="Segoe UI" w:hAnsi="Segoe UI" w:cs="Segoe UI"/>
+                <w:color w:val="000000"/>
+                <w:sz w:val="18"/>
+                <w:szCs w:val="18"/>
+              </w:rPr>
+              <w:t>1</w:t>
+            </w:r>
+          </w:p>
+        </w:tc>
+        <w:tc>
+          <w:tcPr>
+            <w:tcW w:w="1145" w:type="dxa"/>
+            <w:vMerge w:val="restart"/>
+            <w:tcBorders>
+              <w:top w:val="nil"/>
+              <w:left w:val="nil"/>
+              <w:bottom w:val="nil"/>
+              <w:right w:val="nil"/>
+            </w:tcBorders>
+          </w:tcPr>
+          <w:p>
+            <w:pPr>
+              <w:autoSpaceDE w:val="0"/>
+              <w:autoSpaceDN w:val="0"/>
+              <w:adjustRightInd w:val="0"/>
+              <w:spacing w:after="0" w:line="240" w:lineRule="auto"/>
+              <w:jc w:val="right"/>
+              <w:rPr>
+                <w:rFonts w:ascii="Segoe UI" w:hAnsi="Segoe UI" w:cs="Segoe UI"/>
+                <w:color w:val="000000"/>
+                <w:sz w:val="18"/>
+                <w:szCs w:val="18"/>
+              </w:rPr>
+            </w:pPr>
+            <w:r>
+              <w:rPr>
+                <w:rFonts w:ascii="Segoe UI" w:hAnsi="Segoe UI" w:cs="Segoe UI"/>
+                <w:color w:val="000000"/>
+                <w:sz w:val="18"/>
+                <w:szCs w:val="18"/>
+              </w:rPr>
+              <w:t>2.3642e+13</w:t>
+            </w:r>
+          </w:p>
+        </w:tc>
+        <w:tc>
+          <w:tcPr>
+            <w:tcW w:w="950" w:type="dxa"/>
+            <w:vMerge w:val="restart"/>
+            <w:tcBorders>
+              <w:top w:val="nil"/>
+              <w:left w:val="nil"/>
+              <w:bottom w:val="nil"/>
+              <w:right w:val="nil"/>
+            </w:tcBorders>
+          </w:tcPr>
+          <w:p>
+            <w:pPr>
+              <w:autoSpaceDE w:val="0"/>
+              <w:autoSpaceDN w:val="0"/>
+              <w:adjustRightInd w:val="0"/>
+              <w:spacing w:after="0" w:line="240" w:lineRule="auto"/>
+              <w:jc w:val="right"/>
+              <w:rPr>
+                <w:rFonts w:ascii="Segoe UI" w:hAnsi="Segoe UI" w:cs="Segoe UI"/>
+                <w:color w:val="000000"/>
+                <w:sz w:val="18"/>
+                <w:szCs w:val="18"/>
+              </w:rPr>
+            </w:pPr>
+            <w:r>
+              <w:rPr>
+                <w:rFonts w:ascii="Segoe UI" w:hAnsi="Segoe UI" w:cs="Segoe UI"/>
+                <w:color w:val="000000"/>
+                <w:sz w:val="18"/>
+                <w:szCs w:val="18"/>
+              </w:rPr>
+              <w:t>472.1006</w:t>
+            </w:r>
+          </w:p>
+        </w:tc>
+        <w:tc>
+          <w:tcPr>
+            <w:tcW w:w="1085" w:type="dxa"/>
+            <w:vMerge w:val="restart"/>
+            <w:tcBorders>
+              <w:top w:val="nil"/>
+              <w:left w:val="nil"/>
+              <w:bottom w:val="nil"/>
+              <w:right w:val="nil"/>
+            </w:tcBorders>
+            <w:shd w:val="clear" w:color="auto" w:fill="141414"/>
+          </w:tcPr>
+          <w:p>
+            <w:pPr>
+              <w:autoSpaceDE w:val="0"/>
+              <w:autoSpaceDN w:val="0"/>
+              <w:adjustRightInd w:val="0"/>
+              <w:spacing w:after="0" w:line="240" w:lineRule="auto"/>
+              <w:jc w:val="right"/>
+              <w:rPr>
+                <w:rFonts w:ascii="Segoe UI" w:hAnsi="Segoe UI" w:cs="Segoe UI"/>
+                <w:color w:val="000000"/>
+                <w:sz w:val="18"/>
+                <w:szCs w:val="18"/>
+              </w:rPr>
+            </w:pPr>
+            <w:r>
+              <w:rPr>
+                <w:rFonts w:ascii="Segoe UI" w:hAnsi="Segoe UI" w:cs="Segoe UI"/>
+                <w:color w:val="F03246"/>
+                <w:sz w:val="18"/>
+                <w:szCs w:val="18"/>
+              </w:rPr>
+              <w:t>&lt;.0001*</w:t>
+            </w:r>
+          </w:p>
+        </w:tc>
+      </w:tr>
+      <w:tr>
+        <w:tblPrEx>
+          <w:tblCellMar>
+            <w:top w:w="0" w:type="dxa"/>
+            <w:bottom w:w="0" w:type="dxa"/>
+          </w:tblCellMar>
+        </w:tblPrEx>
+        <w:trPr>
+          <w:trHeight w:val="239"/>
+        </w:trPr>
+        <w:tc>
+          <w:tcPr>
+            <w:tcW w:w="1040" w:type="dxa"/>
+            <w:vMerge w:val="restart"/>
+            <w:tcBorders>
+              <w:top w:val="nil"/>
+              <w:left w:val="nil"/>
+              <w:bottom w:val="nil"/>
+              <w:right w:val="nil"/>
+            </w:tcBorders>
+          </w:tcPr>
+          <w:p>
+            <w:pPr>
+              <w:autoSpaceDE w:val="0"/>
+              <w:autoSpaceDN w:val="0"/>
+              <w:adjustRightInd w:val="0"/>
+              <w:spacing w:after="0" w:line="240" w:lineRule="auto"/>
+              <w:rPr>
+                <w:rFonts w:ascii="Segoe UI" w:hAnsi="Segoe UI" w:cs="Segoe UI"/>
+                <w:color w:val="000000"/>
+                <w:sz w:val="18"/>
+                <w:szCs w:val="18"/>
+              </w:rPr>
+            </w:pPr>
+            <w:proofErr w:type="spellStart"/>
+            <w:r>
+              <w:rPr>
+                <w:rFonts w:ascii="Segoe UI" w:hAnsi="Segoe UI" w:cs="Segoe UI"/>
+                <w:color w:val="000000"/>
+                <w:sz w:val="18"/>
+                <w:szCs w:val="18"/>
+              </w:rPr>
+              <w:t>sqft_living</w:t>
+            </w:r>
+            <w:proofErr w:type="spellEnd"/>
+          </w:p>
+        </w:tc>
+        <w:tc>
+          <w:tcPr>
+            <w:tcW w:w="950" w:type="dxa"/>
+            <w:vMerge w:val="restart"/>
+            <w:tcBorders>
+              <w:top w:val="nil"/>
+              <w:left w:val="nil"/>
+              <w:bottom w:val="nil"/>
+              <w:right w:val="nil"/>
+            </w:tcBorders>
+          </w:tcPr>
+          <w:p>
+            <w:pPr>
+              <w:autoSpaceDE w:val="0"/>
+              <w:autoSpaceDN w:val="0"/>
+              <w:adjustRightInd w:val="0"/>
+              <w:spacing w:after="0" w:line="240" w:lineRule="auto"/>
+              <w:jc w:val="right"/>
+              <w:rPr>
+                <w:rFonts w:ascii="Segoe UI" w:hAnsi="Segoe UI" w:cs="Segoe UI"/>
+                <w:color w:val="000000"/>
+                <w:sz w:val="18"/>
+                <w:szCs w:val="18"/>
+              </w:rPr>
+            </w:pPr>
+            <w:r>
+              <w:rPr>
+                <w:rFonts w:ascii="Segoe UI" w:hAnsi="Segoe UI" w:cs="Segoe UI"/>
+                <w:color w:val="000000"/>
+                <w:sz w:val="18"/>
+                <w:szCs w:val="18"/>
+              </w:rPr>
+              <w:t xml:space="preserve">  1</w:t>
+            </w:r>
+          </w:p>
+        </w:tc>
+        <w:tc>
+          <w:tcPr>
+            <w:tcW w:w="590" w:type="dxa"/>
+            <w:vMerge w:val="restart"/>
+            <w:tcBorders>
+              <w:top w:val="nil"/>
+              <w:left w:val="nil"/>
+              <w:bottom w:val="nil"/>
+              <w:right w:val="nil"/>
+            </w:tcBorders>
+          </w:tcPr>
+          <w:p>
+            <w:pPr>
+              <w:autoSpaceDE w:val="0"/>
+              <w:autoSpaceDN w:val="0"/>
+              <w:adjustRightInd w:val="0"/>
+              <w:spacing w:after="0" w:line="240" w:lineRule="auto"/>
+              <w:jc w:val="right"/>
+              <w:rPr>
+                <w:rFonts w:ascii="Segoe UI" w:hAnsi="Segoe UI" w:cs="Segoe UI"/>
+                <w:color w:val="000000"/>
+                <w:sz w:val="18"/>
+                <w:szCs w:val="18"/>
+              </w:rPr>
+            </w:pPr>
+            <w:r>
+              <w:rPr>
+                <w:rFonts w:ascii="Segoe UI" w:hAnsi="Segoe UI" w:cs="Segoe UI"/>
+                <w:color w:val="000000"/>
+                <w:sz w:val="18"/>
+                <w:szCs w:val="18"/>
+              </w:rPr>
+              <w:t>1</w:t>
+            </w:r>
+          </w:p>
+        </w:tc>
+        <w:tc>
+          <w:tcPr>
+            <w:tcW w:w="1145" w:type="dxa"/>
+            <w:vMerge w:val="restart"/>
+            <w:tcBorders>
+              <w:top w:val="nil"/>
+              <w:left w:val="nil"/>
+              <w:bottom w:val="nil"/>
+              <w:right w:val="nil"/>
+            </w:tcBorders>
+          </w:tcPr>
+          <w:p>
+            <w:pPr>
+              <w:autoSpaceDE w:val="0"/>
+              <w:autoSpaceDN w:val="0"/>
+              <w:adjustRightInd w:val="0"/>
+              <w:spacing w:after="0" w:line="240" w:lineRule="auto"/>
+              <w:jc w:val="right"/>
+              <w:rPr>
+                <w:rFonts w:ascii="Segoe UI" w:hAnsi="Segoe UI" w:cs="Segoe UI"/>
+                <w:color w:val="000000"/>
+                <w:sz w:val="18"/>
+                <w:szCs w:val="18"/>
+              </w:rPr>
+            </w:pPr>
+            <w:r>
+              <w:rPr>
+                <w:rFonts w:ascii="Segoe UI" w:hAnsi="Segoe UI" w:cs="Segoe UI"/>
+                <w:color w:val="000000"/>
+                <w:sz w:val="18"/>
+                <w:szCs w:val="18"/>
+              </w:rPr>
+              <w:t>2.3384e+14</w:t>
+            </w:r>
+          </w:p>
+        </w:tc>
+        <w:tc>
+          <w:tcPr>
+            <w:tcW w:w="950" w:type="dxa"/>
+            <w:vMerge w:val="restart"/>
+            <w:tcBorders>
+              <w:top w:val="nil"/>
+              <w:left w:val="nil"/>
+              <w:bottom w:val="nil"/>
+              <w:right w:val="nil"/>
+            </w:tcBorders>
+          </w:tcPr>
+          <w:p>
+            <w:pPr>
+              <w:autoSpaceDE w:val="0"/>
+              <w:autoSpaceDN w:val="0"/>
+              <w:adjustRightInd w:val="0"/>
+              <w:spacing w:after="0" w:line="240" w:lineRule="auto"/>
+              <w:jc w:val="right"/>
+              <w:rPr>
+                <w:rFonts w:ascii="Segoe UI" w:hAnsi="Segoe UI" w:cs="Segoe UI"/>
+                <w:color w:val="000000"/>
+                <w:sz w:val="18"/>
+                <w:szCs w:val="18"/>
+              </w:rPr>
+            </w:pPr>
+            <w:r>
+              <w:rPr>
+                <w:rFonts w:ascii="Segoe UI" w:hAnsi="Segoe UI" w:cs="Segoe UI"/>
+                <w:color w:val="000000"/>
+                <w:sz w:val="18"/>
+                <w:szCs w:val="18"/>
+              </w:rPr>
+              <w:t>4669.466</w:t>
+            </w:r>
+          </w:p>
+        </w:tc>
+        <w:tc>
+          <w:tcPr>
+            <w:tcW w:w="1085" w:type="dxa"/>
+            <w:vMerge w:val="restart"/>
+            <w:tcBorders>
+              <w:top w:val="nil"/>
+              <w:left w:val="nil"/>
+              <w:bottom w:val="nil"/>
+              <w:right w:val="nil"/>
+            </w:tcBorders>
+            <w:shd w:val="clear" w:color="auto" w:fill="141414"/>
+          </w:tcPr>
+          <w:p>
+            <w:pPr>
+              <w:autoSpaceDE w:val="0"/>
+              <w:autoSpaceDN w:val="0"/>
+              <w:adjustRightInd w:val="0"/>
+              <w:spacing w:after="0" w:line="240" w:lineRule="auto"/>
+              <w:jc w:val="right"/>
+              <w:rPr>
+                <w:rFonts w:ascii="Segoe UI" w:hAnsi="Segoe UI" w:cs="Segoe UI"/>
+                <w:color w:val="000000"/>
+                <w:sz w:val="18"/>
+                <w:szCs w:val="18"/>
+              </w:rPr>
+            </w:pPr>
+            <w:r>
+              <w:rPr>
+                <w:rFonts w:ascii="Segoe UI" w:hAnsi="Segoe UI" w:cs="Segoe UI"/>
+                <w:color w:val="F03246"/>
+                <w:sz w:val="18"/>
+                <w:szCs w:val="18"/>
+              </w:rPr>
+              <w:t>&lt;.0001*</w:t>
+            </w:r>
+          </w:p>
+        </w:tc>
+      </w:tr>
+    </w:tbl>
     <w:p>
       <w:pPr>
         <w:pStyle w:val="ListParagraph"/>
@@ -1225,6 +5326,2347 @@
         </w:rPr>
       </w:pPr>
     </w:p>
+    <w:p>
+      <w:pPr>
+        <w:autoSpaceDE w:val="0"/>
+        <w:autoSpaceDN w:val="0"/>
+        <w:adjustRightInd w:val="0"/>
+        <w:spacing w:after="0" w:line="240" w:lineRule="auto"/>
+        <w:rPr>
+          <w:rFonts w:ascii="Segoe UI" w:hAnsi="Segoe UI" w:cs="Segoe UI"/>
+          <w:color w:val="000000"/>
+          <w:sz w:val="18"/>
+          <w:szCs w:val="18"/>
+        </w:rPr>
+      </w:pPr>
+    </w:p>
+    <w:tbl>
+      <w:tblPr>
+        <w:tblW w:w="0" w:type="auto"/>
+        <w:tblInd w:w="-40" w:type="dxa"/>
+        <w:tblLayout w:type="fixed"/>
+        <w:tblCellMar>
+          <w:left w:w="40" w:type="dxa"/>
+          <w:right w:w="40" w:type="dxa"/>
+        </w:tblCellMar>
+        <w:tblLook w:val="0000" w:firstRow="0" w:lastRow="0" w:firstColumn="0" w:lastColumn="0" w:noHBand="0" w:noVBand="0"/>
+      </w:tblPr>
+      <w:tblGrid>
+        <w:gridCol w:w="1040"/>
+        <w:gridCol w:w="950"/>
+        <w:gridCol w:w="590"/>
+        <w:gridCol w:w="1145"/>
+        <w:gridCol w:w="950"/>
+        <w:gridCol w:w="1085"/>
+      </w:tblGrid>
+      <w:tr>
+        <w:tblPrEx>
+          <w:tblCellMar>
+            <w:top w:w="0" w:type="dxa"/>
+            <w:bottom w:w="0" w:type="dxa"/>
+          </w:tblCellMar>
+        </w:tblPrEx>
+        <w:trPr>
+          <w:trHeight w:val="239"/>
+          <w:tblHeader/>
+        </w:trPr>
+        <w:tc>
+          <w:tcPr>
+            <w:tcW w:w="1040" w:type="dxa"/>
+            <w:vMerge w:val="restart"/>
+            <w:tcBorders>
+              <w:top w:val="nil"/>
+              <w:left w:val="nil"/>
+              <w:bottom w:val="nil"/>
+              <w:right w:val="nil"/>
+            </w:tcBorders>
+            <w:shd w:val="clear" w:color="auto" w:fill="D9D9D9"/>
+          </w:tcPr>
+          <w:p>
+            <w:pPr>
+              <w:autoSpaceDE w:val="0"/>
+              <w:autoSpaceDN w:val="0"/>
+              <w:adjustRightInd w:val="0"/>
+              <w:spacing w:after="0" w:line="240" w:lineRule="auto"/>
+              <w:rPr>
+                <w:rFonts w:ascii="Segoe UI" w:hAnsi="Segoe UI" w:cs="Segoe UI"/>
+                <w:b/>
+                <w:bCs/>
+                <w:color w:val="000000"/>
+                <w:sz w:val="18"/>
+                <w:szCs w:val="18"/>
+              </w:rPr>
+            </w:pPr>
+            <w:r>
+              <w:rPr>
+                <w:rFonts w:ascii="Segoe UI" w:hAnsi="Segoe UI" w:cs="Segoe UI"/>
+                <w:b/>
+                <w:bCs/>
+                <w:color w:val="000000"/>
+                <w:sz w:val="18"/>
+                <w:szCs w:val="18"/>
+              </w:rPr>
+              <w:t>Source</w:t>
+            </w:r>
+          </w:p>
+        </w:tc>
+        <w:tc>
+          <w:tcPr>
+            <w:tcW w:w="950" w:type="dxa"/>
+            <w:vMerge w:val="restart"/>
+            <w:tcBorders>
+              <w:top w:val="nil"/>
+              <w:left w:val="nil"/>
+              <w:bottom w:val="nil"/>
+              <w:right w:val="nil"/>
+            </w:tcBorders>
+            <w:shd w:val="clear" w:color="auto" w:fill="D9D9D9"/>
+          </w:tcPr>
+          <w:p>
+            <w:pPr>
+              <w:autoSpaceDE w:val="0"/>
+              <w:autoSpaceDN w:val="0"/>
+              <w:adjustRightInd w:val="0"/>
+              <w:spacing w:after="0" w:line="240" w:lineRule="auto"/>
+              <w:jc w:val="right"/>
+              <w:rPr>
+                <w:rFonts w:ascii="Segoe UI" w:hAnsi="Segoe UI" w:cs="Segoe UI"/>
+                <w:b/>
+                <w:bCs/>
+                <w:color w:val="000000"/>
+                <w:sz w:val="18"/>
+                <w:szCs w:val="18"/>
+              </w:rPr>
+            </w:pPr>
+            <w:proofErr w:type="spellStart"/>
+            <w:r>
+              <w:rPr>
+                <w:rFonts w:ascii="Segoe UI" w:hAnsi="Segoe UI" w:cs="Segoe UI"/>
+                <w:b/>
+                <w:bCs/>
+                <w:color w:val="000000"/>
+                <w:sz w:val="18"/>
+                <w:szCs w:val="18"/>
+              </w:rPr>
+              <w:t>Nparm</w:t>
+            </w:r>
+            <w:proofErr w:type="spellEnd"/>
+          </w:p>
+        </w:tc>
+        <w:tc>
+          <w:tcPr>
+            <w:tcW w:w="590" w:type="dxa"/>
+            <w:vMerge w:val="restart"/>
+            <w:tcBorders>
+              <w:top w:val="nil"/>
+              <w:left w:val="nil"/>
+              <w:bottom w:val="nil"/>
+              <w:right w:val="nil"/>
+            </w:tcBorders>
+            <w:shd w:val="clear" w:color="auto" w:fill="D9D9D9"/>
+          </w:tcPr>
+          <w:p>
+            <w:pPr>
+              <w:autoSpaceDE w:val="0"/>
+              <w:autoSpaceDN w:val="0"/>
+              <w:adjustRightInd w:val="0"/>
+              <w:spacing w:after="0" w:line="240" w:lineRule="auto"/>
+              <w:jc w:val="right"/>
+              <w:rPr>
+                <w:rFonts w:ascii="Segoe UI" w:hAnsi="Segoe UI" w:cs="Segoe UI"/>
+                <w:b/>
+                <w:bCs/>
+                <w:color w:val="000000"/>
+                <w:sz w:val="18"/>
+                <w:szCs w:val="18"/>
+              </w:rPr>
+            </w:pPr>
+            <w:r>
+              <w:rPr>
+                <w:rFonts w:ascii="Segoe UI" w:hAnsi="Segoe UI" w:cs="Segoe UI"/>
+                <w:b/>
+                <w:bCs/>
+                <w:color w:val="000000"/>
+                <w:sz w:val="18"/>
+                <w:szCs w:val="18"/>
+              </w:rPr>
+              <w:t>DF</w:t>
+            </w:r>
+          </w:p>
+        </w:tc>
+        <w:tc>
+          <w:tcPr>
+            <w:tcW w:w="1145" w:type="dxa"/>
+            <w:vMerge w:val="restart"/>
+            <w:tcBorders>
+              <w:top w:val="nil"/>
+              <w:left w:val="nil"/>
+              <w:bottom w:val="nil"/>
+              <w:right w:val="nil"/>
+            </w:tcBorders>
+            <w:shd w:val="clear" w:color="auto" w:fill="D9D9D9"/>
+          </w:tcPr>
+          <w:p>
+            <w:pPr>
+              <w:autoSpaceDE w:val="0"/>
+              <w:autoSpaceDN w:val="0"/>
+              <w:adjustRightInd w:val="0"/>
+              <w:spacing w:after="0" w:line="240" w:lineRule="auto"/>
+              <w:jc w:val="right"/>
+              <w:rPr>
+                <w:rFonts w:ascii="Segoe UI" w:hAnsi="Segoe UI" w:cs="Segoe UI"/>
+                <w:b/>
+                <w:bCs/>
+                <w:color w:val="000000"/>
+                <w:sz w:val="18"/>
+                <w:szCs w:val="18"/>
+              </w:rPr>
+            </w:pPr>
+            <w:r>
+              <w:rPr>
+                <w:rFonts w:ascii="Segoe UI" w:hAnsi="Segoe UI" w:cs="Segoe UI"/>
+                <w:b/>
+                <w:bCs/>
+                <w:color w:val="000000"/>
+                <w:sz w:val="18"/>
+                <w:szCs w:val="18"/>
+              </w:rPr>
+              <w:t>Sum of Squares</w:t>
+            </w:r>
+          </w:p>
+        </w:tc>
+        <w:tc>
+          <w:tcPr>
+            <w:tcW w:w="950" w:type="dxa"/>
+            <w:vMerge w:val="restart"/>
+            <w:tcBorders>
+              <w:top w:val="nil"/>
+              <w:left w:val="nil"/>
+              <w:bottom w:val="nil"/>
+              <w:right w:val="nil"/>
+            </w:tcBorders>
+            <w:shd w:val="clear" w:color="auto" w:fill="D9D9D9"/>
+          </w:tcPr>
+          <w:p>
+            <w:pPr>
+              <w:autoSpaceDE w:val="0"/>
+              <w:autoSpaceDN w:val="0"/>
+              <w:adjustRightInd w:val="0"/>
+              <w:spacing w:after="0" w:line="240" w:lineRule="auto"/>
+              <w:jc w:val="right"/>
+              <w:rPr>
+                <w:rFonts w:ascii="Segoe UI" w:hAnsi="Segoe UI" w:cs="Segoe UI"/>
+                <w:b/>
+                <w:bCs/>
+                <w:color w:val="000000"/>
+                <w:sz w:val="18"/>
+                <w:szCs w:val="18"/>
+              </w:rPr>
+            </w:pPr>
+            <w:r>
+              <w:rPr>
+                <w:rFonts w:ascii="Segoe UI" w:hAnsi="Segoe UI" w:cs="Segoe UI"/>
+                <w:b/>
+                <w:bCs/>
+                <w:color w:val="000000"/>
+                <w:sz w:val="18"/>
+                <w:szCs w:val="18"/>
+              </w:rPr>
+              <w:t>F Ratio</w:t>
+            </w:r>
+          </w:p>
+        </w:tc>
+        <w:tc>
+          <w:tcPr>
+            <w:tcW w:w="1085" w:type="dxa"/>
+            <w:vMerge w:val="restart"/>
+            <w:tcBorders>
+              <w:top w:val="nil"/>
+              <w:left w:val="nil"/>
+              <w:bottom w:val="nil"/>
+              <w:right w:val="nil"/>
+            </w:tcBorders>
+            <w:shd w:val="clear" w:color="auto" w:fill="D9D9D9"/>
+          </w:tcPr>
+          <w:p>
+            <w:pPr>
+              <w:autoSpaceDE w:val="0"/>
+              <w:autoSpaceDN w:val="0"/>
+              <w:adjustRightInd w:val="0"/>
+              <w:spacing w:after="0" w:line="240" w:lineRule="auto"/>
+              <w:jc w:val="right"/>
+              <w:rPr>
+                <w:rFonts w:ascii="Segoe UI" w:hAnsi="Segoe UI" w:cs="Segoe UI"/>
+                <w:b/>
+                <w:bCs/>
+                <w:color w:val="000000"/>
+                <w:sz w:val="18"/>
+                <w:szCs w:val="18"/>
+              </w:rPr>
+            </w:pPr>
+            <w:r>
+              <w:rPr>
+                <w:rFonts w:ascii="Segoe UI" w:hAnsi="Segoe UI" w:cs="Segoe UI"/>
+                <w:b/>
+                <w:bCs/>
+                <w:color w:val="000000"/>
+                <w:sz w:val="18"/>
+                <w:szCs w:val="18"/>
+              </w:rPr>
+              <w:t>Prob &gt; F</w:t>
+            </w:r>
+          </w:p>
+        </w:tc>
+      </w:tr>
+      <w:tr>
+        <w:tblPrEx>
+          <w:tblCellMar>
+            <w:top w:w="0" w:type="dxa"/>
+            <w:bottom w:w="0" w:type="dxa"/>
+          </w:tblCellMar>
+        </w:tblPrEx>
+        <w:trPr>
+          <w:trHeight w:val="239"/>
+        </w:trPr>
+        <w:tc>
+          <w:tcPr>
+            <w:tcW w:w="1040" w:type="dxa"/>
+            <w:vMerge w:val="restart"/>
+            <w:tcBorders>
+              <w:top w:val="nil"/>
+              <w:left w:val="nil"/>
+              <w:bottom w:val="nil"/>
+              <w:right w:val="nil"/>
+            </w:tcBorders>
+          </w:tcPr>
+          <w:p>
+            <w:pPr>
+              <w:autoSpaceDE w:val="0"/>
+              <w:autoSpaceDN w:val="0"/>
+              <w:adjustRightInd w:val="0"/>
+              <w:spacing w:after="0" w:line="240" w:lineRule="auto"/>
+              <w:rPr>
+                <w:rFonts w:ascii="Segoe UI" w:hAnsi="Segoe UI" w:cs="Segoe UI"/>
+                <w:color w:val="000000"/>
+                <w:sz w:val="18"/>
+                <w:szCs w:val="18"/>
+              </w:rPr>
+            </w:pPr>
+            <w:r>
+              <w:rPr>
+                <w:rFonts w:ascii="Segoe UI" w:hAnsi="Segoe UI" w:cs="Segoe UI"/>
+                <w:color w:val="000000"/>
+                <w:sz w:val="18"/>
+                <w:szCs w:val="18"/>
+              </w:rPr>
+              <w:t>bedrooms</w:t>
+            </w:r>
+          </w:p>
+        </w:tc>
+        <w:tc>
+          <w:tcPr>
+            <w:tcW w:w="950" w:type="dxa"/>
+            <w:vMerge w:val="restart"/>
+            <w:tcBorders>
+              <w:top w:val="nil"/>
+              <w:left w:val="nil"/>
+              <w:bottom w:val="nil"/>
+              <w:right w:val="nil"/>
+            </w:tcBorders>
+          </w:tcPr>
+          <w:p>
+            <w:pPr>
+              <w:autoSpaceDE w:val="0"/>
+              <w:autoSpaceDN w:val="0"/>
+              <w:adjustRightInd w:val="0"/>
+              <w:spacing w:after="0" w:line="240" w:lineRule="auto"/>
+              <w:jc w:val="right"/>
+              <w:rPr>
+                <w:rFonts w:ascii="Segoe UI" w:hAnsi="Segoe UI" w:cs="Segoe UI"/>
+                <w:color w:val="000000"/>
+                <w:sz w:val="18"/>
+                <w:szCs w:val="18"/>
+              </w:rPr>
+            </w:pPr>
+            <w:r>
+              <w:rPr>
+                <w:rFonts w:ascii="Segoe UI" w:hAnsi="Segoe UI" w:cs="Segoe UI"/>
+                <w:color w:val="000000"/>
+                <w:sz w:val="18"/>
+                <w:szCs w:val="18"/>
+              </w:rPr>
+              <w:t xml:space="preserve">   1</w:t>
+            </w:r>
+          </w:p>
+        </w:tc>
+        <w:tc>
+          <w:tcPr>
+            <w:tcW w:w="590" w:type="dxa"/>
+            <w:vMerge w:val="restart"/>
+            <w:tcBorders>
+              <w:top w:val="nil"/>
+              <w:left w:val="nil"/>
+              <w:bottom w:val="nil"/>
+              <w:right w:val="nil"/>
+            </w:tcBorders>
+          </w:tcPr>
+          <w:p>
+            <w:pPr>
+              <w:autoSpaceDE w:val="0"/>
+              <w:autoSpaceDN w:val="0"/>
+              <w:adjustRightInd w:val="0"/>
+              <w:spacing w:after="0" w:line="240" w:lineRule="auto"/>
+              <w:jc w:val="right"/>
+              <w:rPr>
+                <w:rFonts w:ascii="Segoe UI" w:hAnsi="Segoe UI" w:cs="Segoe UI"/>
+                <w:color w:val="000000"/>
+                <w:sz w:val="18"/>
+                <w:szCs w:val="18"/>
+              </w:rPr>
+            </w:pPr>
+            <w:r>
+              <w:rPr>
+                <w:rFonts w:ascii="Segoe UI" w:hAnsi="Segoe UI" w:cs="Segoe UI"/>
+                <w:color w:val="000000"/>
+                <w:sz w:val="18"/>
+                <w:szCs w:val="18"/>
+              </w:rPr>
+              <w:t>1</w:t>
+            </w:r>
+          </w:p>
+        </w:tc>
+        <w:tc>
+          <w:tcPr>
+            <w:tcW w:w="1145" w:type="dxa"/>
+            <w:vMerge w:val="restart"/>
+            <w:tcBorders>
+              <w:top w:val="nil"/>
+              <w:left w:val="nil"/>
+              <w:bottom w:val="nil"/>
+              <w:right w:val="nil"/>
+            </w:tcBorders>
+          </w:tcPr>
+          <w:p>
+            <w:pPr>
+              <w:autoSpaceDE w:val="0"/>
+              <w:autoSpaceDN w:val="0"/>
+              <w:adjustRightInd w:val="0"/>
+              <w:spacing w:after="0" w:line="240" w:lineRule="auto"/>
+              <w:jc w:val="right"/>
+              <w:rPr>
+                <w:rFonts w:ascii="Segoe UI" w:hAnsi="Segoe UI" w:cs="Segoe UI"/>
+                <w:color w:val="000000"/>
+                <w:sz w:val="18"/>
+                <w:szCs w:val="18"/>
+              </w:rPr>
+            </w:pPr>
+            <w:r>
+              <w:rPr>
+                <w:rFonts w:ascii="Segoe UI" w:hAnsi="Segoe UI" w:cs="Segoe UI"/>
+                <w:color w:val="000000"/>
+                <w:sz w:val="18"/>
+                <w:szCs w:val="18"/>
+              </w:rPr>
+              <w:t>2.0307e+13</w:t>
+            </w:r>
+          </w:p>
+        </w:tc>
+        <w:tc>
+          <w:tcPr>
+            <w:tcW w:w="950" w:type="dxa"/>
+            <w:vMerge w:val="restart"/>
+            <w:tcBorders>
+              <w:top w:val="nil"/>
+              <w:left w:val="nil"/>
+              <w:bottom w:val="nil"/>
+              <w:right w:val="nil"/>
+            </w:tcBorders>
+          </w:tcPr>
+          <w:p>
+            <w:pPr>
+              <w:autoSpaceDE w:val="0"/>
+              <w:autoSpaceDN w:val="0"/>
+              <w:adjustRightInd w:val="0"/>
+              <w:spacing w:after="0" w:line="240" w:lineRule="auto"/>
+              <w:jc w:val="right"/>
+              <w:rPr>
+                <w:rFonts w:ascii="Segoe UI" w:hAnsi="Segoe UI" w:cs="Segoe UI"/>
+                <w:color w:val="000000"/>
+                <w:sz w:val="18"/>
+                <w:szCs w:val="18"/>
+              </w:rPr>
+            </w:pPr>
+            <w:r>
+              <w:rPr>
+                <w:rFonts w:ascii="Segoe UI" w:hAnsi="Segoe UI" w:cs="Segoe UI"/>
+                <w:color w:val="000000"/>
+                <w:sz w:val="18"/>
+                <w:szCs w:val="18"/>
+              </w:rPr>
+              <w:t>405.5062</w:t>
+            </w:r>
+          </w:p>
+        </w:tc>
+        <w:tc>
+          <w:tcPr>
+            <w:tcW w:w="1085" w:type="dxa"/>
+            <w:vMerge w:val="restart"/>
+            <w:tcBorders>
+              <w:top w:val="nil"/>
+              <w:left w:val="nil"/>
+              <w:bottom w:val="nil"/>
+              <w:right w:val="nil"/>
+            </w:tcBorders>
+            <w:shd w:val="clear" w:color="auto" w:fill="141414"/>
+          </w:tcPr>
+          <w:p>
+            <w:pPr>
+              <w:autoSpaceDE w:val="0"/>
+              <w:autoSpaceDN w:val="0"/>
+              <w:adjustRightInd w:val="0"/>
+              <w:spacing w:after="0" w:line="240" w:lineRule="auto"/>
+              <w:jc w:val="right"/>
+              <w:rPr>
+                <w:rFonts w:ascii="Segoe UI" w:hAnsi="Segoe UI" w:cs="Segoe UI"/>
+                <w:color w:val="000000"/>
+                <w:sz w:val="18"/>
+                <w:szCs w:val="18"/>
+              </w:rPr>
+            </w:pPr>
+            <w:r>
+              <w:rPr>
+                <w:rFonts w:ascii="Segoe UI" w:hAnsi="Segoe UI" w:cs="Segoe UI"/>
+                <w:color w:val="F03246"/>
+                <w:sz w:val="18"/>
+                <w:szCs w:val="18"/>
+              </w:rPr>
+              <w:t>&lt;.0001*</w:t>
+            </w:r>
+          </w:p>
+        </w:tc>
+      </w:tr>
+      <w:tr>
+        <w:tblPrEx>
+          <w:tblCellMar>
+            <w:top w:w="0" w:type="dxa"/>
+            <w:bottom w:w="0" w:type="dxa"/>
+          </w:tblCellMar>
+        </w:tblPrEx>
+        <w:trPr>
+          <w:trHeight w:val="239"/>
+        </w:trPr>
+        <w:tc>
+          <w:tcPr>
+            <w:tcW w:w="1040" w:type="dxa"/>
+            <w:vMerge w:val="restart"/>
+            <w:tcBorders>
+              <w:top w:val="nil"/>
+              <w:left w:val="nil"/>
+              <w:bottom w:val="nil"/>
+              <w:right w:val="nil"/>
+            </w:tcBorders>
+          </w:tcPr>
+          <w:p>
+            <w:pPr>
+              <w:autoSpaceDE w:val="0"/>
+              <w:autoSpaceDN w:val="0"/>
+              <w:adjustRightInd w:val="0"/>
+              <w:spacing w:after="0" w:line="240" w:lineRule="auto"/>
+              <w:rPr>
+                <w:rFonts w:ascii="Segoe UI" w:hAnsi="Segoe UI" w:cs="Segoe UI"/>
+                <w:color w:val="000000"/>
+                <w:sz w:val="18"/>
+                <w:szCs w:val="18"/>
+              </w:rPr>
+            </w:pPr>
+            <w:r>
+              <w:rPr>
+                <w:rFonts w:ascii="Segoe UI" w:hAnsi="Segoe UI" w:cs="Segoe UI"/>
+                <w:color w:val="000000"/>
+                <w:sz w:val="18"/>
+                <w:szCs w:val="18"/>
+              </w:rPr>
+              <w:t>bathrooms</w:t>
+            </w:r>
+          </w:p>
+        </w:tc>
+        <w:tc>
+          <w:tcPr>
+            <w:tcW w:w="950" w:type="dxa"/>
+            <w:vMerge w:val="restart"/>
+            <w:tcBorders>
+              <w:top w:val="nil"/>
+              <w:left w:val="nil"/>
+              <w:bottom w:val="nil"/>
+              <w:right w:val="nil"/>
+            </w:tcBorders>
+          </w:tcPr>
+          <w:p>
+            <w:pPr>
+              <w:autoSpaceDE w:val="0"/>
+              <w:autoSpaceDN w:val="0"/>
+              <w:adjustRightInd w:val="0"/>
+              <w:spacing w:after="0" w:line="240" w:lineRule="auto"/>
+              <w:jc w:val="right"/>
+              <w:rPr>
+                <w:rFonts w:ascii="Segoe UI" w:hAnsi="Segoe UI" w:cs="Segoe UI"/>
+                <w:color w:val="000000"/>
+                <w:sz w:val="18"/>
+                <w:szCs w:val="18"/>
+              </w:rPr>
+            </w:pPr>
+            <w:r>
+              <w:rPr>
+                <w:rFonts w:ascii="Segoe UI" w:hAnsi="Segoe UI" w:cs="Segoe UI"/>
+                <w:color w:val="000000"/>
+                <w:sz w:val="18"/>
+                <w:szCs w:val="18"/>
+              </w:rPr>
+              <w:t xml:space="preserve">   1</w:t>
+            </w:r>
+          </w:p>
+        </w:tc>
+        <w:tc>
+          <w:tcPr>
+            <w:tcW w:w="590" w:type="dxa"/>
+            <w:vMerge w:val="restart"/>
+            <w:tcBorders>
+              <w:top w:val="nil"/>
+              <w:left w:val="nil"/>
+              <w:bottom w:val="nil"/>
+              <w:right w:val="nil"/>
+            </w:tcBorders>
+          </w:tcPr>
+          <w:p>
+            <w:pPr>
+              <w:autoSpaceDE w:val="0"/>
+              <w:autoSpaceDN w:val="0"/>
+              <w:adjustRightInd w:val="0"/>
+              <w:spacing w:after="0" w:line="240" w:lineRule="auto"/>
+              <w:jc w:val="right"/>
+              <w:rPr>
+                <w:rFonts w:ascii="Segoe UI" w:hAnsi="Segoe UI" w:cs="Segoe UI"/>
+                <w:color w:val="000000"/>
+                <w:sz w:val="18"/>
+                <w:szCs w:val="18"/>
+              </w:rPr>
+            </w:pPr>
+            <w:r>
+              <w:rPr>
+                <w:rFonts w:ascii="Segoe UI" w:hAnsi="Segoe UI" w:cs="Segoe UI"/>
+                <w:color w:val="000000"/>
+                <w:sz w:val="18"/>
+                <w:szCs w:val="18"/>
+              </w:rPr>
+              <w:t>1</w:t>
+            </w:r>
+          </w:p>
+        </w:tc>
+        <w:tc>
+          <w:tcPr>
+            <w:tcW w:w="1145" w:type="dxa"/>
+            <w:vMerge w:val="restart"/>
+            <w:tcBorders>
+              <w:top w:val="nil"/>
+              <w:left w:val="nil"/>
+              <w:bottom w:val="nil"/>
+              <w:right w:val="nil"/>
+            </w:tcBorders>
+          </w:tcPr>
+          <w:p>
+            <w:pPr>
+              <w:autoSpaceDE w:val="0"/>
+              <w:autoSpaceDN w:val="0"/>
+              <w:adjustRightInd w:val="0"/>
+              <w:spacing w:after="0" w:line="240" w:lineRule="auto"/>
+              <w:jc w:val="right"/>
+              <w:rPr>
+                <w:rFonts w:ascii="Segoe UI" w:hAnsi="Segoe UI" w:cs="Segoe UI"/>
+                <w:color w:val="000000"/>
+                <w:sz w:val="18"/>
+                <w:szCs w:val="18"/>
+              </w:rPr>
+            </w:pPr>
+            <w:r>
+              <w:rPr>
+                <w:rFonts w:ascii="Segoe UI" w:hAnsi="Segoe UI" w:cs="Segoe UI"/>
+                <w:color w:val="000000"/>
+                <w:sz w:val="18"/>
+                <w:szCs w:val="18"/>
+              </w:rPr>
+              <w:t>2.0495e+10</w:t>
+            </w:r>
+          </w:p>
+        </w:tc>
+        <w:tc>
+          <w:tcPr>
+            <w:tcW w:w="950" w:type="dxa"/>
+            <w:vMerge w:val="restart"/>
+            <w:tcBorders>
+              <w:top w:val="nil"/>
+              <w:left w:val="nil"/>
+              <w:bottom w:val="nil"/>
+              <w:right w:val="nil"/>
+            </w:tcBorders>
+          </w:tcPr>
+          <w:p>
+            <w:pPr>
+              <w:autoSpaceDE w:val="0"/>
+              <w:autoSpaceDN w:val="0"/>
+              <w:adjustRightInd w:val="0"/>
+              <w:spacing w:after="0" w:line="240" w:lineRule="auto"/>
+              <w:jc w:val="right"/>
+              <w:rPr>
+                <w:rFonts w:ascii="Segoe UI" w:hAnsi="Segoe UI" w:cs="Segoe UI"/>
+                <w:color w:val="000000"/>
+                <w:sz w:val="18"/>
+                <w:szCs w:val="18"/>
+              </w:rPr>
+            </w:pPr>
+            <w:r>
+              <w:rPr>
+                <w:rFonts w:ascii="Segoe UI" w:hAnsi="Segoe UI" w:cs="Segoe UI"/>
+                <w:color w:val="000000"/>
+                <w:sz w:val="18"/>
+                <w:szCs w:val="18"/>
+              </w:rPr>
+              <w:t>0.4093</w:t>
+            </w:r>
+          </w:p>
+        </w:tc>
+        <w:tc>
+          <w:tcPr>
+            <w:tcW w:w="1085" w:type="dxa"/>
+            <w:vMerge w:val="restart"/>
+            <w:tcBorders>
+              <w:top w:val="nil"/>
+              <w:left w:val="nil"/>
+              <w:bottom w:val="nil"/>
+              <w:right w:val="nil"/>
+            </w:tcBorders>
+          </w:tcPr>
+          <w:p>
+            <w:pPr>
+              <w:autoSpaceDE w:val="0"/>
+              <w:autoSpaceDN w:val="0"/>
+              <w:adjustRightInd w:val="0"/>
+              <w:spacing w:after="0" w:line="240" w:lineRule="auto"/>
+              <w:jc w:val="right"/>
+              <w:rPr>
+                <w:rFonts w:ascii="Segoe UI" w:hAnsi="Segoe UI" w:cs="Segoe UI"/>
+                <w:color w:val="000000"/>
+                <w:sz w:val="18"/>
+                <w:szCs w:val="18"/>
+              </w:rPr>
+            </w:pPr>
+            <w:r>
+              <w:rPr>
+                <w:rFonts w:ascii="Segoe UI" w:hAnsi="Segoe UI" w:cs="Segoe UI"/>
+                <w:color w:val="000000"/>
+                <w:sz w:val="18"/>
+                <w:szCs w:val="18"/>
+              </w:rPr>
+              <w:t>0.5224</w:t>
+            </w:r>
+          </w:p>
+        </w:tc>
+      </w:tr>
+      <w:tr>
+        <w:tblPrEx>
+          <w:tblCellMar>
+            <w:top w:w="0" w:type="dxa"/>
+            <w:bottom w:w="0" w:type="dxa"/>
+          </w:tblCellMar>
+        </w:tblPrEx>
+        <w:trPr>
+          <w:trHeight w:val="239"/>
+        </w:trPr>
+        <w:tc>
+          <w:tcPr>
+            <w:tcW w:w="1040" w:type="dxa"/>
+            <w:vMerge w:val="restart"/>
+            <w:tcBorders>
+              <w:top w:val="nil"/>
+              <w:left w:val="nil"/>
+              <w:bottom w:val="nil"/>
+              <w:right w:val="nil"/>
+            </w:tcBorders>
+          </w:tcPr>
+          <w:p>
+            <w:pPr>
+              <w:autoSpaceDE w:val="0"/>
+              <w:autoSpaceDN w:val="0"/>
+              <w:adjustRightInd w:val="0"/>
+              <w:spacing w:after="0" w:line="240" w:lineRule="auto"/>
+              <w:rPr>
+                <w:rFonts w:ascii="Segoe UI" w:hAnsi="Segoe UI" w:cs="Segoe UI"/>
+                <w:color w:val="000000"/>
+                <w:sz w:val="18"/>
+                <w:szCs w:val="18"/>
+              </w:rPr>
+            </w:pPr>
+            <w:proofErr w:type="spellStart"/>
+            <w:r>
+              <w:rPr>
+                <w:rFonts w:ascii="Segoe UI" w:hAnsi="Segoe UI" w:cs="Segoe UI"/>
+                <w:color w:val="000000"/>
+                <w:sz w:val="18"/>
+                <w:szCs w:val="18"/>
+              </w:rPr>
+              <w:t>sqft_lot</w:t>
+            </w:r>
+            <w:proofErr w:type="spellEnd"/>
+          </w:p>
+        </w:tc>
+        <w:tc>
+          <w:tcPr>
+            <w:tcW w:w="950" w:type="dxa"/>
+            <w:vMerge w:val="restart"/>
+            <w:tcBorders>
+              <w:top w:val="nil"/>
+              <w:left w:val="nil"/>
+              <w:bottom w:val="nil"/>
+              <w:right w:val="nil"/>
+            </w:tcBorders>
+          </w:tcPr>
+          <w:p>
+            <w:pPr>
+              <w:autoSpaceDE w:val="0"/>
+              <w:autoSpaceDN w:val="0"/>
+              <w:adjustRightInd w:val="0"/>
+              <w:spacing w:after="0" w:line="240" w:lineRule="auto"/>
+              <w:jc w:val="right"/>
+              <w:rPr>
+                <w:rFonts w:ascii="Segoe UI" w:hAnsi="Segoe UI" w:cs="Segoe UI"/>
+                <w:color w:val="000000"/>
+                <w:sz w:val="18"/>
+                <w:szCs w:val="18"/>
+              </w:rPr>
+            </w:pPr>
+            <w:r>
+              <w:rPr>
+                <w:rFonts w:ascii="Segoe UI" w:hAnsi="Segoe UI" w:cs="Segoe UI"/>
+                <w:color w:val="000000"/>
+                <w:sz w:val="18"/>
+                <w:szCs w:val="18"/>
+              </w:rPr>
+              <w:t xml:space="preserve">   1</w:t>
+            </w:r>
+          </w:p>
+        </w:tc>
+        <w:tc>
+          <w:tcPr>
+            <w:tcW w:w="590" w:type="dxa"/>
+            <w:vMerge w:val="restart"/>
+            <w:tcBorders>
+              <w:top w:val="nil"/>
+              <w:left w:val="nil"/>
+              <w:bottom w:val="nil"/>
+              <w:right w:val="nil"/>
+            </w:tcBorders>
+          </w:tcPr>
+          <w:p>
+            <w:pPr>
+              <w:autoSpaceDE w:val="0"/>
+              <w:autoSpaceDN w:val="0"/>
+              <w:adjustRightInd w:val="0"/>
+              <w:spacing w:after="0" w:line="240" w:lineRule="auto"/>
+              <w:jc w:val="right"/>
+              <w:rPr>
+                <w:rFonts w:ascii="Segoe UI" w:hAnsi="Segoe UI" w:cs="Segoe UI"/>
+                <w:color w:val="000000"/>
+                <w:sz w:val="18"/>
+                <w:szCs w:val="18"/>
+              </w:rPr>
+            </w:pPr>
+            <w:r>
+              <w:rPr>
+                <w:rFonts w:ascii="Segoe UI" w:hAnsi="Segoe UI" w:cs="Segoe UI"/>
+                <w:color w:val="000000"/>
+                <w:sz w:val="18"/>
+                <w:szCs w:val="18"/>
+              </w:rPr>
+              <w:t>1</w:t>
+            </w:r>
+          </w:p>
+        </w:tc>
+        <w:tc>
+          <w:tcPr>
+            <w:tcW w:w="1145" w:type="dxa"/>
+            <w:vMerge w:val="restart"/>
+            <w:tcBorders>
+              <w:top w:val="nil"/>
+              <w:left w:val="nil"/>
+              <w:bottom w:val="nil"/>
+              <w:right w:val="nil"/>
+            </w:tcBorders>
+          </w:tcPr>
+          <w:p>
+            <w:pPr>
+              <w:autoSpaceDE w:val="0"/>
+              <w:autoSpaceDN w:val="0"/>
+              <w:adjustRightInd w:val="0"/>
+              <w:spacing w:after="0" w:line="240" w:lineRule="auto"/>
+              <w:jc w:val="right"/>
+              <w:rPr>
+                <w:rFonts w:ascii="Segoe UI" w:hAnsi="Segoe UI" w:cs="Segoe UI"/>
+                <w:color w:val="000000"/>
+                <w:sz w:val="18"/>
+                <w:szCs w:val="18"/>
+              </w:rPr>
+            </w:pPr>
+            <w:r>
+              <w:rPr>
+                <w:rFonts w:ascii="Segoe UI" w:hAnsi="Segoe UI" w:cs="Segoe UI"/>
+                <w:color w:val="000000"/>
+                <w:sz w:val="18"/>
+                <w:szCs w:val="18"/>
+              </w:rPr>
+              <w:t>1.8318e+11</w:t>
+            </w:r>
+          </w:p>
+        </w:tc>
+        <w:tc>
+          <w:tcPr>
+            <w:tcW w:w="950" w:type="dxa"/>
+            <w:vMerge w:val="restart"/>
+            <w:tcBorders>
+              <w:top w:val="nil"/>
+              <w:left w:val="nil"/>
+              <w:bottom w:val="nil"/>
+              <w:right w:val="nil"/>
+            </w:tcBorders>
+          </w:tcPr>
+          <w:p>
+            <w:pPr>
+              <w:autoSpaceDE w:val="0"/>
+              <w:autoSpaceDN w:val="0"/>
+              <w:adjustRightInd w:val="0"/>
+              <w:spacing w:after="0" w:line="240" w:lineRule="auto"/>
+              <w:jc w:val="right"/>
+              <w:rPr>
+                <w:rFonts w:ascii="Segoe UI" w:hAnsi="Segoe UI" w:cs="Segoe UI"/>
+                <w:color w:val="000000"/>
+                <w:sz w:val="18"/>
+                <w:szCs w:val="18"/>
+              </w:rPr>
+            </w:pPr>
+            <w:r>
+              <w:rPr>
+                <w:rFonts w:ascii="Segoe UI" w:hAnsi="Segoe UI" w:cs="Segoe UI"/>
+                <w:color w:val="000000"/>
+                <w:sz w:val="18"/>
+                <w:szCs w:val="18"/>
+              </w:rPr>
+              <w:t>3.6578</w:t>
+            </w:r>
+          </w:p>
+        </w:tc>
+        <w:tc>
+          <w:tcPr>
+            <w:tcW w:w="1085" w:type="dxa"/>
+            <w:vMerge w:val="restart"/>
+            <w:tcBorders>
+              <w:top w:val="nil"/>
+              <w:left w:val="nil"/>
+              <w:bottom w:val="nil"/>
+              <w:right w:val="nil"/>
+            </w:tcBorders>
+          </w:tcPr>
+          <w:p>
+            <w:pPr>
+              <w:autoSpaceDE w:val="0"/>
+              <w:autoSpaceDN w:val="0"/>
+              <w:adjustRightInd w:val="0"/>
+              <w:spacing w:after="0" w:line="240" w:lineRule="auto"/>
+              <w:jc w:val="right"/>
+              <w:rPr>
+                <w:rFonts w:ascii="Segoe UI" w:hAnsi="Segoe UI" w:cs="Segoe UI"/>
+                <w:color w:val="000000"/>
+                <w:sz w:val="18"/>
+                <w:szCs w:val="18"/>
+              </w:rPr>
+            </w:pPr>
+            <w:r>
+              <w:rPr>
+                <w:rFonts w:ascii="Segoe UI" w:hAnsi="Segoe UI" w:cs="Segoe UI"/>
+                <w:color w:val="000000"/>
+                <w:sz w:val="18"/>
+                <w:szCs w:val="18"/>
+              </w:rPr>
+              <w:t>0.0558</w:t>
+            </w:r>
+          </w:p>
+        </w:tc>
+      </w:tr>
+      <w:tr>
+        <w:tblPrEx>
+          <w:tblCellMar>
+            <w:top w:w="0" w:type="dxa"/>
+            <w:bottom w:w="0" w:type="dxa"/>
+          </w:tblCellMar>
+        </w:tblPrEx>
+        <w:trPr>
+          <w:trHeight w:val="239"/>
+        </w:trPr>
+        <w:tc>
+          <w:tcPr>
+            <w:tcW w:w="1040" w:type="dxa"/>
+            <w:vMerge w:val="restart"/>
+            <w:tcBorders>
+              <w:top w:val="nil"/>
+              <w:left w:val="nil"/>
+              <w:bottom w:val="nil"/>
+              <w:right w:val="nil"/>
+            </w:tcBorders>
+          </w:tcPr>
+          <w:p>
+            <w:pPr>
+              <w:autoSpaceDE w:val="0"/>
+              <w:autoSpaceDN w:val="0"/>
+              <w:adjustRightInd w:val="0"/>
+              <w:spacing w:after="0" w:line="240" w:lineRule="auto"/>
+              <w:rPr>
+                <w:rFonts w:ascii="Segoe UI" w:hAnsi="Segoe UI" w:cs="Segoe UI"/>
+                <w:color w:val="000000"/>
+                <w:sz w:val="18"/>
+                <w:szCs w:val="18"/>
+              </w:rPr>
+            </w:pPr>
+            <w:r>
+              <w:rPr>
+                <w:rFonts w:ascii="Segoe UI" w:hAnsi="Segoe UI" w:cs="Segoe UI"/>
+                <w:color w:val="000000"/>
+                <w:sz w:val="18"/>
+                <w:szCs w:val="18"/>
+              </w:rPr>
+              <w:t>floors</w:t>
+            </w:r>
+          </w:p>
+        </w:tc>
+        <w:tc>
+          <w:tcPr>
+            <w:tcW w:w="950" w:type="dxa"/>
+            <w:vMerge w:val="restart"/>
+            <w:tcBorders>
+              <w:top w:val="nil"/>
+              <w:left w:val="nil"/>
+              <w:bottom w:val="nil"/>
+              <w:right w:val="nil"/>
+            </w:tcBorders>
+          </w:tcPr>
+          <w:p>
+            <w:pPr>
+              <w:autoSpaceDE w:val="0"/>
+              <w:autoSpaceDN w:val="0"/>
+              <w:adjustRightInd w:val="0"/>
+              <w:spacing w:after="0" w:line="240" w:lineRule="auto"/>
+              <w:jc w:val="right"/>
+              <w:rPr>
+                <w:rFonts w:ascii="Segoe UI" w:hAnsi="Segoe UI" w:cs="Segoe UI"/>
+                <w:color w:val="000000"/>
+                <w:sz w:val="18"/>
+                <w:szCs w:val="18"/>
+              </w:rPr>
+            </w:pPr>
+            <w:r>
+              <w:rPr>
+                <w:rFonts w:ascii="Segoe UI" w:hAnsi="Segoe UI" w:cs="Segoe UI"/>
+                <w:color w:val="000000"/>
+                <w:sz w:val="18"/>
+                <w:szCs w:val="18"/>
+              </w:rPr>
+              <w:t xml:space="preserve">   1</w:t>
+            </w:r>
+          </w:p>
+        </w:tc>
+        <w:tc>
+          <w:tcPr>
+            <w:tcW w:w="590" w:type="dxa"/>
+            <w:vMerge w:val="restart"/>
+            <w:tcBorders>
+              <w:top w:val="nil"/>
+              <w:left w:val="nil"/>
+              <w:bottom w:val="nil"/>
+              <w:right w:val="nil"/>
+            </w:tcBorders>
+          </w:tcPr>
+          <w:p>
+            <w:pPr>
+              <w:autoSpaceDE w:val="0"/>
+              <w:autoSpaceDN w:val="0"/>
+              <w:adjustRightInd w:val="0"/>
+              <w:spacing w:after="0" w:line="240" w:lineRule="auto"/>
+              <w:jc w:val="right"/>
+              <w:rPr>
+                <w:rFonts w:ascii="Segoe UI" w:hAnsi="Segoe UI" w:cs="Segoe UI"/>
+                <w:color w:val="000000"/>
+                <w:sz w:val="18"/>
+                <w:szCs w:val="18"/>
+              </w:rPr>
+            </w:pPr>
+            <w:r>
+              <w:rPr>
+                <w:rFonts w:ascii="Segoe UI" w:hAnsi="Segoe UI" w:cs="Segoe UI"/>
+                <w:color w:val="000000"/>
+                <w:sz w:val="18"/>
+                <w:szCs w:val="18"/>
+              </w:rPr>
+              <w:t>1</w:t>
+            </w:r>
+          </w:p>
+        </w:tc>
+        <w:tc>
+          <w:tcPr>
+            <w:tcW w:w="1145" w:type="dxa"/>
+            <w:vMerge w:val="restart"/>
+            <w:tcBorders>
+              <w:top w:val="nil"/>
+              <w:left w:val="nil"/>
+              <w:bottom w:val="nil"/>
+              <w:right w:val="nil"/>
+            </w:tcBorders>
+          </w:tcPr>
+          <w:p>
+            <w:pPr>
+              <w:autoSpaceDE w:val="0"/>
+              <w:autoSpaceDN w:val="0"/>
+              <w:adjustRightInd w:val="0"/>
+              <w:spacing w:after="0" w:line="240" w:lineRule="auto"/>
+              <w:jc w:val="right"/>
+              <w:rPr>
+                <w:rFonts w:ascii="Segoe UI" w:hAnsi="Segoe UI" w:cs="Segoe UI"/>
+                <w:color w:val="000000"/>
+                <w:sz w:val="18"/>
+                <w:szCs w:val="18"/>
+              </w:rPr>
+            </w:pPr>
+            <w:r>
+              <w:rPr>
+                <w:rFonts w:ascii="Segoe UI" w:hAnsi="Segoe UI" w:cs="Segoe UI"/>
+                <w:color w:val="000000"/>
+                <w:sz w:val="18"/>
+                <w:szCs w:val="18"/>
+              </w:rPr>
+              <w:t>2.2093e+12</w:t>
+            </w:r>
+          </w:p>
+        </w:tc>
+        <w:tc>
+          <w:tcPr>
+            <w:tcW w:w="950" w:type="dxa"/>
+            <w:vMerge w:val="restart"/>
+            <w:tcBorders>
+              <w:top w:val="nil"/>
+              <w:left w:val="nil"/>
+              <w:bottom w:val="nil"/>
+              <w:right w:val="nil"/>
+            </w:tcBorders>
+          </w:tcPr>
+          <w:p>
+            <w:pPr>
+              <w:autoSpaceDE w:val="0"/>
+              <w:autoSpaceDN w:val="0"/>
+              <w:adjustRightInd w:val="0"/>
+              <w:spacing w:after="0" w:line="240" w:lineRule="auto"/>
+              <w:jc w:val="right"/>
+              <w:rPr>
+                <w:rFonts w:ascii="Segoe UI" w:hAnsi="Segoe UI" w:cs="Segoe UI"/>
+                <w:color w:val="000000"/>
+                <w:sz w:val="18"/>
+                <w:szCs w:val="18"/>
+              </w:rPr>
+            </w:pPr>
+            <w:r>
+              <w:rPr>
+                <w:rFonts w:ascii="Segoe UI" w:hAnsi="Segoe UI" w:cs="Segoe UI"/>
+                <w:color w:val="000000"/>
+                <w:sz w:val="18"/>
+                <w:szCs w:val="18"/>
+              </w:rPr>
+              <w:t>44.1158</w:t>
+            </w:r>
+          </w:p>
+        </w:tc>
+        <w:tc>
+          <w:tcPr>
+            <w:tcW w:w="1085" w:type="dxa"/>
+            <w:vMerge w:val="restart"/>
+            <w:tcBorders>
+              <w:top w:val="nil"/>
+              <w:left w:val="nil"/>
+              <w:bottom w:val="nil"/>
+              <w:right w:val="nil"/>
+            </w:tcBorders>
+            <w:shd w:val="clear" w:color="auto" w:fill="141414"/>
+          </w:tcPr>
+          <w:p>
+            <w:pPr>
+              <w:autoSpaceDE w:val="0"/>
+              <w:autoSpaceDN w:val="0"/>
+              <w:adjustRightInd w:val="0"/>
+              <w:spacing w:after="0" w:line="240" w:lineRule="auto"/>
+              <w:jc w:val="right"/>
+              <w:rPr>
+                <w:rFonts w:ascii="Segoe UI" w:hAnsi="Segoe UI" w:cs="Segoe UI"/>
+                <w:color w:val="000000"/>
+                <w:sz w:val="18"/>
+                <w:szCs w:val="18"/>
+              </w:rPr>
+            </w:pPr>
+            <w:r>
+              <w:rPr>
+                <w:rFonts w:ascii="Segoe UI" w:hAnsi="Segoe UI" w:cs="Segoe UI"/>
+                <w:color w:val="F03246"/>
+                <w:sz w:val="18"/>
+                <w:szCs w:val="18"/>
+              </w:rPr>
+              <w:t>&lt;.0001*</w:t>
+            </w:r>
+          </w:p>
+        </w:tc>
+      </w:tr>
+      <w:tr>
+        <w:tblPrEx>
+          <w:tblCellMar>
+            <w:top w:w="0" w:type="dxa"/>
+            <w:bottom w:w="0" w:type="dxa"/>
+          </w:tblCellMar>
+        </w:tblPrEx>
+        <w:trPr>
+          <w:trHeight w:val="239"/>
+        </w:trPr>
+        <w:tc>
+          <w:tcPr>
+            <w:tcW w:w="1040" w:type="dxa"/>
+            <w:vMerge w:val="restart"/>
+            <w:tcBorders>
+              <w:top w:val="nil"/>
+              <w:left w:val="nil"/>
+              <w:bottom w:val="nil"/>
+              <w:right w:val="nil"/>
+            </w:tcBorders>
+          </w:tcPr>
+          <w:p>
+            <w:pPr>
+              <w:autoSpaceDE w:val="0"/>
+              <w:autoSpaceDN w:val="0"/>
+              <w:adjustRightInd w:val="0"/>
+              <w:spacing w:after="0" w:line="240" w:lineRule="auto"/>
+              <w:rPr>
+                <w:rFonts w:ascii="Segoe UI" w:hAnsi="Segoe UI" w:cs="Segoe UI"/>
+                <w:color w:val="000000"/>
+                <w:sz w:val="18"/>
+                <w:szCs w:val="18"/>
+              </w:rPr>
+            </w:pPr>
+            <w:r>
+              <w:rPr>
+                <w:rFonts w:ascii="Segoe UI" w:hAnsi="Segoe UI" w:cs="Segoe UI"/>
+                <w:color w:val="000000"/>
+                <w:sz w:val="18"/>
+                <w:szCs w:val="18"/>
+              </w:rPr>
+              <w:t>condition</w:t>
+            </w:r>
+          </w:p>
+        </w:tc>
+        <w:tc>
+          <w:tcPr>
+            <w:tcW w:w="950" w:type="dxa"/>
+            <w:vMerge w:val="restart"/>
+            <w:tcBorders>
+              <w:top w:val="nil"/>
+              <w:left w:val="nil"/>
+              <w:bottom w:val="nil"/>
+              <w:right w:val="nil"/>
+            </w:tcBorders>
+          </w:tcPr>
+          <w:p>
+            <w:pPr>
+              <w:autoSpaceDE w:val="0"/>
+              <w:autoSpaceDN w:val="0"/>
+              <w:adjustRightInd w:val="0"/>
+              <w:spacing w:after="0" w:line="240" w:lineRule="auto"/>
+              <w:jc w:val="right"/>
+              <w:rPr>
+                <w:rFonts w:ascii="Segoe UI" w:hAnsi="Segoe UI" w:cs="Segoe UI"/>
+                <w:color w:val="000000"/>
+                <w:sz w:val="18"/>
+                <w:szCs w:val="18"/>
+              </w:rPr>
+            </w:pPr>
+            <w:r>
+              <w:rPr>
+                <w:rFonts w:ascii="Segoe UI" w:hAnsi="Segoe UI" w:cs="Segoe UI"/>
+                <w:color w:val="000000"/>
+                <w:sz w:val="18"/>
+                <w:szCs w:val="18"/>
+              </w:rPr>
+              <w:t xml:space="preserve">   1</w:t>
+            </w:r>
+          </w:p>
+        </w:tc>
+        <w:tc>
+          <w:tcPr>
+            <w:tcW w:w="590" w:type="dxa"/>
+            <w:vMerge w:val="restart"/>
+            <w:tcBorders>
+              <w:top w:val="nil"/>
+              <w:left w:val="nil"/>
+              <w:bottom w:val="nil"/>
+              <w:right w:val="nil"/>
+            </w:tcBorders>
+          </w:tcPr>
+          <w:p>
+            <w:pPr>
+              <w:autoSpaceDE w:val="0"/>
+              <w:autoSpaceDN w:val="0"/>
+              <w:adjustRightInd w:val="0"/>
+              <w:spacing w:after="0" w:line="240" w:lineRule="auto"/>
+              <w:jc w:val="right"/>
+              <w:rPr>
+                <w:rFonts w:ascii="Segoe UI" w:hAnsi="Segoe UI" w:cs="Segoe UI"/>
+                <w:color w:val="000000"/>
+                <w:sz w:val="18"/>
+                <w:szCs w:val="18"/>
+              </w:rPr>
+            </w:pPr>
+            <w:r>
+              <w:rPr>
+                <w:rFonts w:ascii="Segoe UI" w:hAnsi="Segoe UI" w:cs="Segoe UI"/>
+                <w:color w:val="000000"/>
+                <w:sz w:val="18"/>
+                <w:szCs w:val="18"/>
+              </w:rPr>
+              <w:t>1</w:t>
+            </w:r>
+          </w:p>
+        </w:tc>
+        <w:tc>
+          <w:tcPr>
+            <w:tcW w:w="1145" w:type="dxa"/>
+            <w:vMerge w:val="restart"/>
+            <w:tcBorders>
+              <w:top w:val="nil"/>
+              <w:left w:val="nil"/>
+              <w:bottom w:val="nil"/>
+              <w:right w:val="nil"/>
+            </w:tcBorders>
+          </w:tcPr>
+          <w:p>
+            <w:pPr>
+              <w:autoSpaceDE w:val="0"/>
+              <w:autoSpaceDN w:val="0"/>
+              <w:adjustRightInd w:val="0"/>
+              <w:spacing w:after="0" w:line="240" w:lineRule="auto"/>
+              <w:jc w:val="right"/>
+              <w:rPr>
+                <w:rFonts w:ascii="Segoe UI" w:hAnsi="Segoe UI" w:cs="Segoe UI"/>
+                <w:color w:val="000000"/>
+                <w:sz w:val="18"/>
+                <w:szCs w:val="18"/>
+              </w:rPr>
+            </w:pPr>
+            <w:r>
+              <w:rPr>
+                <w:rFonts w:ascii="Segoe UI" w:hAnsi="Segoe UI" w:cs="Segoe UI"/>
+                <w:color w:val="000000"/>
+                <w:sz w:val="18"/>
+                <w:szCs w:val="18"/>
+              </w:rPr>
+              <w:t>2.5665e+13</w:t>
+            </w:r>
+          </w:p>
+        </w:tc>
+        <w:tc>
+          <w:tcPr>
+            <w:tcW w:w="950" w:type="dxa"/>
+            <w:vMerge w:val="restart"/>
+            <w:tcBorders>
+              <w:top w:val="nil"/>
+              <w:left w:val="nil"/>
+              <w:bottom w:val="nil"/>
+              <w:right w:val="nil"/>
+            </w:tcBorders>
+          </w:tcPr>
+          <w:p>
+            <w:pPr>
+              <w:autoSpaceDE w:val="0"/>
+              <w:autoSpaceDN w:val="0"/>
+              <w:adjustRightInd w:val="0"/>
+              <w:spacing w:after="0" w:line="240" w:lineRule="auto"/>
+              <w:jc w:val="right"/>
+              <w:rPr>
+                <w:rFonts w:ascii="Segoe UI" w:hAnsi="Segoe UI" w:cs="Segoe UI"/>
+                <w:color w:val="000000"/>
+                <w:sz w:val="18"/>
+                <w:szCs w:val="18"/>
+              </w:rPr>
+            </w:pPr>
+            <w:r>
+              <w:rPr>
+                <w:rFonts w:ascii="Segoe UI" w:hAnsi="Segoe UI" w:cs="Segoe UI"/>
+                <w:color w:val="000000"/>
+                <w:sz w:val="18"/>
+                <w:szCs w:val="18"/>
+              </w:rPr>
+              <w:t>512.4975</w:t>
+            </w:r>
+          </w:p>
+        </w:tc>
+        <w:tc>
+          <w:tcPr>
+            <w:tcW w:w="1085" w:type="dxa"/>
+            <w:vMerge w:val="restart"/>
+            <w:tcBorders>
+              <w:top w:val="nil"/>
+              <w:left w:val="nil"/>
+              <w:bottom w:val="nil"/>
+              <w:right w:val="nil"/>
+            </w:tcBorders>
+            <w:shd w:val="clear" w:color="auto" w:fill="141414"/>
+          </w:tcPr>
+          <w:p>
+            <w:pPr>
+              <w:autoSpaceDE w:val="0"/>
+              <w:autoSpaceDN w:val="0"/>
+              <w:adjustRightInd w:val="0"/>
+              <w:spacing w:after="0" w:line="240" w:lineRule="auto"/>
+              <w:jc w:val="right"/>
+              <w:rPr>
+                <w:rFonts w:ascii="Segoe UI" w:hAnsi="Segoe UI" w:cs="Segoe UI"/>
+                <w:color w:val="000000"/>
+                <w:sz w:val="18"/>
+                <w:szCs w:val="18"/>
+              </w:rPr>
+            </w:pPr>
+            <w:r>
+              <w:rPr>
+                <w:rFonts w:ascii="Segoe UI" w:hAnsi="Segoe UI" w:cs="Segoe UI"/>
+                <w:color w:val="F03246"/>
+                <w:sz w:val="18"/>
+                <w:szCs w:val="18"/>
+              </w:rPr>
+              <w:t>&lt;.0001*</w:t>
+            </w:r>
+          </w:p>
+        </w:tc>
+      </w:tr>
+      <w:tr>
+        <w:tblPrEx>
+          <w:tblCellMar>
+            <w:top w:w="0" w:type="dxa"/>
+            <w:bottom w:w="0" w:type="dxa"/>
+          </w:tblCellMar>
+        </w:tblPrEx>
+        <w:trPr>
+          <w:trHeight w:val="239"/>
+        </w:trPr>
+        <w:tc>
+          <w:tcPr>
+            <w:tcW w:w="1040" w:type="dxa"/>
+            <w:vMerge w:val="restart"/>
+            <w:tcBorders>
+              <w:top w:val="nil"/>
+              <w:left w:val="nil"/>
+              <w:bottom w:val="nil"/>
+              <w:right w:val="nil"/>
+            </w:tcBorders>
+          </w:tcPr>
+          <w:p>
+            <w:pPr>
+              <w:autoSpaceDE w:val="0"/>
+              <w:autoSpaceDN w:val="0"/>
+              <w:adjustRightInd w:val="0"/>
+              <w:spacing w:after="0" w:line="240" w:lineRule="auto"/>
+              <w:rPr>
+                <w:rFonts w:ascii="Segoe UI" w:hAnsi="Segoe UI" w:cs="Segoe UI"/>
+                <w:color w:val="000000"/>
+                <w:sz w:val="18"/>
+                <w:szCs w:val="18"/>
+              </w:rPr>
+            </w:pPr>
+            <w:r>
+              <w:rPr>
+                <w:rFonts w:ascii="Segoe UI" w:hAnsi="Segoe UI" w:cs="Segoe UI"/>
+                <w:color w:val="000000"/>
+                <w:sz w:val="18"/>
+                <w:szCs w:val="18"/>
+              </w:rPr>
+              <w:lastRenderedPageBreak/>
+              <w:t>grade</w:t>
+            </w:r>
+          </w:p>
+        </w:tc>
+        <w:tc>
+          <w:tcPr>
+            <w:tcW w:w="950" w:type="dxa"/>
+            <w:vMerge w:val="restart"/>
+            <w:tcBorders>
+              <w:top w:val="nil"/>
+              <w:left w:val="nil"/>
+              <w:bottom w:val="nil"/>
+              <w:right w:val="nil"/>
+            </w:tcBorders>
+          </w:tcPr>
+          <w:p>
+            <w:pPr>
+              <w:autoSpaceDE w:val="0"/>
+              <w:autoSpaceDN w:val="0"/>
+              <w:adjustRightInd w:val="0"/>
+              <w:spacing w:after="0" w:line="240" w:lineRule="auto"/>
+              <w:jc w:val="right"/>
+              <w:rPr>
+                <w:rFonts w:ascii="Segoe UI" w:hAnsi="Segoe UI" w:cs="Segoe UI"/>
+                <w:color w:val="000000"/>
+                <w:sz w:val="18"/>
+                <w:szCs w:val="18"/>
+              </w:rPr>
+            </w:pPr>
+            <w:r>
+              <w:rPr>
+                <w:rFonts w:ascii="Segoe UI" w:hAnsi="Segoe UI" w:cs="Segoe UI"/>
+                <w:color w:val="000000"/>
+                <w:sz w:val="18"/>
+                <w:szCs w:val="18"/>
+              </w:rPr>
+              <w:t xml:space="preserve">   1</w:t>
+            </w:r>
+          </w:p>
+        </w:tc>
+        <w:tc>
+          <w:tcPr>
+            <w:tcW w:w="590" w:type="dxa"/>
+            <w:vMerge w:val="restart"/>
+            <w:tcBorders>
+              <w:top w:val="nil"/>
+              <w:left w:val="nil"/>
+              <w:bottom w:val="nil"/>
+              <w:right w:val="nil"/>
+            </w:tcBorders>
+          </w:tcPr>
+          <w:p>
+            <w:pPr>
+              <w:autoSpaceDE w:val="0"/>
+              <w:autoSpaceDN w:val="0"/>
+              <w:adjustRightInd w:val="0"/>
+              <w:spacing w:after="0" w:line="240" w:lineRule="auto"/>
+              <w:jc w:val="right"/>
+              <w:rPr>
+                <w:rFonts w:ascii="Segoe UI" w:hAnsi="Segoe UI" w:cs="Segoe UI"/>
+                <w:color w:val="000000"/>
+                <w:sz w:val="18"/>
+                <w:szCs w:val="18"/>
+              </w:rPr>
+            </w:pPr>
+            <w:r>
+              <w:rPr>
+                <w:rFonts w:ascii="Segoe UI" w:hAnsi="Segoe UI" w:cs="Segoe UI"/>
+                <w:color w:val="000000"/>
+                <w:sz w:val="18"/>
+                <w:szCs w:val="18"/>
+              </w:rPr>
+              <w:t>1</w:t>
+            </w:r>
+          </w:p>
+        </w:tc>
+        <w:tc>
+          <w:tcPr>
+            <w:tcW w:w="1145" w:type="dxa"/>
+            <w:vMerge w:val="restart"/>
+            <w:tcBorders>
+              <w:top w:val="nil"/>
+              <w:left w:val="nil"/>
+              <w:bottom w:val="nil"/>
+              <w:right w:val="nil"/>
+            </w:tcBorders>
+          </w:tcPr>
+          <w:p>
+            <w:pPr>
+              <w:autoSpaceDE w:val="0"/>
+              <w:autoSpaceDN w:val="0"/>
+              <w:adjustRightInd w:val="0"/>
+              <w:spacing w:after="0" w:line="240" w:lineRule="auto"/>
+              <w:jc w:val="right"/>
+              <w:rPr>
+                <w:rFonts w:ascii="Segoe UI" w:hAnsi="Segoe UI" w:cs="Segoe UI"/>
+                <w:color w:val="000000"/>
+                <w:sz w:val="18"/>
+                <w:szCs w:val="18"/>
+              </w:rPr>
+            </w:pPr>
+            <w:r>
+              <w:rPr>
+                <w:rFonts w:ascii="Segoe UI" w:hAnsi="Segoe UI" w:cs="Segoe UI"/>
+                <w:color w:val="000000"/>
+                <w:sz w:val="18"/>
+                <w:szCs w:val="18"/>
+              </w:rPr>
+              <w:t>9.0886e+13</w:t>
+            </w:r>
+          </w:p>
+        </w:tc>
+        <w:tc>
+          <w:tcPr>
+            <w:tcW w:w="950" w:type="dxa"/>
+            <w:vMerge w:val="restart"/>
+            <w:tcBorders>
+              <w:top w:val="nil"/>
+              <w:left w:val="nil"/>
+              <w:bottom w:val="nil"/>
+              <w:right w:val="nil"/>
+            </w:tcBorders>
+          </w:tcPr>
+          <w:p>
+            <w:pPr>
+              <w:autoSpaceDE w:val="0"/>
+              <w:autoSpaceDN w:val="0"/>
+              <w:adjustRightInd w:val="0"/>
+              <w:spacing w:after="0" w:line="240" w:lineRule="auto"/>
+              <w:jc w:val="right"/>
+              <w:rPr>
+                <w:rFonts w:ascii="Segoe UI" w:hAnsi="Segoe UI" w:cs="Segoe UI"/>
+                <w:color w:val="000000"/>
+                <w:sz w:val="18"/>
+                <w:szCs w:val="18"/>
+              </w:rPr>
+            </w:pPr>
+            <w:r>
+              <w:rPr>
+                <w:rFonts w:ascii="Segoe UI" w:hAnsi="Segoe UI" w:cs="Segoe UI"/>
+                <w:color w:val="000000"/>
+                <w:sz w:val="18"/>
+                <w:szCs w:val="18"/>
+              </w:rPr>
+              <w:t>1814.859</w:t>
+            </w:r>
+          </w:p>
+        </w:tc>
+        <w:tc>
+          <w:tcPr>
+            <w:tcW w:w="1085" w:type="dxa"/>
+            <w:vMerge w:val="restart"/>
+            <w:tcBorders>
+              <w:top w:val="nil"/>
+              <w:left w:val="nil"/>
+              <w:bottom w:val="nil"/>
+              <w:right w:val="nil"/>
+            </w:tcBorders>
+            <w:shd w:val="clear" w:color="auto" w:fill="141414"/>
+          </w:tcPr>
+          <w:p>
+            <w:pPr>
+              <w:autoSpaceDE w:val="0"/>
+              <w:autoSpaceDN w:val="0"/>
+              <w:adjustRightInd w:val="0"/>
+              <w:spacing w:after="0" w:line="240" w:lineRule="auto"/>
+              <w:jc w:val="right"/>
+              <w:rPr>
+                <w:rFonts w:ascii="Segoe UI" w:hAnsi="Segoe UI" w:cs="Segoe UI"/>
+                <w:color w:val="000000"/>
+                <w:sz w:val="18"/>
+                <w:szCs w:val="18"/>
+              </w:rPr>
+            </w:pPr>
+            <w:r>
+              <w:rPr>
+                <w:rFonts w:ascii="Segoe UI" w:hAnsi="Segoe UI" w:cs="Segoe UI"/>
+                <w:color w:val="F03246"/>
+                <w:sz w:val="18"/>
+                <w:szCs w:val="18"/>
+              </w:rPr>
+              <w:t>&lt;.0001*</w:t>
+            </w:r>
+          </w:p>
+        </w:tc>
+      </w:tr>
+      <w:tr>
+        <w:tblPrEx>
+          <w:tblCellMar>
+            <w:top w:w="0" w:type="dxa"/>
+            <w:bottom w:w="0" w:type="dxa"/>
+          </w:tblCellMar>
+        </w:tblPrEx>
+        <w:trPr>
+          <w:trHeight w:val="239"/>
+        </w:trPr>
+        <w:tc>
+          <w:tcPr>
+            <w:tcW w:w="1040" w:type="dxa"/>
+            <w:vMerge w:val="restart"/>
+            <w:tcBorders>
+              <w:top w:val="nil"/>
+              <w:left w:val="nil"/>
+              <w:bottom w:val="nil"/>
+              <w:right w:val="nil"/>
+            </w:tcBorders>
+          </w:tcPr>
+          <w:p>
+            <w:pPr>
+              <w:autoSpaceDE w:val="0"/>
+              <w:autoSpaceDN w:val="0"/>
+              <w:adjustRightInd w:val="0"/>
+              <w:spacing w:after="0" w:line="240" w:lineRule="auto"/>
+              <w:rPr>
+                <w:rFonts w:ascii="Segoe UI" w:hAnsi="Segoe UI" w:cs="Segoe UI"/>
+                <w:color w:val="000000"/>
+                <w:sz w:val="18"/>
+                <w:szCs w:val="18"/>
+              </w:rPr>
+            </w:pPr>
+            <w:proofErr w:type="spellStart"/>
+            <w:r>
+              <w:rPr>
+                <w:rFonts w:ascii="Segoe UI" w:hAnsi="Segoe UI" w:cs="Segoe UI"/>
+                <w:color w:val="000000"/>
+                <w:sz w:val="18"/>
+                <w:szCs w:val="18"/>
+              </w:rPr>
+              <w:t>lat</w:t>
+            </w:r>
+            <w:proofErr w:type="spellEnd"/>
+          </w:p>
+        </w:tc>
+        <w:tc>
+          <w:tcPr>
+            <w:tcW w:w="950" w:type="dxa"/>
+            <w:vMerge w:val="restart"/>
+            <w:tcBorders>
+              <w:top w:val="nil"/>
+              <w:left w:val="nil"/>
+              <w:bottom w:val="nil"/>
+              <w:right w:val="nil"/>
+            </w:tcBorders>
+          </w:tcPr>
+          <w:p>
+            <w:pPr>
+              <w:autoSpaceDE w:val="0"/>
+              <w:autoSpaceDN w:val="0"/>
+              <w:adjustRightInd w:val="0"/>
+              <w:spacing w:after="0" w:line="240" w:lineRule="auto"/>
+              <w:jc w:val="right"/>
+              <w:rPr>
+                <w:rFonts w:ascii="Segoe UI" w:hAnsi="Segoe UI" w:cs="Segoe UI"/>
+                <w:color w:val="000000"/>
+                <w:sz w:val="18"/>
+                <w:szCs w:val="18"/>
+              </w:rPr>
+            </w:pPr>
+            <w:r>
+              <w:rPr>
+                <w:rFonts w:ascii="Segoe UI" w:hAnsi="Segoe UI" w:cs="Segoe UI"/>
+                <w:color w:val="000000"/>
+                <w:sz w:val="18"/>
+                <w:szCs w:val="18"/>
+              </w:rPr>
+              <w:t xml:space="preserve">   1</w:t>
+            </w:r>
+          </w:p>
+        </w:tc>
+        <w:tc>
+          <w:tcPr>
+            <w:tcW w:w="590" w:type="dxa"/>
+            <w:vMerge w:val="restart"/>
+            <w:tcBorders>
+              <w:top w:val="nil"/>
+              <w:left w:val="nil"/>
+              <w:bottom w:val="nil"/>
+              <w:right w:val="nil"/>
+            </w:tcBorders>
+          </w:tcPr>
+          <w:p>
+            <w:pPr>
+              <w:autoSpaceDE w:val="0"/>
+              <w:autoSpaceDN w:val="0"/>
+              <w:adjustRightInd w:val="0"/>
+              <w:spacing w:after="0" w:line="240" w:lineRule="auto"/>
+              <w:jc w:val="right"/>
+              <w:rPr>
+                <w:rFonts w:ascii="Segoe UI" w:hAnsi="Segoe UI" w:cs="Segoe UI"/>
+                <w:color w:val="000000"/>
+                <w:sz w:val="18"/>
+                <w:szCs w:val="18"/>
+              </w:rPr>
+            </w:pPr>
+            <w:r>
+              <w:rPr>
+                <w:rFonts w:ascii="Segoe UI" w:hAnsi="Segoe UI" w:cs="Segoe UI"/>
+                <w:color w:val="000000"/>
+                <w:sz w:val="18"/>
+                <w:szCs w:val="18"/>
+              </w:rPr>
+              <w:t>1</w:t>
+            </w:r>
+          </w:p>
+        </w:tc>
+        <w:tc>
+          <w:tcPr>
+            <w:tcW w:w="1145" w:type="dxa"/>
+            <w:vMerge w:val="restart"/>
+            <w:tcBorders>
+              <w:top w:val="nil"/>
+              <w:left w:val="nil"/>
+              <w:bottom w:val="nil"/>
+              <w:right w:val="nil"/>
+            </w:tcBorders>
+          </w:tcPr>
+          <w:p>
+            <w:pPr>
+              <w:autoSpaceDE w:val="0"/>
+              <w:autoSpaceDN w:val="0"/>
+              <w:adjustRightInd w:val="0"/>
+              <w:spacing w:after="0" w:line="240" w:lineRule="auto"/>
+              <w:jc w:val="right"/>
+              <w:rPr>
+                <w:rFonts w:ascii="Segoe UI" w:hAnsi="Segoe UI" w:cs="Segoe UI"/>
+                <w:color w:val="000000"/>
+                <w:sz w:val="18"/>
+                <w:szCs w:val="18"/>
+              </w:rPr>
+            </w:pPr>
+            <w:r>
+              <w:rPr>
+                <w:rFonts w:ascii="Segoe UI" w:hAnsi="Segoe UI" w:cs="Segoe UI"/>
+                <w:color w:val="000000"/>
+                <w:sz w:val="18"/>
+                <w:szCs w:val="18"/>
+              </w:rPr>
+              <w:t>1.4751e+14</w:t>
+            </w:r>
+          </w:p>
+        </w:tc>
+        <w:tc>
+          <w:tcPr>
+            <w:tcW w:w="950" w:type="dxa"/>
+            <w:vMerge w:val="restart"/>
+            <w:tcBorders>
+              <w:top w:val="nil"/>
+              <w:left w:val="nil"/>
+              <w:bottom w:val="nil"/>
+              <w:right w:val="nil"/>
+            </w:tcBorders>
+          </w:tcPr>
+          <w:p>
+            <w:pPr>
+              <w:autoSpaceDE w:val="0"/>
+              <w:autoSpaceDN w:val="0"/>
+              <w:adjustRightInd w:val="0"/>
+              <w:spacing w:after="0" w:line="240" w:lineRule="auto"/>
+              <w:jc w:val="right"/>
+              <w:rPr>
+                <w:rFonts w:ascii="Segoe UI" w:hAnsi="Segoe UI" w:cs="Segoe UI"/>
+                <w:color w:val="000000"/>
+                <w:sz w:val="18"/>
+                <w:szCs w:val="18"/>
+              </w:rPr>
+            </w:pPr>
+            <w:r>
+              <w:rPr>
+                <w:rFonts w:ascii="Segoe UI" w:hAnsi="Segoe UI" w:cs="Segoe UI"/>
+                <w:color w:val="000000"/>
+                <w:sz w:val="18"/>
+                <w:szCs w:val="18"/>
+              </w:rPr>
+              <w:t>2945.590</w:t>
+            </w:r>
+          </w:p>
+        </w:tc>
+        <w:tc>
+          <w:tcPr>
+            <w:tcW w:w="1085" w:type="dxa"/>
+            <w:vMerge w:val="restart"/>
+            <w:tcBorders>
+              <w:top w:val="nil"/>
+              <w:left w:val="nil"/>
+              <w:bottom w:val="nil"/>
+              <w:right w:val="nil"/>
+            </w:tcBorders>
+            <w:shd w:val="clear" w:color="auto" w:fill="141414"/>
+          </w:tcPr>
+          <w:p>
+            <w:pPr>
+              <w:autoSpaceDE w:val="0"/>
+              <w:autoSpaceDN w:val="0"/>
+              <w:adjustRightInd w:val="0"/>
+              <w:spacing w:after="0" w:line="240" w:lineRule="auto"/>
+              <w:jc w:val="right"/>
+              <w:rPr>
+                <w:rFonts w:ascii="Segoe UI" w:hAnsi="Segoe UI" w:cs="Segoe UI"/>
+                <w:color w:val="000000"/>
+                <w:sz w:val="18"/>
+                <w:szCs w:val="18"/>
+              </w:rPr>
+            </w:pPr>
+            <w:r>
+              <w:rPr>
+                <w:rFonts w:ascii="Segoe UI" w:hAnsi="Segoe UI" w:cs="Segoe UI"/>
+                <w:color w:val="F03246"/>
+                <w:sz w:val="18"/>
+                <w:szCs w:val="18"/>
+              </w:rPr>
+              <w:t>&lt;.0001*</w:t>
+            </w:r>
+          </w:p>
+        </w:tc>
+      </w:tr>
+      <w:tr>
+        <w:tblPrEx>
+          <w:tblCellMar>
+            <w:top w:w="0" w:type="dxa"/>
+            <w:bottom w:w="0" w:type="dxa"/>
+          </w:tblCellMar>
+        </w:tblPrEx>
+        <w:trPr>
+          <w:trHeight w:val="239"/>
+        </w:trPr>
+        <w:tc>
+          <w:tcPr>
+            <w:tcW w:w="1040" w:type="dxa"/>
+            <w:vMerge w:val="restart"/>
+            <w:tcBorders>
+              <w:top w:val="nil"/>
+              <w:left w:val="nil"/>
+              <w:bottom w:val="nil"/>
+              <w:right w:val="nil"/>
+            </w:tcBorders>
+          </w:tcPr>
+          <w:p>
+            <w:pPr>
+              <w:autoSpaceDE w:val="0"/>
+              <w:autoSpaceDN w:val="0"/>
+              <w:adjustRightInd w:val="0"/>
+              <w:spacing w:after="0" w:line="240" w:lineRule="auto"/>
+              <w:rPr>
+                <w:rFonts w:ascii="Segoe UI" w:hAnsi="Segoe UI" w:cs="Segoe UI"/>
+                <w:color w:val="000000"/>
+                <w:sz w:val="18"/>
+                <w:szCs w:val="18"/>
+              </w:rPr>
+            </w:pPr>
+            <w:r>
+              <w:rPr>
+                <w:rFonts w:ascii="Segoe UI" w:hAnsi="Segoe UI" w:cs="Segoe UI"/>
+                <w:color w:val="000000"/>
+                <w:sz w:val="18"/>
+                <w:szCs w:val="18"/>
+              </w:rPr>
+              <w:t>long</w:t>
+            </w:r>
+          </w:p>
+        </w:tc>
+        <w:tc>
+          <w:tcPr>
+            <w:tcW w:w="950" w:type="dxa"/>
+            <w:vMerge w:val="restart"/>
+            <w:tcBorders>
+              <w:top w:val="nil"/>
+              <w:left w:val="nil"/>
+              <w:bottom w:val="nil"/>
+              <w:right w:val="nil"/>
+            </w:tcBorders>
+          </w:tcPr>
+          <w:p>
+            <w:pPr>
+              <w:autoSpaceDE w:val="0"/>
+              <w:autoSpaceDN w:val="0"/>
+              <w:adjustRightInd w:val="0"/>
+              <w:spacing w:after="0" w:line="240" w:lineRule="auto"/>
+              <w:jc w:val="right"/>
+              <w:rPr>
+                <w:rFonts w:ascii="Segoe UI" w:hAnsi="Segoe UI" w:cs="Segoe UI"/>
+                <w:color w:val="000000"/>
+                <w:sz w:val="18"/>
+                <w:szCs w:val="18"/>
+              </w:rPr>
+            </w:pPr>
+            <w:r>
+              <w:rPr>
+                <w:rFonts w:ascii="Segoe UI" w:hAnsi="Segoe UI" w:cs="Segoe UI"/>
+                <w:color w:val="000000"/>
+                <w:sz w:val="18"/>
+                <w:szCs w:val="18"/>
+              </w:rPr>
+              <w:t xml:space="preserve">   1</w:t>
+            </w:r>
+          </w:p>
+        </w:tc>
+        <w:tc>
+          <w:tcPr>
+            <w:tcW w:w="590" w:type="dxa"/>
+            <w:vMerge w:val="restart"/>
+            <w:tcBorders>
+              <w:top w:val="nil"/>
+              <w:left w:val="nil"/>
+              <w:bottom w:val="nil"/>
+              <w:right w:val="nil"/>
+            </w:tcBorders>
+          </w:tcPr>
+          <w:p>
+            <w:pPr>
+              <w:autoSpaceDE w:val="0"/>
+              <w:autoSpaceDN w:val="0"/>
+              <w:adjustRightInd w:val="0"/>
+              <w:spacing w:after="0" w:line="240" w:lineRule="auto"/>
+              <w:jc w:val="right"/>
+              <w:rPr>
+                <w:rFonts w:ascii="Segoe UI" w:hAnsi="Segoe UI" w:cs="Segoe UI"/>
+                <w:color w:val="000000"/>
+                <w:sz w:val="18"/>
+                <w:szCs w:val="18"/>
+              </w:rPr>
+            </w:pPr>
+            <w:r>
+              <w:rPr>
+                <w:rFonts w:ascii="Segoe UI" w:hAnsi="Segoe UI" w:cs="Segoe UI"/>
+                <w:color w:val="000000"/>
+                <w:sz w:val="18"/>
+                <w:szCs w:val="18"/>
+              </w:rPr>
+              <w:t>1</w:t>
+            </w:r>
+          </w:p>
+        </w:tc>
+        <w:tc>
+          <w:tcPr>
+            <w:tcW w:w="1145" w:type="dxa"/>
+            <w:vMerge w:val="restart"/>
+            <w:tcBorders>
+              <w:top w:val="nil"/>
+              <w:left w:val="nil"/>
+              <w:bottom w:val="nil"/>
+              <w:right w:val="nil"/>
+            </w:tcBorders>
+          </w:tcPr>
+          <w:p>
+            <w:pPr>
+              <w:autoSpaceDE w:val="0"/>
+              <w:autoSpaceDN w:val="0"/>
+              <w:adjustRightInd w:val="0"/>
+              <w:spacing w:after="0" w:line="240" w:lineRule="auto"/>
+              <w:jc w:val="right"/>
+              <w:rPr>
+                <w:rFonts w:ascii="Segoe UI" w:hAnsi="Segoe UI" w:cs="Segoe UI"/>
+                <w:color w:val="000000"/>
+                <w:sz w:val="18"/>
+                <w:szCs w:val="18"/>
+              </w:rPr>
+            </w:pPr>
+            <w:r>
+              <w:rPr>
+                <w:rFonts w:ascii="Segoe UI" w:hAnsi="Segoe UI" w:cs="Segoe UI"/>
+                <w:color w:val="000000"/>
+                <w:sz w:val="18"/>
+                <w:szCs w:val="18"/>
+              </w:rPr>
+              <w:t>3.4524e+13</w:t>
+            </w:r>
+          </w:p>
+        </w:tc>
+        <w:tc>
+          <w:tcPr>
+            <w:tcW w:w="950" w:type="dxa"/>
+            <w:vMerge w:val="restart"/>
+            <w:tcBorders>
+              <w:top w:val="nil"/>
+              <w:left w:val="nil"/>
+              <w:bottom w:val="nil"/>
+              <w:right w:val="nil"/>
+            </w:tcBorders>
+          </w:tcPr>
+          <w:p>
+            <w:pPr>
+              <w:autoSpaceDE w:val="0"/>
+              <w:autoSpaceDN w:val="0"/>
+              <w:adjustRightInd w:val="0"/>
+              <w:spacing w:after="0" w:line="240" w:lineRule="auto"/>
+              <w:jc w:val="right"/>
+              <w:rPr>
+                <w:rFonts w:ascii="Segoe UI" w:hAnsi="Segoe UI" w:cs="Segoe UI"/>
+                <w:color w:val="000000"/>
+                <w:sz w:val="18"/>
+                <w:szCs w:val="18"/>
+              </w:rPr>
+            </w:pPr>
+            <w:r>
+              <w:rPr>
+                <w:rFonts w:ascii="Segoe UI" w:hAnsi="Segoe UI" w:cs="Segoe UI"/>
+                <w:color w:val="000000"/>
+                <w:sz w:val="18"/>
+                <w:szCs w:val="18"/>
+              </w:rPr>
+              <w:t>689.3890</w:t>
+            </w:r>
+          </w:p>
+        </w:tc>
+        <w:tc>
+          <w:tcPr>
+            <w:tcW w:w="1085" w:type="dxa"/>
+            <w:vMerge w:val="restart"/>
+            <w:tcBorders>
+              <w:top w:val="nil"/>
+              <w:left w:val="nil"/>
+              <w:bottom w:val="nil"/>
+              <w:right w:val="nil"/>
+            </w:tcBorders>
+            <w:shd w:val="clear" w:color="auto" w:fill="141414"/>
+          </w:tcPr>
+          <w:p>
+            <w:pPr>
+              <w:autoSpaceDE w:val="0"/>
+              <w:autoSpaceDN w:val="0"/>
+              <w:adjustRightInd w:val="0"/>
+              <w:spacing w:after="0" w:line="240" w:lineRule="auto"/>
+              <w:jc w:val="right"/>
+              <w:rPr>
+                <w:rFonts w:ascii="Segoe UI" w:hAnsi="Segoe UI" w:cs="Segoe UI"/>
+                <w:color w:val="000000"/>
+                <w:sz w:val="18"/>
+                <w:szCs w:val="18"/>
+              </w:rPr>
+            </w:pPr>
+            <w:r>
+              <w:rPr>
+                <w:rFonts w:ascii="Segoe UI" w:hAnsi="Segoe UI" w:cs="Segoe UI"/>
+                <w:color w:val="F03246"/>
+                <w:sz w:val="18"/>
+                <w:szCs w:val="18"/>
+              </w:rPr>
+              <w:t>&lt;.0001*</w:t>
+            </w:r>
+          </w:p>
+        </w:tc>
+      </w:tr>
+      <w:tr>
+        <w:tblPrEx>
+          <w:tblCellMar>
+            <w:top w:w="0" w:type="dxa"/>
+            <w:bottom w:w="0" w:type="dxa"/>
+          </w:tblCellMar>
+        </w:tblPrEx>
+        <w:trPr>
+          <w:trHeight w:val="239"/>
+        </w:trPr>
+        <w:tc>
+          <w:tcPr>
+            <w:tcW w:w="1040" w:type="dxa"/>
+            <w:vMerge w:val="restart"/>
+            <w:tcBorders>
+              <w:top w:val="nil"/>
+              <w:left w:val="nil"/>
+              <w:bottom w:val="nil"/>
+              <w:right w:val="nil"/>
+            </w:tcBorders>
+          </w:tcPr>
+          <w:p>
+            <w:pPr>
+              <w:autoSpaceDE w:val="0"/>
+              <w:autoSpaceDN w:val="0"/>
+              <w:adjustRightInd w:val="0"/>
+              <w:spacing w:after="0" w:line="240" w:lineRule="auto"/>
+              <w:rPr>
+                <w:rFonts w:ascii="Segoe UI" w:hAnsi="Segoe UI" w:cs="Segoe UI"/>
+                <w:color w:val="000000"/>
+                <w:sz w:val="18"/>
+                <w:szCs w:val="18"/>
+              </w:rPr>
+            </w:pPr>
+            <w:proofErr w:type="spellStart"/>
+            <w:r>
+              <w:rPr>
+                <w:rFonts w:ascii="Segoe UI" w:hAnsi="Segoe UI" w:cs="Segoe UI"/>
+                <w:color w:val="000000"/>
+                <w:sz w:val="18"/>
+                <w:szCs w:val="18"/>
+              </w:rPr>
+              <w:t>sqft_living</w:t>
+            </w:r>
+            <w:proofErr w:type="spellEnd"/>
+          </w:p>
+        </w:tc>
+        <w:tc>
+          <w:tcPr>
+            <w:tcW w:w="950" w:type="dxa"/>
+            <w:vMerge w:val="restart"/>
+            <w:tcBorders>
+              <w:top w:val="nil"/>
+              <w:left w:val="nil"/>
+              <w:bottom w:val="nil"/>
+              <w:right w:val="nil"/>
+            </w:tcBorders>
+          </w:tcPr>
+          <w:p>
+            <w:pPr>
+              <w:autoSpaceDE w:val="0"/>
+              <w:autoSpaceDN w:val="0"/>
+              <w:adjustRightInd w:val="0"/>
+              <w:spacing w:after="0" w:line="240" w:lineRule="auto"/>
+              <w:jc w:val="right"/>
+              <w:rPr>
+                <w:rFonts w:ascii="Segoe UI" w:hAnsi="Segoe UI" w:cs="Segoe UI"/>
+                <w:color w:val="000000"/>
+                <w:sz w:val="18"/>
+                <w:szCs w:val="18"/>
+              </w:rPr>
+            </w:pPr>
+            <w:r>
+              <w:rPr>
+                <w:rFonts w:ascii="Segoe UI" w:hAnsi="Segoe UI" w:cs="Segoe UI"/>
+                <w:color w:val="000000"/>
+                <w:sz w:val="18"/>
+                <w:szCs w:val="18"/>
+              </w:rPr>
+              <w:t xml:space="preserve">   1</w:t>
+            </w:r>
+          </w:p>
+        </w:tc>
+        <w:tc>
+          <w:tcPr>
+            <w:tcW w:w="590" w:type="dxa"/>
+            <w:vMerge w:val="restart"/>
+            <w:tcBorders>
+              <w:top w:val="nil"/>
+              <w:left w:val="nil"/>
+              <w:bottom w:val="nil"/>
+              <w:right w:val="nil"/>
+            </w:tcBorders>
+          </w:tcPr>
+          <w:p>
+            <w:pPr>
+              <w:autoSpaceDE w:val="0"/>
+              <w:autoSpaceDN w:val="0"/>
+              <w:adjustRightInd w:val="0"/>
+              <w:spacing w:after="0" w:line="240" w:lineRule="auto"/>
+              <w:jc w:val="right"/>
+              <w:rPr>
+                <w:rFonts w:ascii="Segoe UI" w:hAnsi="Segoe UI" w:cs="Segoe UI"/>
+                <w:color w:val="000000"/>
+                <w:sz w:val="18"/>
+                <w:szCs w:val="18"/>
+              </w:rPr>
+            </w:pPr>
+            <w:r>
+              <w:rPr>
+                <w:rFonts w:ascii="Segoe UI" w:hAnsi="Segoe UI" w:cs="Segoe UI"/>
+                <w:color w:val="000000"/>
+                <w:sz w:val="18"/>
+                <w:szCs w:val="18"/>
+              </w:rPr>
+              <w:t>1</w:t>
+            </w:r>
+          </w:p>
+        </w:tc>
+        <w:tc>
+          <w:tcPr>
+            <w:tcW w:w="1145" w:type="dxa"/>
+            <w:vMerge w:val="restart"/>
+            <w:tcBorders>
+              <w:top w:val="nil"/>
+              <w:left w:val="nil"/>
+              <w:bottom w:val="nil"/>
+              <w:right w:val="nil"/>
+            </w:tcBorders>
+          </w:tcPr>
+          <w:p>
+            <w:pPr>
+              <w:autoSpaceDE w:val="0"/>
+              <w:autoSpaceDN w:val="0"/>
+              <w:adjustRightInd w:val="0"/>
+              <w:spacing w:after="0" w:line="240" w:lineRule="auto"/>
+              <w:jc w:val="right"/>
+              <w:rPr>
+                <w:rFonts w:ascii="Segoe UI" w:hAnsi="Segoe UI" w:cs="Segoe UI"/>
+                <w:color w:val="000000"/>
+                <w:sz w:val="18"/>
+                <w:szCs w:val="18"/>
+              </w:rPr>
+            </w:pPr>
+            <w:r>
+              <w:rPr>
+                <w:rFonts w:ascii="Segoe UI" w:hAnsi="Segoe UI" w:cs="Segoe UI"/>
+                <w:color w:val="000000"/>
+                <w:sz w:val="18"/>
+                <w:szCs w:val="18"/>
+              </w:rPr>
+              <w:t>2.3384e+14</w:t>
+            </w:r>
+          </w:p>
+        </w:tc>
+        <w:tc>
+          <w:tcPr>
+            <w:tcW w:w="950" w:type="dxa"/>
+            <w:vMerge w:val="restart"/>
+            <w:tcBorders>
+              <w:top w:val="nil"/>
+              <w:left w:val="nil"/>
+              <w:bottom w:val="nil"/>
+              <w:right w:val="nil"/>
+            </w:tcBorders>
+          </w:tcPr>
+          <w:p>
+            <w:pPr>
+              <w:autoSpaceDE w:val="0"/>
+              <w:autoSpaceDN w:val="0"/>
+              <w:adjustRightInd w:val="0"/>
+              <w:spacing w:after="0" w:line="240" w:lineRule="auto"/>
+              <w:jc w:val="right"/>
+              <w:rPr>
+                <w:rFonts w:ascii="Segoe UI" w:hAnsi="Segoe UI" w:cs="Segoe UI"/>
+                <w:color w:val="000000"/>
+                <w:sz w:val="18"/>
+                <w:szCs w:val="18"/>
+              </w:rPr>
+            </w:pPr>
+            <w:r>
+              <w:rPr>
+                <w:rFonts w:ascii="Segoe UI" w:hAnsi="Segoe UI" w:cs="Segoe UI"/>
+                <w:color w:val="000000"/>
+                <w:sz w:val="18"/>
+                <w:szCs w:val="18"/>
+              </w:rPr>
+              <w:t>4669.466</w:t>
+            </w:r>
+          </w:p>
+        </w:tc>
+        <w:tc>
+          <w:tcPr>
+            <w:tcW w:w="1085" w:type="dxa"/>
+            <w:vMerge w:val="restart"/>
+            <w:tcBorders>
+              <w:top w:val="nil"/>
+              <w:left w:val="nil"/>
+              <w:bottom w:val="nil"/>
+              <w:right w:val="nil"/>
+            </w:tcBorders>
+            <w:shd w:val="clear" w:color="auto" w:fill="141414"/>
+          </w:tcPr>
+          <w:p>
+            <w:pPr>
+              <w:autoSpaceDE w:val="0"/>
+              <w:autoSpaceDN w:val="0"/>
+              <w:adjustRightInd w:val="0"/>
+              <w:spacing w:after="0" w:line="240" w:lineRule="auto"/>
+              <w:jc w:val="right"/>
+              <w:rPr>
+                <w:rFonts w:ascii="Segoe UI" w:hAnsi="Segoe UI" w:cs="Segoe UI"/>
+                <w:color w:val="000000"/>
+                <w:sz w:val="18"/>
+                <w:szCs w:val="18"/>
+              </w:rPr>
+            </w:pPr>
+            <w:r>
+              <w:rPr>
+                <w:rFonts w:ascii="Segoe UI" w:hAnsi="Segoe UI" w:cs="Segoe UI"/>
+                <w:color w:val="F03246"/>
+                <w:sz w:val="18"/>
+                <w:szCs w:val="18"/>
+              </w:rPr>
+              <w:t>&lt;.0001*</w:t>
+            </w:r>
+          </w:p>
+        </w:tc>
+      </w:tr>
+    </w:tbl>
     <w:p>
       <w:pPr>
         <w:pStyle w:val="ListParagraph"/>
@@ -1352,29 +7794,7 @@
                 <w:sz w:val="20"/>
                 <w:szCs w:val="20"/>
               </w:rPr>
-              <w:t>Problem 1</w:t>
-            </w:r>
-            <w:r>
-              <w:rPr>
-                <w:rFonts w:ascii="Aptos" w:eastAsia="Times New Roman" w:hAnsi="Aptos"/>
-                <w:b/>
-                <w:bCs/>
-                <w:color w:val="000000"/>
-                <w:sz w:val="20"/>
-                <w:szCs w:val="20"/>
-              </w:rPr>
-              <w:t>f</w:t>
-            </w:r>
-            <w:r>
-              <w:rPr>
-                <w:rFonts w:ascii="Aptos" w:eastAsia="Times New Roman" w:hAnsi="Aptos"/>
-                <w:b/>
-                <w:bCs/>
-                <w:color w:val="000000"/>
-                <w:sz w:val="20"/>
-                <w:szCs w:val="20"/>
-              </w:rPr>
-              <w:t>:  Solution Choices</w:t>
+              <w:t>Problem 1f:  Solution Choices</w:t>
             </w:r>
           </w:p>
         </w:tc>
@@ -1533,6 +7953,14 @@
                 <w:szCs w:val="44"/>
               </w:rPr>
             </w:pPr>
+            <w:r>
+              <w:rPr>
+                <w:rFonts w:eastAsia="Times New Roman"/>
+                <w:sz w:val="44"/>
+                <w:szCs w:val="44"/>
+              </w:rPr>
+              <w:t>x</w:t>
+            </w:r>
           </w:p>
         </w:tc>
         <w:tc>
@@ -1694,29 +8122,7 @@
                 <w:sz w:val="20"/>
                 <w:szCs w:val="20"/>
               </w:rPr>
-              <w:t>Problem 1</w:t>
-            </w:r>
-            <w:r>
-              <w:rPr>
-                <w:rFonts w:ascii="Aptos" w:eastAsia="Times New Roman" w:hAnsi="Aptos"/>
-                <w:b/>
-                <w:bCs/>
-                <w:color w:val="000000"/>
-                <w:sz w:val="20"/>
-                <w:szCs w:val="20"/>
-              </w:rPr>
-              <w:t>g</w:t>
-            </w:r>
-            <w:r>
-              <w:rPr>
-                <w:rFonts w:ascii="Aptos" w:eastAsia="Times New Roman" w:hAnsi="Aptos"/>
-                <w:b/>
-                <w:bCs/>
-                <w:color w:val="000000"/>
-                <w:sz w:val="20"/>
-                <w:szCs w:val="20"/>
-              </w:rPr>
-              <w:t>:  Solution Choices</w:t>
+              <w:t>Problem 1g:  Solution Choices</w:t>
             </w:r>
           </w:p>
         </w:tc>
@@ -1830,6 +8236,14 @@
                 <w:szCs w:val="44"/>
               </w:rPr>
             </w:pPr>
+            <w:r>
+              <w:rPr>
+                <w:rFonts w:eastAsia="Times New Roman"/>
+                <w:sz w:val="44"/>
+                <w:szCs w:val="44"/>
+              </w:rPr>
+              <w:t>x</w:t>
+            </w:r>
           </w:p>
         </w:tc>
         <w:tc>
@@ -1992,14 +8406,7 @@
         <w:rPr>
           <w:rFonts w:ascii="Aptos" w:eastAsia="Times New Roman" w:hAnsi="Aptos" w:cstheme="minorHAnsi"/>
         </w:rPr>
-        <w:t xml:space="preserve"> sums of </w:t>
-      </w:r>
-      <w:r>
-        <w:rPr>
-          <w:rFonts w:ascii="Aptos" w:eastAsia="Times New Roman" w:hAnsi="Aptos" w:cstheme="minorHAnsi"/>
-        </w:rPr>
-        <w:lastRenderedPageBreak/>
-        <w:t>squares</w:t>
+        <w:t xml:space="preserve"> sums of squares</w:t>
       </w:r>
       <w:r>
         <w:rPr>
@@ -2085,7 +8492,6 @@
     </w:p>
     <w:p>
       <w:pPr>
-        <w:pStyle w:val="ListParagraph"/>
         <w:spacing w:after="0" w:line="240" w:lineRule="auto"/>
         <w:mirrorIndents/>
         <w:rPr>
@@ -2094,6 +8500,23 @@
           <w:szCs w:val="24"/>
         </w:rPr>
       </w:pPr>
+      <w:r>
+        <w:rPr>
+          <w:rFonts w:ascii="Aptos" w:eastAsia="Times New Roman" w:hAnsi="Aptos" w:cstheme="minorHAnsi"/>
+          <w:sz w:val="24"/>
+          <w:szCs w:val="24"/>
+        </w:rPr>
+        <w:t xml:space="preserve">No, the Effect Tests sums of squares cannot be used to apportion the model's explained variability because the regressors may explain overlapping variation in Price. Effect Tests measure the unique contribution of each variable after accounting for all other regressors. </w:t>
+      </w:r>
+      <w:r>
+        <w:rPr>
+          <w:rFonts w:ascii="Aptos" w:eastAsia="Times New Roman" w:hAnsi="Aptos" w:cstheme="minorHAnsi"/>
+          <w:sz w:val="24"/>
+          <w:szCs w:val="24"/>
+        </w:rPr>
+        <w:lastRenderedPageBreak/>
+        <w:t>Sequential sums of squares can be used to partition the explained variability, but the amounts depend on the order in which variables enter the model.</w:t>
+      </w:r>
     </w:p>
     <w:p>
       <w:pPr>
@@ -2694,7 +9117,7 @@
         </w:rPr>
         <w:lastRenderedPageBreak/>
         <w:drawing>
-          <wp:inline distT="0" distB="0" distL="0" distR="0" wp14:anchorId="69F96606" wp14:editId="3057B972">
+          <wp:inline distT="0" distB="0" distL="0" distR="0" wp14:anchorId="69F96606" wp14:editId="519F388D">
             <wp:extent cx="6148903" cy="3265714"/>
             <wp:effectExtent l="19050" t="19050" r="23495" b="11430"/>
             <wp:docPr id="135341785" name="Picture 1" descr="Press R squared and Sequential Sums of Squares plotted against different models."/>
@@ -2866,6 +9289,14 @@
           <w:szCs w:val="24"/>
         </w:rPr>
       </w:pPr>
+      <w:r>
+        <w:rPr>
+          <w:rFonts w:ascii="Aptos" w:eastAsia="Times New Roman" w:hAnsi="Aptos" w:cstheme="minorHAnsi"/>
+          <w:sz w:val="24"/>
+          <w:szCs w:val="24"/>
+        </w:rPr>
+        <w:t>The Sequential Sums of Squares show how much additional variation each regressor explains as it enters the model. PRESS R² shows how the model's predictive ability changes as additional regressors are included. Together, they show whether adding a variable improves the model's explanatory power and predictive performance.</w:t>
+      </w:r>
     </w:p>
     <w:p>
       <w:pPr>
@@ -2977,7 +9408,6 @@
     </w:p>
     <w:p>
       <w:pPr>
-        <w:pStyle w:val="ListParagraph"/>
         <w:shd w:val="clear" w:color="auto" w:fill="FFFFFF"/>
         <w:spacing w:after="0" w:line="240" w:lineRule="auto"/>
         <w:mirrorIndents/>
@@ -2988,6 +9418,45 @@
           <w:szCs w:val="24"/>
         </w:rPr>
       </w:pPr>
+    </w:p>
+    <w:p>
+      <w:pPr>
+        <w:shd w:val="clear" w:color="auto" w:fill="FFFFFF"/>
+        <w:spacing w:after="0" w:line="240" w:lineRule="auto"/>
+        <w:mirrorIndents/>
+        <w:textAlignment w:val="baseline"/>
+        <w:rPr>
+          <w:rFonts w:ascii="Aptos" w:eastAsia="Times New Roman" w:hAnsi="Aptos" w:cstheme="minorHAnsi"/>
+          <w:sz w:val="24"/>
+          <w:szCs w:val="24"/>
+        </w:rPr>
+      </w:pPr>
+      <w:r>
+        <w:rPr>
+          <w:rFonts w:ascii="Aptos" w:eastAsia="Times New Roman" w:hAnsi="Aptos" w:cstheme="minorHAnsi"/>
+          <w:sz w:val="24"/>
+          <w:szCs w:val="24"/>
+        </w:rPr>
+        <w:t xml:space="preserve">A four-variable model consisting of Bedrooms, Bathrooms, Grade, and </w:t>
+      </w:r>
+      <w:proofErr w:type="spellStart"/>
+      <w:r>
+        <w:rPr>
+          <w:rFonts w:ascii="Aptos" w:eastAsia="Times New Roman" w:hAnsi="Aptos" w:cstheme="minorHAnsi"/>
+          <w:sz w:val="24"/>
+          <w:szCs w:val="24"/>
+        </w:rPr>
+        <w:t>Sqft_living</w:t>
+      </w:r>
+      <w:proofErr w:type="spellEnd"/>
+      <w:r>
+        <w:rPr>
+          <w:rFonts w:ascii="Aptos" w:eastAsia="Times New Roman" w:hAnsi="Aptos" w:cstheme="minorHAnsi"/>
+          <w:sz w:val="24"/>
+          <w:szCs w:val="24"/>
+        </w:rPr>
+        <w:t xml:space="preserve"> would be a good choice for predicting house prices. These variables have the largest scaled Sequential Sums of Squares, indicating that they explain the greatest additional variation in Price when entered in the order shown. The remaining variables contribute relatively little additional explanatory power.</w:t>
+      </w:r>
     </w:p>
     <w:p>
       <w:pPr>
